--- a/Kudimov_VKR.docx
+++ b/Kudimov_VKR.docx
@@ -189,14 +189,14 @@
         <w:rPr>
           <w:lang w:val="ru-RU"/>
         </w:rPr>
-        <w:t xml:space="preserve">), отвечающий за точное определение моментов взятия отсчётов на выходе согласованного фильтра. От качества работы этого блока напрямую зависят основные характеристики системы связи: вероятность ошибки на бит, скорость захвата синхронизации, устойчивость к частотным сдвигам и динамика отслеживания </w:t>
+        <w:t xml:space="preserve">), отвечающий за точное определение моментов взятия отсчётов на выходе согласованного фильтра. От качества работы этого блока напрямую зависят основные характеристики системы связи: вероятность ошибки на бит, скорость захвата синхронизации, устойчивость к частотным сдвигам и динамика отслеживания изменений канала. </w:t>
       </w:r>
       <w:r>
         <w:rPr>
           <w:lang w:val="ru-RU"/>
         </w:rPr>
         <w:lastRenderedPageBreak/>
-        <w:t>изменений канала. Даже небольшая ошибка временной синхронизации (порядка 5 % длительности символа) приводит к ухудшению отношения сигнал/шум на 1 дБ и более, а критическая ошибка в половину длительности символа делает корректное восстановление данных в принципе невозможным.</w:t>
+        <w:t>Даже небольшая ошибка временной синхронизации (порядка 5 % длительности символа) приводит к ухудшению отношения сигнал/шум на 1 дБ и более, а критическая ошибка в половину длительности символа делает корректное восстановление данных в принципе невозможным.</w:t>
       </w:r>
     </w:p>
     <w:p>
@@ -424,14 +424,14 @@
         <w:rPr>
           <w:lang w:val="ru-RU"/>
         </w:rPr>
-        <w:t xml:space="preserve">-кода и </w:t>
+        <w:t xml:space="preserve">-кода и проверенного в натурных </w:t>
       </w:r>
       <w:r>
         <w:rPr>
           <w:lang w:val="ru-RU"/>
         </w:rPr>
         <w:lastRenderedPageBreak/>
-        <w:t>проверенного в натурных условиях, представляет собой актуальную научно-техническую задачу, имеющую как теоретическое, так и прикладное значение.</w:t>
+        <w:t>условиях, представляет собой актуальную научно-техническую задачу, имеющую как теоретическое, так и прикладное значение.</w:t>
       </w:r>
     </w:p>
     <w:p>
@@ -687,21 +687,7 @@
         <w:rPr>
           <w:lang w:val="ru-RU"/>
         </w:rPr>
-        <w:t xml:space="preserve">), методов цифровой интерполяции (линейная, кубическая, полиномиальная Лагранжа, структура </w:t>
-      </w:r>
-      <w:proofErr w:type="spellStart"/>
-      <w:r>
-        <w:rPr>
-          <w:lang w:val="ru-RU"/>
-        </w:rPr>
-        <w:t>Фарроу</w:t>
-      </w:r>
-      <w:proofErr w:type="spellEnd"/>
-      <w:r>
-        <w:rPr>
-          <w:lang w:val="ru-RU"/>
-        </w:rPr>
-        <w:t>) и архитектур петель синхронизации, обосновать выбор алгоритма и архитектуры для реализации на ПЛИС.</w:t>
+        <w:t>), методов цифровой интерполяции (линейная, кубическая, полиномиальная Лагранжа, структура Фарроу) и архитектур петель синхронизации, обосновать выбор алгоритма и архитектуры для реализации на ПЛИС.</w:t>
       </w:r>
     </w:p>
     <w:p>
@@ -915,21 +901,7 @@
         <w:rPr>
           <w:lang w:val="ru-RU"/>
         </w:rPr>
-        <w:t xml:space="preserve"> </w:t>
-      </w:r>
-      <w:proofErr w:type="spellStart"/>
-      <w:r>
-        <w:rPr>
-          <w:lang w:val="ru-RU"/>
-        </w:rPr>
-        <w:t>тестбенче</w:t>
-      </w:r>
-      <w:proofErr w:type="spellEnd"/>
-      <w:r>
-        <w:rPr>
-          <w:lang w:val="ru-RU"/>
-        </w:rPr>
-        <w:t xml:space="preserve"> с эталонной </w:t>
+        <w:t xml:space="preserve"> тестбенче с эталонной </w:t>
       </w:r>
       <w:r>
         <w:t>Simulink</w:t>
@@ -1373,21 +1345,7 @@
         <w:rPr>
           <w:lang w:val="ru-RU"/>
         </w:rPr>
-        <w:t xml:space="preserve"> + кубический интерполятор </w:t>
-      </w:r>
-      <w:proofErr w:type="spellStart"/>
-      <w:r>
-        <w:rPr>
-          <w:lang w:val="ru-RU"/>
-        </w:rPr>
-        <w:t>Фарроу</w:t>
-      </w:r>
-      <w:proofErr w:type="spellEnd"/>
-      <w:r>
-        <w:rPr>
-          <w:lang w:val="ru-RU"/>
-        </w:rPr>
-        <w:t xml:space="preserve"> + </w:t>
+        <w:t xml:space="preserve"> + кубический интерполятор Фарроу + </w:t>
       </w:r>
       <w:r>
         <w:t>PI</w:t>
@@ -1966,21 +1924,7 @@
         <w:rPr>
           <w:lang w:val="ru-RU"/>
         </w:rPr>
-        <w:t xml:space="preserve">Потеря ортогональности </w:t>
-      </w:r>
-      <w:proofErr w:type="spellStart"/>
-      <w:r>
-        <w:rPr>
-          <w:lang w:val="ru-RU"/>
-        </w:rPr>
-        <w:t>поднесущих</w:t>
-      </w:r>
-      <w:proofErr w:type="spellEnd"/>
-      <w:r>
-        <w:rPr>
-          <w:lang w:val="ru-RU"/>
-        </w:rPr>
-        <w:t xml:space="preserve"> в </w:t>
+        <w:t xml:space="preserve">Потеря ортогональности поднесущих в </w:t>
       </w:r>
       <w:r>
         <w:t>OFDM</w:t>
@@ -2072,21 +2016,7 @@
         <w:rPr>
           <w:lang w:val="ru-RU"/>
         </w:rPr>
-        <w:t xml:space="preserve"> вырождается к 0,5, то есть передача данных полностью теряет смысл. Помимо этого, исследование переходных процессов в петле ФАПЧ показывает, что изменение входной частоты всего на 5 % от частоты покоя петли может увеличить время захвата почти в четыре раза. </w:t>
-      </w:r>
-      <w:proofErr w:type="spellStart"/>
-      <w:r>
-        <w:rPr>
-          <w:lang w:val="ru-RU"/>
-        </w:rPr>
-        <w:t>Нескомпенсированные</w:t>
-      </w:r>
-      <w:proofErr w:type="spellEnd"/>
-      <w:r>
-        <w:rPr>
-          <w:lang w:val="ru-RU"/>
-        </w:rPr>
-        <w:t xml:space="preserve"> частотные смещения порядка 10–20 % от символьной скорости вызывают критическую межсимвольную интерференцию даже при идеально работающем демодуляторе.</w:t>
+        <w:t xml:space="preserve"> вырождается к 0,5, то есть передача данных полностью теряет смысл. Помимо этого, исследование переходных процессов в петле ФАПЧ показывает, что изменение входной частоты всего на 5 % от частоты покоя петли может увеличить время захвата почти в четыре раза. Нескомпенсированные частотные смещения порядка 10–20 % от символьной скорости вызывают критическую межсимвольную интерференцию даже при идеально работающем демодуляторе.</w:t>
       </w:r>
     </w:p>
     <w:p>
@@ -2146,21 +2076,7 @@
         <w:rPr>
           <w:lang w:val="ru-RU"/>
         </w:rPr>
-        <w:t xml:space="preserve">) располагается в тракте цифровой обработки сигнала после согласованного фильтра и непосредственно перед решающим устройством. В архитектурах, использующих цифровую интерполяцию, этот блок управляет </w:t>
-      </w:r>
-      <w:proofErr w:type="spellStart"/>
-      <w:r>
-        <w:rPr>
-          <w:lang w:val="ru-RU"/>
-        </w:rPr>
-        <w:t>передискретизацией</w:t>
-      </w:r>
-      <w:proofErr w:type="spellEnd"/>
-      <w:r>
-        <w:rPr>
-          <w:lang w:val="ru-RU"/>
-        </w:rPr>
-        <w:t xml:space="preserve"> сигнала так, чтобы выбрать значения сигнала в моменты максимального раскрытия глазковой диаграммы [1, 434].</w:t>
+        <w:t>) располагается в тракте цифровой обработки сигнала после согласованного фильтра и непосредственно перед решающим устройством. В архитектурах, использующих цифровую интерполяцию, этот блок управляет передискретизацией сигнала так, чтобы выбрать значения сигнала в моменты максимального раскрытия глазковой диаграммы [1, 434].</w:t>
       </w:r>
     </w:p>
     <w:p>
@@ -2748,21 +2664,7 @@
         <w:rPr>
           <w:lang w:val="ru-RU"/>
         </w:rPr>
-        <w:t xml:space="preserve">Алгоритм Гарднера, предложенный в 1986 году [2], является одним из наиболее широко используемых методов </w:t>
-      </w:r>
-      <w:proofErr w:type="spellStart"/>
-      <w:r>
-        <w:rPr>
-          <w:lang w:val="ru-RU"/>
-        </w:rPr>
-        <w:t>недирективной</w:t>
-      </w:r>
-      <w:proofErr w:type="spellEnd"/>
-      <w:r>
-        <w:rPr>
-          <w:lang w:val="ru-RU"/>
-        </w:rPr>
-        <w:t xml:space="preserve"> (</w:t>
+        <w:t>Алгоритм Гарднера, предложенный в 1986 году [2], является одним из наиболее широко используемых методов недирективной (</w:t>
       </w:r>
       <w:r>
         <w:t>Non</w:t>
@@ -2834,23 +2736,7 @@
     </w:p>
     <w:p>
       <w:r>
-        <w:t xml:space="preserve">e(k) = </w:t>
-      </w:r>
-      <w:proofErr w:type="spellStart"/>
-      <w:r>
-        <w:t>y_</w:t>
-      </w:r>
-      <w:proofErr w:type="gramStart"/>
-      <w:r>
-        <w:t>I</w:t>
-      </w:r>
-      <w:proofErr w:type="spellEnd"/>
-      <w:r>
-        <w:t>[</w:t>
-      </w:r>
-      <w:proofErr w:type="gramEnd"/>
-      <w:r>
-        <w:t>k − 1/2] · (y_I[k − 1] − y_I[k]) + y_Q[k − 1/2] · (y_Q[k − 1] − y_Q[k]),</w:t>
+        <w:t>e(k) = y_I[k − 1/2] · (y_I[k − 1] − y_I[k]) + y_Q[k − 1/2] · (y_Q[k − 1] − y_Q[k]),</w:t>
       </w:r>
     </w:p>
     <w:p>
@@ -2937,7 +2823,6 @@
         </w:rPr>
         <w:t>_</w:t>
       </w:r>
-      <w:proofErr w:type="gramStart"/>
       <w:r>
         <w:t>I</w:t>
       </w:r>
@@ -2947,7 +2832,6 @@
         </w:rPr>
         <w:t>[</w:t>
       </w:r>
-      <w:proofErr w:type="gramEnd"/>
       <w:r>
         <w:t>k</w:t>
       </w:r>
@@ -3040,21 +2924,7 @@
         <w:rPr>
           <w:lang w:val="ru-RU"/>
         </w:rPr>
-        <w:t>-</w:t>
-      </w:r>
-      <w:proofErr w:type="spellStart"/>
-      <w:r>
-        <w:rPr>
-          <w:lang w:val="ru-RU"/>
-        </w:rPr>
-        <w:t>арной</w:t>
-      </w:r>
-      <w:proofErr w:type="spellEnd"/>
-      <w:r>
-        <w:rPr>
-          <w:lang w:val="ru-RU"/>
-        </w:rPr>
-        <w:t xml:space="preserve"> </w:t>
+        <w:t xml:space="preserve">-арной </w:t>
       </w:r>
       <w:r>
         <w:t>PAM</w:t>
@@ -3113,7 +2983,6 @@
         </w:rPr>
       </w:pPr>
       <w:r>
-        <w:lastRenderedPageBreak/>
         <w:t>S</w:t>
       </w:r>
       <w:r>
@@ -3143,6 +3012,7 @@
     </w:p>
     <w:p>
       <w:r>
+        <w:lastRenderedPageBreak/>
         <w:t>g(τₑ) = (4·K²·E_avg / T_s) · C(α) · sin(2π·τₑ/T_s),</w:t>
       </w:r>
     </w:p>
@@ -3347,21 +3217,7 @@
         <w:rPr>
           <w:lang w:val="ru-RU"/>
         </w:rPr>
-        <w:t xml:space="preserve">), предложенный в 1976 году [3], представляет собой классический </w:t>
-      </w:r>
-      <w:proofErr w:type="spellStart"/>
-      <w:r>
-        <w:rPr>
-          <w:lang w:val="ru-RU"/>
-        </w:rPr>
-        <w:t>децизионно</w:t>
-      </w:r>
-      <w:proofErr w:type="spellEnd"/>
-      <w:r>
-        <w:rPr>
-          <w:lang w:val="ru-RU"/>
-        </w:rPr>
-        <w:t>-направленный (</w:t>
+        <w:t>), предложенный в 1976 году [3], представляет собой классический децизионно-направленный (</w:t>
       </w:r>
       <w:r>
         <w:t>Decision</w:t>
@@ -3442,15 +3298,7 @@
     </w:p>
     <w:p>
       <w:r>
-        <w:t xml:space="preserve">e(k) = </w:t>
-      </w:r>
-      <w:proofErr w:type="gramStart"/>
-      <w:r>
-        <w:t>a(</w:t>
-      </w:r>
-      <w:proofErr w:type="gramEnd"/>
-      <w:r>
-        <w:t>k − 1)·x(k·T_s + τ̂) − a(k)·x((k − 1)·T_s + τ̂).</w:t>
+        <w:t>e(k) = a(k − 1)·x(k·T_s + τ̂) − a(k)·x((k − 1)·T_s + τ̂).</w:t>
       </w:r>
     </w:p>
     <w:p>
@@ -3495,23 +3343,7 @@
     </w:p>
     <w:p>
       <w:r>
-        <w:t xml:space="preserve">e(k) = </w:t>
-      </w:r>
-      <w:proofErr w:type="gramStart"/>
-      <w:r>
-        <w:t>â(</w:t>
-      </w:r>
-      <w:proofErr w:type="gramEnd"/>
-      <w:r>
-        <w:t>k − 1)·x(</w:t>
-      </w:r>
-      <w:proofErr w:type="spellStart"/>
-      <w:r>
-        <w:t>k·T_s</w:t>
-      </w:r>
-      <w:proofErr w:type="spellEnd"/>
-      <w:r>
-        <w:t xml:space="preserve"> + τ̂) − â(k)·x((k − 1)·T_s + τ̂).</w:t>
+        <w:t>e(k) = â(k − 1)·x(k·T_s + τ̂) − â(k)·x((k − 1)·T_s + τ̂).</w:t>
       </w:r>
     </w:p>
     <w:p>
@@ -3524,17 +3356,23 @@
         <w:rPr>
           <w:lang w:val="ru-RU"/>
         </w:rPr>
+        <w:t xml:space="preserve">Главной отличительной особенностью </w:t>
+      </w:r>
+      <w:r>
+        <w:t>MMTED</w:t>
+      </w:r>
+      <w:r>
+        <w:rPr>
+          <w:lang w:val="ru-RU"/>
+        </w:rPr>
+        <w:t xml:space="preserve"> является работа на символьной скорости — алгоритму требуется ровно один отсчёт на символ [1, 459]. Это минимально возможная частота дискретизации для работы петли </w:t>
+      </w:r>
+      <w:r>
+        <w:rPr>
+          <w:lang w:val="ru-RU"/>
+        </w:rPr>
         <w:lastRenderedPageBreak/>
-        <w:t xml:space="preserve">Главной отличительной особенностью </w:t>
-      </w:r>
-      <w:r>
-        <w:t>MMTED</w:t>
-      </w:r>
-      <w:r>
-        <w:rPr>
-          <w:lang w:val="ru-RU"/>
-        </w:rPr>
-        <w:t xml:space="preserve"> является работа на символьной скорости — алгоритму требуется ровно один отсчёт на символ [1, 459]. Это минимально возможная частота дискретизации для работы петли синхронизации, что делает его привлекательным для систем с жёсткими ограничениями по вычислительным ресурсам.</w:t>
+        <w:t>синхронизации, что делает его привлекательным для систем с жёсткими ограничениями по вычислительным ресурсам.</w:t>
       </w:r>
     </w:p>
     <w:p>
@@ -3606,19 +3444,11 @@
       <w:r>
         <w:t>s</w:t>
       </w:r>
-      <w:proofErr w:type="gramStart"/>
-      <w:r>
-        <w:rPr>
-          <w:lang w:val="ru-RU"/>
-        </w:rPr>
-        <w:t>| &gt;</w:t>
-      </w:r>
-      <w:proofErr w:type="gramEnd"/>
-      <w:r>
-        <w:rPr>
-          <w:lang w:val="ru-RU"/>
-        </w:rPr>
-        <w:t xml:space="preserve"> 0,35 начинают возникать ошибки решений и </w:t>
+      <w:r>
+        <w:rPr>
+          <w:lang w:val="ru-RU"/>
+        </w:rPr>
+        <w:t xml:space="preserve">| &gt; 0,35 начинают возникать ошибки решений и </w:t>
       </w:r>
       <w:r>
         <w:t>S</w:t>
@@ -3748,11 +3578,9 @@
         </w:rPr>
         <w:t xml:space="preserve"> сравнивает значения сигнала в двух точках, отстоящих от предполагаемого центра на ±</w:t>
       </w:r>
-      <w:proofErr w:type="spellStart"/>
       <w:r>
         <w:t>εT</w:t>
       </w:r>
-      <w:proofErr w:type="spellEnd"/>
       <w:r>
         <w:rPr>
           <w:lang w:val="ru-RU"/>
@@ -3779,42 +3607,12 @@
         <w:rPr>
           <w:lang w:val="ru-RU"/>
         </w:rPr>
-        <w:t xml:space="preserve">В </w:t>
-      </w:r>
-      <w:proofErr w:type="spellStart"/>
-      <w:r>
-        <w:rPr>
-          <w:lang w:val="ru-RU"/>
-        </w:rPr>
-        <w:t>декизионно</w:t>
-      </w:r>
-      <w:proofErr w:type="spellEnd"/>
-      <w:r>
-        <w:rPr>
-          <w:lang w:val="ru-RU"/>
-        </w:rPr>
-        <w:t>-направленном варианте сигнал ошибки имеет вид:</w:t>
+        <w:t>В декизионно-направленном варианте сигнал ошибки имеет вид:</w:t>
       </w:r>
     </w:p>
     <w:p>
       <w:r>
-        <w:t>e(k) = â(k)</w:t>
-      </w:r>
-      <w:proofErr w:type="gramStart"/>
-      <w:r>
-        <w:t>·[</w:t>
-      </w:r>
-      <w:proofErr w:type="gramEnd"/>
-      <w:r>
-        <w:t>x(</w:t>
-      </w:r>
-      <w:proofErr w:type="spellStart"/>
-      <w:r>
-        <w:t>k·T_s</w:t>
-      </w:r>
-      <w:proofErr w:type="spellEnd"/>
-      <w:r>
-        <w:t xml:space="preserve"> + τ̂ + ε·T_s) − x(k·T_s + τ̂ − ε·T_s)],</w:t>
+        <w:t>e(k) = â(k)·[x(k·T_s + τ̂ + ε·T_s) − x(k·T_s + τ̂ − ε·T_s)],</w:t>
       </w:r>
     </w:p>
     <w:p>
@@ -3832,20 +3630,7 @@
     </w:p>
     <w:p>
       <w:r>
-        <w:t>e(k) = |</w:t>
-      </w:r>
-      <w:proofErr w:type="gramStart"/>
-      <w:r>
-        <w:t>x(</w:t>
-      </w:r>
-      <w:proofErr w:type="spellStart"/>
-      <w:proofErr w:type="gramEnd"/>
-      <w:r>
-        <w:t>k·T_s</w:t>
-      </w:r>
-      <w:proofErr w:type="spellEnd"/>
-      <w:r>
-        <w:t xml:space="preserve"> + τ̂ + ε·T_s)| − |x(k·T_s + τ̂ − ε·T_s)|,</w:t>
+        <w:t>e(k) = |x(k·T_s + τ̂ + ε·T_s)| − |x(k·T_s + τ̂ − ε·T_s)|,</w:t>
       </w:r>
     </w:p>
     <w:p>
@@ -3858,53 +3643,59 @@
         <w:rPr>
           <w:lang w:val="ru-RU"/>
         </w:rPr>
+        <w:t xml:space="preserve">где </w:t>
+      </w:r>
+      <w:r>
+        <w:t>ε</w:t>
+      </w:r>
+      <w:r>
+        <w:rPr>
+          <w:lang w:val="ru-RU"/>
+        </w:rPr>
+        <w:t xml:space="preserve"> обычно выбирается равным 1/4 или 1/2 длительности символа. </w:t>
+      </w:r>
+      <w:r>
+        <w:t>ELTED</w:t>
+      </w:r>
+      <w:r>
+        <w:rPr>
+          <w:lang w:val="ru-RU"/>
+        </w:rPr>
+        <w:t xml:space="preserve"> исторически широко применялся в простых замкнутых петлях синхронизации для модуляций </w:t>
+      </w:r>
+      <w:r>
+        <w:t>PAM</w:t>
+      </w:r>
+      <w:r>
+        <w:rPr>
+          <w:lang w:val="ru-RU"/>
+        </w:rPr>
+        <w:t xml:space="preserve">, </w:t>
+      </w:r>
+      <w:r>
+        <w:t>QPSK</w:t>
+      </w:r>
+      <w:r>
+        <w:rPr>
+          <w:lang w:val="ru-RU"/>
+        </w:rPr>
+        <w:t xml:space="preserve"> и </w:t>
+      </w:r>
+      <w:r>
+        <w:t>QAM</w:t>
+      </w:r>
+      <w:r>
+        <w:rPr>
+          <w:lang w:val="ru-RU"/>
+        </w:rPr>
+        <w:t xml:space="preserve"> [1, 443]. Его основные достоинства — крайняя простота реализации и отсутствие необходимости использовать </w:t>
+      </w:r>
+      <w:r>
+        <w:rPr>
+          <w:lang w:val="ru-RU"/>
+        </w:rPr>
         <w:lastRenderedPageBreak/>
-        <w:t xml:space="preserve">где </w:t>
-      </w:r>
-      <w:r>
-        <w:t>ε</w:t>
-      </w:r>
-      <w:r>
-        <w:rPr>
-          <w:lang w:val="ru-RU"/>
-        </w:rPr>
-        <w:t xml:space="preserve"> обычно выбирается равным 1/4 или 1/2 длительности символа. </w:t>
-      </w:r>
-      <w:r>
-        <w:t>ELTED</w:t>
-      </w:r>
-      <w:r>
-        <w:rPr>
-          <w:lang w:val="ru-RU"/>
-        </w:rPr>
-        <w:t xml:space="preserve"> исторически широко применялся в простых замкнутых петлях синхронизации для модуляций </w:t>
-      </w:r>
-      <w:r>
-        <w:t>PAM</w:t>
-      </w:r>
-      <w:r>
-        <w:rPr>
-          <w:lang w:val="ru-RU"/>
-        </w:rPr>
-        <w:t xml:space="preserve">, </w:t>
-      </w:r>
-      <w:r>
-        <w:t>QPSK</w:t>
-      </w:r>
-      <w:r>
-        <w:rPr>
-          <w:lang w:val="ru-RU"/>
-        </w:rPr>
-        <w:t xml:space="preserve"> и </w:t>
-      </w:r>
-      <w:r>
-        <w:t>QAM</w:t>
-      </w:r>
-      <w:r>
-        <w:rPr>
-          <w:lang w:val="ru-RU"/>
-        </w:rPr>
-        <w:t xml:space="preserve"> [1, 443]. Его основные достоинства — крайняя простота реализации и отсутствие необходимости использовать вычислительно сложный фильтр-дифференциатор. Главный недостаток — высокий уровень собственного шума (</w:t>
+        <w:t>вычислительно сложный фильтр-дифференциатор. Главный недостаток — высокий уровень собственного шума (</w:t>
       </w:r>
       <w:r>
         <w:t>self</w:t>
@@ -4046,15 +3837,7 @@
     </w:p>
     <w:p>
       <w:r>
-        <w:t xml:space="preserve">e(k) = </w:t>
-      </w:r>
-      <w:proofErr w:type="gramStart"/>
-      <w:r>
-        <w:t>x(</w:t>
-      </w:r>
-      <w:proofErr w:type="gramEnd"/>
-      <w:r>
-        <w:t>(k − 1/2)·T_s + τ̂) · [â(k − 1) − â(k)].</w:t>
+        <w:t>e(k) = x((k − 1/2)·T_s + τ̂) · [â(k − 1) − â(k)].</w:t>
       </w:r>
     </w:p>
     <w:p>
@@ -4131,7 +3914,6 @@
           <w:rFonts w:ascii="Times New Roman" w:hAnsi="Times New Roman" w:cs="Times New Roman"/>
           <w:lang w:val="ru-RU"/>
         </w:rPr>
-        <w:lastRenderedPageBreak/>
         <w:t xml:space="preserve">1.3.5 </w:t>
       </w:r>
       <w:r>
@@ -4222,6 +4004,7 @@
         <w:t xml:space="preserve"> </w:t>
       </w:r>
       <w:r>
+        <w:lastRenderedPageBreak/>
         <w:t>ML</w:t>
       </w:r>
       <w:r>
@@ -4478,22 +4261,18 @@
         </w:rPr>
         <w:t xml:space="preserve">-оценки (например, известный алгоритм </w:t>
       </w:r>
-      <w:proofErr w:type="spellStart"/>
       <w:r>
         <w:t>Oerder</w:t>
       </w:r>
-      <w:proofErr w:type="spellEnd"/>
       <w:r>
         <w:rPr>
           <w:lang w:val="ru-RU"/>
         </w:rPr>
         <w:t>-</w:t>
       </w:r>
-      <w:proofErr w:type="spellStart"/>
       <w:r>
         <w:t>Meyr</w:t>
       </w:r>
-      <w:proofErr w:type="spellEnd"/>
       <w:r>
         <w:rPr>
           <w:lang w:val="ru-RU"/>
@@ -4514,7 +4293,6 @@
           <w:rFonts w:ascii="Times New Roman" w:hAnsi="Times New Roman" w:cs="Times New Roman"/>
           <w:lang w:val="ru-RU"/>
         </w:rPr>
-        <w:lastRenderedPageBreak/>
         <w:t xml:space="preserve">1.3.6 Сравнительный анализ алгоритмов </w:t>
       </w:r>
       <w:r>
@@ -4589,7 +4367,6 @@
               <w:ind w:firstLine="0"/>
               <w:jc w:val="center"/>
             </w:pPr>
-            <w:proofErr w:type="spellStart"/>
             <w:r>
               <w:rPr>
                 <w:b/>
@@ -4597,7 +4374,6 @@
               </w:rPr>
               <w:t>Критерий</w:t>
             </w:r>
-            <w:proofErr w:type="spellEnd"/>
           </w:p>
         </w:tc>
         <w:tc>
@@ -4690,6 +4466,7 @@
               <w:rPr>
                 <w:sz w:val="24"/>
               </w:rPr>
+              <w:lastRenderedPageBreak/>
               <w:t>Отсчётов на символ</w:t>
             </w:r>
           </w:p>
@@ -5402,14 +5179,7 @@
         <w:rPr>
           <w:lang w:val="ru-RU"/>
         </w:rPr>
-        <w:t xml:space="preserve"> страдает от высокого </w:t>
-      </w:r>
-      <w:r>
-        <w:rPr>
-          <w:lang w:val="ru-RU"/>
-        </w:rPr>
-        <w:lastRenderedPageBreak/>
-        <w:t xml:space="preserve">джиттера; </w:t>
+        <w:t xml:space="preserve"> страдает от высокого джиттера; </w:t>
       </w:r>
       <w:r>
         <w:t>Zero</w:t>
@@ -5436,21 +5206,7 @@
         <w:rPr>
           <w:lang w:val="ru-RU"/>
         </w:rPr>
-        <w:t xml:space="preserve">, но всё равно требует </w:t>
-      </w:r>
-      <w:proofErr w:type="spellStart"/>
-      <w:r>
-        <w:rPr>
-          <w:lang w:val="ru-RU"/>
-        </w:rPr>
-        <w:t>декизионно</w:t>
-      </w:r>
-      <w:proofErr w:type="spellEnd"/>
-      <w:r>
-        <w:rPr>
-          <w:lang w:val="ru-RU"/>
-        </w:rPr>
-        <w:t xml:space="preserve">-направленного режима. Поэтому в качестве базового алгоритма в данной работе выбран именно </w:t>
+        <w:t xml:space="preserve">, но всё равно требует декизионно-направленного режима. Поэтому в качестве базового алгоритма в данной работе выбран именно </w:t>
       </w:r>
       <w:r>
         <w:t>Gardner</w:t>
@@ -5484,6 +5240,7 @@
           <w:rFonts w:ascii="Times New Roman" w:hAnsi="Times New Roman" w:cs="Times New Roman"/>
           <w:lang w:val="ru-RU"/>
         </w:rPr>
+        <w:lastRenderedPageBreak/>
         <w:t>1.4 Структура петли символьной синхронизации</w:t>
       </w:r>
     </w:p>
@@ -5513,21 +5270,7 @@
         <w:rPr>
           <w:lang w:val="ru-RU"/>
         </w:rPr>
-        <w:t xml:space="preserve">В современных цифровых приёмниках с асинхронной дискретизацией (когда частота АЦП фиксирована и не подстраивается </w:t>
-      </w:r>
-      <w:proofErr w:type="gramStart"/>
-      <w:r>
-        <w:rPr>
-          <w:lang w:val="ru-RU"/>
-        </w:rPr>
-        <w:t>под передатчик</w:t>
-      </w:r>
-      <w:proofErr w:type="gramEnd"/>
-      <w:r>
-        <w:rPr>
-          <w:lang w:val="ru-RU"/>
-        </w:rPr>
-        <w:t>) символьная синхронизация реализуется в виде замкнутой петли дискретной фазовой автоподстройки (</w:t>
+        <w:t>В современных цифровых приёмниках с асинхронной дискретизацией (когда частота АЦП фиксирована и не подстраивается под передатчик) символьная синхронизация реализуется в виде замкнутой петли дискретной фазовой автоподстройки (</w:t>
       </w:r>
       <w:r>
         <w:t>Discrete</w:t>
@@ -5612,21 +5355,7 @@
         <w:rPr>
           <w:lang w:val="ru-RU"/>
         </w:rPr>
-        <w:t xml:space="preserve">Интерполятор является исполнительным элементом петли. Его задача — «переместить» отсчёты, взятые АЦП с фиксированной тактовой частотой, в оптимальные моменты времени, соответствующие центрам символов и границам между ними. Для расчёта каждого </w:t>
-      </w:r>
-      <w:proofErr w:type="spellStart"/>
-      <w:r>
-        <w:rPr>
-          <w:lang w:val="ru-RU"/>
-        </w:rPr>
-        <w:t>интерполянта</w:t>
-      </w:r>
-      <w:proofErr w:type="spellEnd"/>
-      <w:r>
-        <w:rPr>
-          <w:lang w:val="ru-RU"/>
-        </w:rPr>
-        <w:t xml:space="preserve"> блоку требуются исходные отсчёты сигнала, базовый индекс (целая часть задержки) и дробный интервал </w:t>
+        <w:t xml:space="preserve">Интерполятор является исполнительным элементом петли. Его задача — «переместить» отсчёты, взятые АЦП с фиксированной тактовой частотой, в оптимальные моменты времени, соответствующие центрам символов и границам между ними. Для расчёта каждого интерполянта блоку требуются исходные отсчёты сигнала, базовый индекс (целая часть задержки) и дробный интервал </w:t>
       </w:r>
       <w:r>
         <w:t>μ</w:t>
@@ -5691,14 +5420,7 @@
         <w:rPr>
           <w:lang w:val="ru-RU"/>
         </w:rPr>
-        <w:t xml:space="preserve">) </w:t>
-      </w:r>
-      <w:r>
-        <w:rPr>
-          <w:lang w:val="ru-RU"/>
-        </w:rPr>
-        <w:lastRenderedPageBreak/>
-        <w:t>фильтр второго порядка [1, 211; 8, 66], рассмотренный подробнее в подразделе 1.4.2.</w:t>
+        <w:t>) фильтр второго порядка [1, 211; 8, 66], рассмотренный подробнее в подразделе 1.4.2.</w:t>
       </w:r>
     </w:p>
     <w:p>
@@ -5729,7 +5451,14 @@
         <w:rPr>
           <w:lang w:val="ru-RU"/>
         </w:rPr>
-        <w:t>) и определяет, в какие именно моменты времени интерполятор должен формировать новые значения сигнала. Подробное описание его работы дано в подразделе 1.4.3.</w:t>
+        <w:t xml:space="preserve">) и определяет, в какие именно моменты времени </w:t>
+      </w:r>
+      <w:r>
+        <w:rPr>
+          <w:lang w:val="ru-RU"/>
+        </w:rPr>
+        <w:lastRenderedPageBreak/>
+        <w:t>интерполятор должен формировать новые значения сигнала. Подробное описание его работы дано в подразделе 1.4.3.</w:t>
       </w:r>
     </w:p>
     <w:p>
@@ -5965,23 +5694,14 @@
         </w:rPr>
         <w:t>_</w:t>
       </w:r>
-      <w:proofErr w:type="spellStart"/>
       <w:r>
         <w:t>i</w:t>
       </w:r>
-      <w:proofErr w:type="spellEnd"/>
-      <w:r>
-        <w:rPr>
-          <w:lang w:val="ru-RU"/>
-        </w:rPr>
-        <w:t xml:space="preserve">), обладая бесконечным усилением на </w:t>
-      </w:r>
-      <w:r>
-        <w:rPr>
-          <w:lang w:val="ru-RU"/>
-        </w:rPr>
-        <w:lastRenderedPageBreak/>
-        <w:t xml:space="preserve">постоянном токе, позволяет петле иметь нулевую установившуюся ошибку при наличии постоянного частотного смещения [1, 723]. Сочетание </w:t>
+      <w:r>
+        <w:rPr>
+          <w:lang w:val="ru-RU"/>
+        </w:rPr>
+        <w:t xml:space="preserve">), обладая бесконечным усилением на постоянном токе, позволяет петле иметь нулевую установившуюся ошибку при наличии постоянного частотного смещения [1, 723]. Сочетание </w:t>
       </w:r>
       <w:r>
         <w:t>PI</w:t>
@@ -6012,6 +5732,7 @@
         <w:rPr>
           <w:lang w:val="ru-RU"/>
         </w:rPr>
+        <w:lastRenderedPageBreak/>
         <w:t xml:space="preserve">Коэффициенты </w:t>
       </w:r>
       <w:r>
@@ -6619,14 +6340,12 @@
       <w:r>
         <w:t>ζ</w:t>
       </w:r>
-      <w:proofErr w:type="gramStart"/>
       <w:r>
         <w:rPr>
           <w:lang w:val="ru-RU"/>
         </w:rPr>
         <w:t>/(</w:t>
       </w:r>
-      <w:proofErr w:type="gramEnd"/>
       <w:r>
         <w:t>ζ</w:t>
       </w:r>
@@ -6713,16 +6432,8 @@
         <w:rPr>
           <w:lang w:val="ru-RU"/>
         </w:rPr>
-        <w:t>_2 ≈ 4</w:t>
-      </w:r>
-      <w:proofErr w:type="gramStart"/>
-      <w:r>
-        <w:rPr>
-          <w:lang w:val="ru-RU"/>
-        </w:rPr>
-        <w:t>/(</w:t>
-      </w:r>
-      <w:proofErr w:type="gramEnd"/>
+        <w:t>_2 ≈ 4/(</w:t>
+      </w:r>
       <w:r>
         <w:t>ζ</w:t>
       </w:r>
@@ -6797,14 +6508,7 @@
         <w:rPr>
           <w:lang w:val="ru-RU"/>
         </w:rPr>
-        <w:t xml:space="preserve"> пропорционален уровню сигнала, для стабильной работы петли (чтобы её эффективная полоса не «плавала» при изменении мощности входного сигнала) перед блоком символьной синхронизации обязательно </w:t>
-      </w:r>
-      <w:r>
-        <w:rPr>
-          <w:lang w:val="ru-RU"/>
-        </w:rPr>
-        <w:lastRenderedPageBreak/>
-        <w:t>должно располагаться устройство автоматической регулировки усиления (АРУ) [1, 376; 8, 509].</w:t>
+        <w:t xml:space="preserve"> пропорционален уровню сигнала, для стабильной работы петли (чтобы её эффективная полоса не «плавала» при изменении мощности входного сигнала) перед блоком символьной синхронизации обязательно должно располагаться устройство автоматической регулировки усиления (АРУ) [1, 376; 8, 509].</w:t>
       </w:r>
     </w:p>
     <w:p>
@@ -6820,6 +6524,7 @@
           <w:rFonts w:ascii="Times New Roman" w:hAnsi="Times New Roman" w:cs="Times New Roman"/>
           <w:lang w:val="ru-RU"/>
         </w:rPr>
+        <w:lastRenderedPageBreak/>
         <w:t xml:space="preserve">1.4.3 </w:t>
       </w:r>
       <w:r>
@@ -7039,21 +6744,7 @@
         <w:rPr>
           <w:lang w:val="ru-RU"/>
         </w:rPr>
-        <w:t xml:space="preserve">), формируется </w:t>
-      </w:r>
-      <w:proofErr w:type="spellStart"/>
-      <w:r>
-        <w:rPr>
-          <w:lang w:val="ru-RU"/>
-        </w:rPr>
-        <w:t>стробирующий</w:t>
-      </w:r>
-      <w:proofErr w:type="spellEnd"/>
-      <w:r>
-        <w:rPr>
-          <w:lang w:val="ru-RU"/>
-        </w:rPr>
-        <w:t xml:space="preserve"> сигнал, указывающий интерполятору и </w:t>
+        <w:t xml:space="preserve">), формируется стробирующий сигнал, указывающий интерполятору и </w:t>
       </w:r>
       <w:r>
         <w:t>TED</w:t>
@@ -7266,21 +6957,7 @@
         <w:rPr>
           <w:lang w:val="ru-RU"/>
         </w:rPr>
-        <w:t xml:space="preserve"> непосредственно перед переполнением [1, 476; 8, 66]. Это значение передаётся в фильтр интерполяции (например, в структуру </w:t>
-      </w:r>
-      <w:proofErr w:type="spellStart"/>
-      <w:r>
-        <w:rPr>
-          <w:lang w:val="ru-RU"/>
-        </w:rPr>
-        <w:t>Фарроу</w:t>
-      </w:r>
-      <w:proofErr w:type="spellEnd"/>
-      <w:r>
-        <w:rPr>
-          <w:lang w:val="ru-RU"/>
-        </w:rPr>
-        <w:t>) для расчёта точного значения сигнала [1, 470; 7, 394].</w:t>
+        <w:t xml:space="preserve"> непосредственно перед переполнением [1, 476; 8, 66]. Это значение передаётся в фильтр интерполяции (например, в структуру Фарроу) для расчёта точного значения сигнала [1, 470; 7, 394].</w:t>
       </w:r>
     </w:p>
     <w:p>
@@ -7293,44 +6970,68 @@
         <w:rPr>
           <w:lang w:val="ru-RU"/>
         </w:rPr>
+        <w:t xml:space="preserve">Логика работы такой схемы устроена так, что в среднем переполнение происходит каждые </w:t>
+      </w:r>
+      <w:r>
+        <w:t>N</w:t>
+      </w:r>
+      <w:r>
+        <w:rPr>
+          <w:lang w:val="ru-RU"/>
+        </w:rPr>
+        <w:t xml:space="preserve"> отсчётов АЦП. </w:t>
+      </w:r>
+      <w:r>
+        <w:t>TED</w:t>
+      </w:r>
+      <w:r>
+        <w:rPr>
+          <w:lang w:val="ru-RU"/>
+        </w:rPr>
+        <w:t xml:space="preserve"> выдаёт ошибку, которая через петлевой фильтр подстраивает значение </w:t>
+      </w:r>
+      <w:r>
+        <w:t>W</w:t>
+      </w:r>
+      <w:r>
+        <w:rPr>
+          <w:lang w:val="ru-RU"/>
+        </w:rPr>
+        <w:t xml:space="preserve">: если приёмник «спешит», </w:t>
+      </w:r>
+      <w:r>
+        <w:t>W</w:t>
+      </w:r>
+      <w:r>
+        <w:rPr>
+          <w:lang w:val="ru-RU"/>
+        </w:rPr>
+        <w:t xml:space="preserve"> уменьшается, замедляя счёт </w:t>
+      </w:r>
+      <w:r>
+        <w:t>NCO</w:t>
+      </w:r>
+      <w:r>
+        <w:rPr>
+          <w:lang w:val="ru-RU"/>
+        </w:rPr>
+        <w:t xml:space="preserve">; если «отстаёт» — </w:t>
+      </w:r>
+      <w:r>
+        <w:t>W</w:t>
+      </w:r>
+      <w:r>
+        <w:rPr>
+          <w:lang w:val="ru-RU"/>
+        </w:rPr>
+        <w:t xml:space="preserve"> увеличивается. Из-за </w:t>
+      </w:r>
+      <w:r>
+        <w:rPr>
+          <w:lang w:val="ru-RU"/>
+        </w:rPr>
         <w:lastRenderedPageBreak/>
-        <w:t xml:space="preserve">Логика работы такой схемы устроена так, что в среднем переполнение происходит каждые </w:t>
-      </w:r>
-      <w:r>
-        <w:t>N</w:t>
-      </w:r>
-      <w:r>
-        <w:rPr>
-          <w:lang w:val="ru-RU"/>
-        </w:rPr>
-        <w:t xml:space="preserve"> отсчётов АЦП. </w:t>
-      </w:r>
-      <w:r>
-        <w:t>TED</w:t>
-      </w:r>
-      <w:r>
-        <w:rPr>
-          <w:lang w:val="ru-RU"/>
-        </w:rPr>
-        <w:t xml:space="preserve"> выдаёт ошибку, которая через петлевой фильтр подстраивает значение </w:t>
-      </w:r>
-      <w:r>
-        <w:t>W</w:t>
-      </w:r>
-      <w:r>
-        <w:rPr>
-          <w:lang w:val="ru-RU"/>
-        </w:rPr>
-        <w:t xml:space="preserve">: если приёмник «спешит», </w:t>
-      </w:r>
-      <w:r>
-        <w:t>W</w:t>
-      </w:r>
-      <w:r>
-        <w:rPr>
-          <w:lang w:val="ru-RU"/>
-        </w:rPr>
-        <w:t xml:space="preserve"> уменьшается, замедляя счёт </w:t>
+        <w:t xml:space="preserve">вычитающей природы счётчика </w:t>
       </w:r>
       <w:r>
         <w:t>NCO</w:t>
@@ -7339,16 +7040,25 @@
         <w:rPr>
           <w:lang w:val="ru-RU"/>
         </w:rPr>
-        <w:t xml:space="preserve">; если «отстаёт» — </w:t>
-      </w:r>
-      <w:r>
-        <w:t>W</w:t>
-      </w:r>
-      <w:r>
-        <w:rPr>
-          <w:lang w:val="ru-RU"/>
-        </w:rPr>
-        <w:t xml:space="preserve"> увеличивается. Из-за вычитающей природы счётчика </w:t>
+        <w:t xml:space="preserve"> в данной схеме имеет коэффициент усиления </w:t>
+      </w:r>
+      <w:r>
+        <w:t>K</w:t>
+      </w:r>
+      <w:r>
+        <w:rPr>
+          <w:lang w:val="ru-RU"/>
+        </w:rPr>
+        <w:t>_0 = −1; операция взятия по модулю 1 физически эквивалентна операции взятия по модулю 2</w:t>
+      </w:r>
+      <w:r>
+        <w:t>π</w:t>
+      </w:r>
+      <w:r>
+        <w:rPr>
+          <w:lang w:val="ru-RU"/>
+        </w:rPr>
+        <w:t xml:space="preserve"> в обычном фазовом </w:t>
       </w:r>
       <w:r>
         <w:t>NCO</w:t>
@@ -7357,48 +7067,7 @@
         <w:rPr>
           <w:lang w:val="ru-RU"/>
         </w:rPr>
-        <w:t xml:space="preserve"> в данной схеме имеет коэффициент усиления </w:t>
-      </w:r>
-      <w:r>
-        <w:t>K</w:t>
-      </w:r>
-      <w:r>
-        <w:rPr>
-          <w:lang w:val="ru-RU"/>
-        </w:rPr>
-        <w:t>_0 = −1; операция взятия по модулю 1 физически эквивалентна операции взятия по модулю 2</w:t>
-      </w:r>
-      <w:r>
-        <w:t>π</w:t>
-      </w:r>
-      <w:r>
-        <w:rPr>
-          <w:lang w:val="ru-RU"/>
-        </w:rPr>
-        <w:t xml:space="preserve"> в обычном фазовом </w:t>
-      </w:r>
-      <w:r>
-        <w:t>NCO</w:t>
-      </w:r>
-      <w:r>
-        <w:rPr>
-          <w:lang w:val="ru-RU"/>
-        </w:rPr>
-        <w:t xml:space="preserve">. Подобная архитектура обеспечивает автоматическое формирование </w:t>
-      </w:r>
-      <w:proofErr w:type="spellStart"/>
-      <w:r>
-        <w:rPr>
-          <w:lang w:val="ru-RU"/>
-        </w:rPr>
-        <w:t>стробирующего</w:t>
-      </w:r>
-      <w:proofErr w:type="spellEnd"/>
-      <w:r>
-        <w:rPr>
-          <w:lang w:val="ru-RU"/>
-        </w:rPr>
-        <w:t xml:space="preserve"> импульса и работоспособна даже при некратном соотношении тактов АЦП и символов передатчика, что критично для систем с асинхронной дискретизацией.</w:t>
+        <w:t>. Подобная архитектура обеспечивает автоматическое формирование стробирующего импульса и работоспособна даже при некратном соотношении тактов АЦП и символов передатчика, что критично для систем с асинхронной дискретизацией.</w:t>
       </w:r>
     </w:p>
     <w:p>
@@ -7456,21 +7125,7 @@
         <w:rPr>
           <w:lang w:val="ru-RU"/>
         </w:rPr>
-        <w:t xml:space="preserve">Линейная интерполяция (полином первой степени) аппроксимирует сигнал прямой линией между двумя соседними отсчётами. Её достоинства — максимальная простота реализации и минимальные вычислительные затраты, однако в частотной области она работает как фильтр нижних частот с плохими характеристиками, внося значительные искажения, если сигнал не сильно </w:t>
-      </w:r>
-      <w:proofErr w:type="spellStart"/>
-      <w:r>
-        <w:rPr>
-          <w:lang w:val="ru-RU"/>
-        </w:rPr>
-        <w:t>передискретизован</w:t>
-      </w:r>
-      <w:proofErr w:type="spellEnd"/>
-      <w:r>
-        <w:rPr>
-          <w:lang w:val="ru-RU"/>
-        </w:rPr>
-        <w:t xml:space="preserve"> [1, 572].</w:t>
+        <w:t>Линейная интерполяция (полином первой степени) аппроксимирует сигнал прямой линией между двумя соседними отсчётами. Её достоинства — максимальная простота реализации и минимальные вычислительные затраты, однако в частотной области она работает как фильтр нижних частот с плохими характеристиками, внося значительные искажения, если сигнал не сильно передискретизован [1, 572].</w:t>
       </w:r>
     </w:p>
     <w:p>
@@ -7483,39 +7138,16 @@
         <w:rPr>
           <w:lang w:val="ru-RU"/>
         </w:rPr>
-        <w:t xml:space="preserve">Кубическая интерполяция (полином третьей степени) использует четыре соседних отсчёта и обеспечивает значительно более высокую точность </w:t>
-      </w:r>
-      <w:r>
-        <w:rPr>
-          <w:lang w:val="ru-RU"/>
-        </w:rPr>
-        <w:lastRenderedPageBreak/>
-        <w:t xml:space="preserve">аппроксимации идеального </w:t>
-      </w:r>
-      <w:proofErr w:type="spellStart"/>
+        <w:t xml:space="preserve">Кубическая интерполяция (полином третьей степени) использует четыре соседних отсчёта и обеспечивает значительно более высокую точность аппроксимации идеального </w:t>
+      </w:r>
       <w:r>
         <w:t>sinc</w:t>
       </w:r>
-      <w:proofErr w:type="spellEnd"/>
-      <w:r>
-        <w:rPr>
-          <w:lang w:val="ru-RU"/>
-        </w:rPr>
-        <w:t xml:space="preserve">-фильтра, но требует большего числа умножений и сложений на каждый </w:t>
-      </w:r>
-      <w:proofErr w:type="spellStart"/>
-      <w:r>
-        <w:rPr>
-          <w:lang w:val="ru-RU"/>
-        </w:rPr>
-        <w:t>интерполянт</w:t>
-      </w:r>
-      <w:proofErr w:type="spellEnd"/>
-      <w:r>
-        <w:rPr>
-          <w:lang w:val="ru-RU"/>
-        </w:rPr>
-        <w:t>.</w:t>
+      <w:r>
+        <w:rPr>
+          <w:lang w:val="ru-RU"/>
+        </w:rPr>
+        <w:t>-фильтра, но требует большего числа умножений и сложений на каждый интерполянт.</w:t>
       </w:r>
     </w:p>
     <w:p>
@@ -7531,6 +7163,7 @@
         <w:t xml:space="preserve">Полиномиальная интерполяция Лагранжа является обобщением предыдущих методов: при увеличении степени полинома точность растёт и при </w:t>
       </w:r>
       <w:r>
+        <w:lastRenderedPageBreak/>
         <w:t>p</w:t>
       </w:r>
       <w:r>
@@ -7559,21 +7192,7 @@
         <w:rPr>
           <w:lang w:val="ru-RU"/>
         </w:rPr>
-        <w:t xml:space="preserve">Структура </w:t>
-      </w:r>
-      <w:proofErr w:type="spellStart"/>
-      <w:r>
-        <w:rPr>
-          <w:lang w:val="ru-RU"/>
-        </w:rPr>
-        <w:t>Фарроу</w:t>
-      </w:r>
-      <w:proofErr w:type="spellEnd"/>
-      <w:r>
-        <w:rPr>
-          <w:lang w:val="ru-RU"/>
-        </w:rPr>
-        <w:t xml:space="preserve"> — это специальная форма реализации полиномиальной интерполяции [1, 470; 4], позволяющая полностью устранить пересчёт коэффициентов: они становятся фиксированными, а значение </w:t>
+        <w:t xml:space="preserve">Структура Фарроу — это специальная форма реализации полиномиальной интерполяции [1, 470; 4], позволяющая полностью устранить пересчёт коэффициентов: они становятся фиксированными, а значение </w:t>
       </w:r>
       <w:r>
         <w:t>μ</w:t>
@@ -7607,17 +7226,8 @@
           <w:rFonts w:ascii="Times New Roman" w:hAnsi="Times New Roman" w:cs="Times New Roman"/>
           <w:lang w:val="ru-RU"/>
         </w:rPr>
-        <w:t xml:space="preserve">1.5.2 Структура </w:t>
-      </w:r>
-      <w:proofErr w:type="spellStart"/>
-      <w:r>
-        <w:rPr>
-          <w:rFonts w:ascii="Times New Roman" w:hAnsi="Times New Roman" w:cs="Times New Roman"/>
-          <w:lang w:val="ru-RU"/>
-        </w:rPr>
-        <w:t>Фарроу</w:t>
-      </w:r>
-      <w:proofErr w:type="spellEnd"/>
+        <w:t>1.5.2 Структура Фарроу</w:t>
+      </w:r>
     </w:p>
     <w:p>
       <w:pPr>
@@ -7629,49 +7239,7 @@
         <w:rPr>
           <w:lang w:val="ru-RU"/>
         </w:rPr>
-        <w:t xml:space="preserve">Структура </w:t>
-      </w:r>
-      <w:proofErr w:type="spellStart"/>
-      <w:r>
-        <w:rPr>
-          <w:lang w:val="ru-RU"/>
-        </w:rPr>
-        <w:t>Фарроу</w:t>
-      </w:r>
-      <w:proofErr w:type="spellEnd"/>
-      <w:r>
-        <w:rPr>
-          <w:lang w:val="ru-RU"/>
-        </w:rPr>
-        <w:t xml:space="preserve"> была предложена К. </w:t>
-      </w:r>
-      <w:proofErr w:type="spellStart"/>
-      <w:r>
-        <w:rPr>
-          <w:lang w:val="ru-RU"/>
-        </w:rPr>
-        <w:t>Фарроу</w:t>
-      </w:r>
-      <w:proofErr w:type="spellEnd"/>
-      <w:r>
-        <w:rPr>
-          <w:lang w:val="ru-RU"/>
-        </w:rPr>
-        <w:t xml:space="preserve"> в 1988 году и детально исследована в контексте цифровых модемов в работах </w:t>
-      </w:r>
-      <w:proofErr w:type="spellStart"/>
-      <w:r>
-        <w:rPr>
-          <w:lang w:val="ru-RU"/>
-        </w:rPr>
-        <w:t>Эрупа</w:t>
-      </w:r>
-      <w:proofErr w:type="spellEnd"/>
-      <w:r>
-        <w:rPr>
-          <w:lang w:val="ru-RU"/>
-        </w:rPr>
-        <w:t>, Гарднера и Харриса [4]. Она позволяет вычислять значения сигнала в произвольные моменты времени между отсчётами АЦП без необходимости пересчёта коэффициентов фильтра при каждом изменении дробной задержки.</w:t>
+        <w:t>Структура Фарроу была предложена К. Фарроу в 1988 году и детально исследована в контексте цифровых модемов в работах Эрупа, Гарднера и Харриса [4]. Она позволяет вычислять значения сигнала в произвольные моменты времени между отсчётами АЦП без необходимости пересчёта коэффициентов фильтра при каждом изменении дробной задержки.</w:t>
       </w:r>
     </w:p>
     <w:p>
@@ -7695,7 +7263,6 @@
         </w:rPr>
         <w:t>_</w:t>
       </w:r>
-      <w:proofErr w:type="gramStart"/>
       <w:r>
         <w:t>p</w:t>
       </w:r>
@@ -7705,12 +7272,9 @@
         </w:rPr>
         <w:t>(</w:t>
       </w:r>
-      <w:proofErr w:type="spellStart"/>
-      <w:proofErr w:type="gramEnd"/>
       <w:r>
         <w:t>i</w:t>
       </w:r>
-      <w:proofErr w:type="spellEnd"/>
       <w:r>
         <w:rPr>
           <w:lang w:val="ru-RU"/>
@@ -7738,15 +7302,7 @@
     </w:p>
     <w:p>
       <w:r>
-        <w:t>h_</w:t>
-      </w:r>
-      <w:proofErr w:type="gramStart"/>
-      <w:r>
-        <w:t>p(</w:t>
-      </w:r>
-      <w:proofErr w:type="gramEnd"/>
-      <w:r>
-        <w:t>i; μ) = Σ_{l=0..p} b_l(i) · μ^l,</w:t>
+        <w:t>h_p(i; μ) = Σ_{l=0..p} b_l(i) · μ^l,</w:t>
       </w:r>
     </w:p>
     <w:p>
@@ -7790,43 +7346,12 @@
         <w:rPr>
           <w:lang w:val="ru-RU"/>
         </w:rPr>
-        <w:t xml:space="preserve"> [0, 1) — дробная задержка. Подстановка этого выражения в уравнение свёртки и перегруппировка слагаемых позволяют записать значение </w:t>
-      </w:r>
-      <w:proofErr w:type="spellStart"/>
-      <w:r>
-        <w:rPr>
-          <w:lang w:val="ru-RU"/>
-        </w:rPr>
-        <w:t>интерполянта</w:t>
-      </w:r>
-      <w:proofErr w:type="spellEnd"/>
-      <w:r>
-        <w:rPr>
-          <w:lang w:val="ru-RU"/>
-        </w:rPr>
-        <w:t xml:space="preserve"> в виде вложенного вычисления по схеме Горнера:</w:t>
+        <w:t xml:space="preserve"> [0, 1) — дробная задержка. Подстановка этого выражения в уравнение свёртки и перегруппировка слагаемых позволяют записать значение интерполянта в виде вложенного вычисления по схеме Горнера:</w:t>
       </w:r>
     </w:p>
     <w:p>
       <w:r>
-        <w:lastRenderedPageBreak/>
-        <w:t>x(</w:t>
-      </w:r>
-      <w:proofErr w:type="spellStart"/>
-      <w:r>
-        <w:t>k·T_I</w:t>
-      </w:r>
-      <w:proofErr w:type="spellEnd"/>
-      <w:r>
-        <w:t>) = Σ_{l=</w:t>
-      </w:r>
-      <w:proofErr w:type="gramStart"/>
-      <w:r>
-        <w:t>0..</w:t>
-      </w:r>
-      <w:proofErr w:type="gramEnd"/>
-      <w:r>
-        <w:t>p} μ^l · v(l), где v(l) = Σ_i b_l(i) · x(m(k) − i).</w:t>
+        <w:t>x(k·T_I) = Σ_{l=0..p} μ^l · v(l), где v(l) = Σ_i b_l(i) · x(m(k) − i).</w:t>
       </w:r>
     </w:p>
     <w:p>
@@ -7857,21 +7382,7 @@
         <w:rPr>
           <w:lang w:val="ru-RU"/>
         </w:rPr>
-        <w:t xml:space="preserve">) сначала проходят через набор параллельных </w:t>
-      </w:r>
-      <w:proofErr w:type="spellStart"/>
-      <w:r>
-        <w:rPr>
-          <w:lang w:val="ru-RU"/>
-        </w:rPr>
-        <w:t>субфильтров</w:t>
-      </w:r>
-      <w:proofErr w:type="spellEnd"/>
-      <w:r>
-        <w:rPr>
-          <w:lang w:val="ru-RU"/>
-        </w:rPr>
-        <w:t xml:space="preserve"> с фиксированными коэффициентами </w:t>
+        <w:t xml:space="preserve">) сначала проходят через набор параллельных субфильтров с фиксированными коэффициентами </w:t>
       </w:r>
       <w:r>
         <w:t>b</w:t>
@@ -7891,11 +7402,9 @@
         </w:rPr>
         <w:t>(</w:t>
       </w:r>
-      <w:proofErr w:type="spellStart"/>
       <w:r>
         <w:t>i</w:t>
       </w:r>
-      <w:proofErr w:type="spellEnd"/>
       <w:r>
         <w:rPr>
           <w:lang w:val="ru-RU"/>
@@ -7940,21 +7449,8 @@
         <w:rPr>
           <w:lang w:val="ru-RU"/>
         </w:rPr>
-        <w:t xml:space="preserve">Кубический фильтр </w:t>
-      </w:r>
-      <w:proofErr w:type="spellStart"/>
-      <w:r>
-        <w:rPr>
-          <w:lang w:val="ru-RU"/>
-        </w:rPr>
-        <w:t>Фарроу</w:t>
-      </w:r>
-      <w:proofErr w:type="spellEnd"/>
-      <w:r>
-        <w:rPr>
-          <w:lang w:val="ru-RU"/>
-        </w:rPr>
-        <w:t xml:space="preserve"> (</w:t>
+        <w:lastRenderedPageBreak/>
+        <w:t>Кубический фильтр Фарроу (</w:t>
       </w:r>
       <w:r>
         <w:t>Cubic</w:t>
@@ -7981,35 +7477,7 @@
         <w:rPr>
           <w:lang w:val="ru-RU"/>
         </w:rPr>
-        <w:t xml:space="preserve"> = 3) и требует четыре входных отсчёта для вычисления одного </w:t>
-      </w:r>
-      <w:proofErr w:type="spellStart"/>
-      <w:r>
-        <w:rPr>
-          <w:lang w:val="ru-RU"/>
-        </w:rPr>
-        <w:t>интерполянта</w:t>
-      </w:r>
-      <w:proofErr w:type="spellEnd"/>
-      <w:r>
-        <w:rPr>
-          <w:lang w:val="ru-RU"/>
-        </w:rPr>
-        <w:t xml:space="preserve">. Значение </w:t>
-      </w:r>
-      <w:proofErr w:type="spellStart"/>
-      <w:r>
-        <w:rPr>
-          <w:lang w:val="ru-RU"/>
-        </w:rPr>
-        <w:t>интерполянта</w:t>
-      </w:r>
-      <w:proofErr w:type="spellEnd"/>
-      <w:r>
-        <w:rPr>
-          <w:lang w:val="ru-RU"/>
-        </w:rPr>
-        <w:t xml:space="preserve"> вычисляется как:</w:t>
+        <w:t xml:space="preserve"> = 3) и требует четыре входных отсчёта для вычисления одного интерполянта. Значение интерполянта вычисляется как:</w:t>
       </w:r>
     </w:p>
     <w:p>
@@ -8027,7 +7495,6 @@
         </w:rPr>
         <w:t xml:space="preserve"> = ((</w:t>
       </w:r>
-      <w:proofErr w:type="gramStart"/>
       <w:r>
         <w:t>v</w:t>
       </w:r>
@@ -8035,14 +7502,7 @@
         <w:rPr>
           <w:lang w:val="ru-RU"/>
         </w:rPr>
-        <w:t>(</w:t>
-      </w:r>
-      <w:proofErr w:type="gramEnd"/>
-      <w:r>
-        <w:rPr>
-          <w:lang w:val="ru-RU"/>
-        </w:rPr>
-        <w:t>3)·</w:t>
+        <w:t>(3)·</w:t>
       </w:r>
       <w:r>
         <w:t>μ</w:t>
@@ -8109,27 +7569,11 @@
         <w:rPr>
           <w:lang w:val="ru-RU"/>
         </w:rPr>
-        <w:t xml:space="preserve">Кубический </w:t>
-      </w:r>
-      <w:proofErr w:type="spellStart"/>
-      <w:r>
-        <w:rPr>
-          <w:lang w:val="ru-RU"/>
-        </w:rPr>
-        <w:t>Фарроу</w:t>
-      </w:r>
-      <w:proofErr w:type="spellEnd"/>
-      <w:r>
-        <w:rPr>
-          <w:lang w:val="ru-RU"/>
-        </w:rPr>
-        <w:t xml:space="preserve"> обеспечивает высокую точность аппроксимации идеального </w:t>
-      </w:r>
-      <w:proofErr w:type="spellStart"/>
+        <w:t xml:space="preserve">Кубический Фарроу обеспечивает высокую точность аппроксимации идеального </w:t>
+      </w:r>
       <w:r>
         <w:t>sinc</w:t>
       </w:r>
-      <w:proofErr w:type="spellEnd"/>
       <w:r>
         <w:rPr>
           <w:lang w:val="ru-RU"/>
@@ -8174,21 +7618,7 @@
         <w:rPr>
           <w:lang w:val="ru-RU"/>
         </w:rPr>
-        <w:t xml:space="preserve">Кусочно-параболический </w:t>
-      </w:r>
-      <w:proofErr w:type="spellStart"/>
-      <w:r>
-        <w:rPr>
-          <w:lang w:val="ru-RU"/>
-        </w:rPr>
-        <w:t>Фарроу</w:t>
-      </w:r>
-      <w:proofErr w:type="spellEnd"/>
-      <w:r>
-        <w:rPr>
-          <w:lang w:val="ru-RU"/>
-        </w:rPr>
-        <w:t xml:space="preserve"> (</w:t>
+        <w:t>Кусочно-параболический Фарроу (</w:t>
       </w:r>
       <w:r>
         <w:t>Piecewise</w:t>
@@ -8215,35 +7645,7 @@
         <w:rPr>
           <w:lang w:val="ru-RU"/>
         </w:rPr>
-        <w:t xml:space="preserve"> = 0,5 (по рекомендации </w:t>
-      </w:r>
-      <w:proofErr w:type="spellStart"/>
-      <w:r>
-        <w:rPr>
-          <w:lang w:val="ru-RU"/>
-        </w:rPr>
-        <w:t>Эрупа</w:t>
-      </w:r>
-      <w:proofErr w:type="spellEnd"/>
-      <w:r>
-        <w:rPr>
-          <w:lang w:val="ru-RU"/>
-        </w:rPr>
-        <w:t xml:space="preserve">, Гарднера и Харриса [4]), использует полином второй степени и вычисляет </w:t>
-      </w:r>
-      <w:proofErr w:type="spellStart"/>
-      <w:r>
-        <w:rPr>
-          <w:lang w:val="ru-RU"/>
-        </w:rPr>
-        <w:t>интерполянт</w:t>
-      </w:r>
-      <w:proofErr w:type="spellEnd"/>
-      <w:r>
-        <w:rPr>
-          <w:lang w:val="ru-RU"/>
-        </w:rPr>
-        <w:t xml:space="preserve"> как:</w:t>
+        <w:t xml:space="preserve"> = 0,5 (по рекомендации Эрупа, Гарднера и Харриса [4]), использует полином второй степени и вычисляет интерполянт как:</w:t>
       </w:r>
     </w:p>
     <w:p>
@@ -8261,7 +7663,6 @@
         </w:rPr>
         <w:t xml:space="preserve"> = (</w:t>
       </w:r>
-      <w:proofErr w:type="gramStart"/>
       <w:r>
         <w:t>v</w:t>
       </w:r>
@@ -8269,14 +7670,7 @@
         <w:rPr>
           <w:lang w:val="ru-RU"/>
         </w:rPr>
-        <w:t>(</w:t>
-      </w:r>
-      <w:proofErr w:type="gramEnd"/>
-      <w:r>
-        <w:rPr>
-          <w:lang w:val="ru-RU"/>
-        </w:rPr>
-        <w:t>2)·</w:t>
+        <w:t>(2)·</w:t>
       </w:r>
       <w:r>
         <w:t>μ</w:t>
@@ -8334,21 +7728,7 @@
         <w:rPr>
           <w:lang w:val="ru-RU"/>
         </w:rPr>
-        <w:t xml:space="preserve"> = 0,5 коэффициенты </w:t>
-      </w:r>
-      <w:proofErr w:type="spellStart"/>
-      <w:r>
-        <w:rPr>
-          <w:lang w:val="ru-RU"/>
-        </w:rPr>
-        <w:t>субфильтров</w:t>
-      </w:r>
-      <w:proofErr w:type="spellEnd"/>
-      <w:r>
-        <w:rPr>
-          <w:lang w:val="ru-RU"/>
-        </w:rPr>
-        <w:t xml:space="preserve"> </w:t>
+        <w:t xml:space="preserve"> = 0,5 коэффициенты субфильтров </w:t>
       </w:r>
       <w:r>
         <w:t>b</w:t>
@@ -8368,30 +7748,14 @@
         </w:rPr>
         <w:t>(</w:t>
       </w:r>
-      <w:proofErr w:type="spellStart"/>
       <w:r>
         <w:t>i</w:t>
       </w:r>
-      <w:proofErr w:type="spellEnd"/>
-      <w:r>
-        <w:rPr>
-          <w:lang w:val="ru-RU"/>
-        </w:rPr>
-        <w:t xml:space="preserve">) принимают значения из набора {0; 1; ±0,5; −1}, что позволяет реализовать их вообще без аппаратных умножителей — с помощью только сдвигов и сумматоров. Это делает параболический </w:t>
-      </w:r>
-      <w:proofErr w:type="spellStart"/>
-      <w:r>
-        <w:rPr>
-          <w:lang w:val="ru-RU"/>
-        </w:rPr>
-        <w:t>Фарроу</w:t>
-      </w:r>
-      <w:proofErr w:type="spellEnd"/>
-      <w:r>
-        <w:rPr>
-          <w:lang w:val="ru-RU"/>
-        </w:rPr>
-        <w:t xml:space="preserve"> чрезвычайно «дешёвым» по ресурсам ПЛИС.</w:t>
+      <w:r>
+        <w:rPr>
+          <w:lang w:val="ru-RU"/>
+        </w:rPr>
+        <w:t>) принимают значения из набора {0; 1; ±0,5; −1}, что позволяет реализовать их вообще без аппаратных умножителей — с помощью только сдвигов и сумматоров. Это делает параболический Фарроу чрезвычайно «дешёвым» по ресурсам ПЛИС.</w:t>
       </w:r>
     </w:p>
     <w:p>
@@ -8404,21 +7768,7 @@
         <w:rPr>
           <w:lang w:val="ru-RU"/>
         </w:rPr>
-        <w:t xml:space="preserve">Число «тяжёлых» умножителей (с двумя переменными операндами) в структуре </w:t>
-      </w:r>
-      <w:proofErr w:type="spellStart"/>
-      <w:r>
-        <w:rPr>
-          <w:lang w:val="ru-RU"/>
-        </w:rPr>
-        <w:t>Фарроу</w:t>
-      </w:r>
-      <w:proofErr w:type="spellEnd"/>
-      <w:r>
-        <w:rPr>
-          <w:lang w:val="ru-RU"/>
-        </w:rPr>
-        <w:t xml:space="preserve"> равно степени полинома </w:t>
+        <w:t xml:space="preserve">Число «тяжёлых» умножителей (с двумя переменными операндами) в структуре Фарроу равно степени полинома </w:t>
       </w:r>
       <w:r>
         <w:t>p</w:t>
@@ -8447,11 +7797,9 @@
         </w:rPr>
         <w:t>(</w:t>
       </w:r>
-      <w:proofErr w:type="spellStart"/>
       <w:r>
         <w:t>i</w:t>
       </w:r>
-      <w:proofErr w:type="spellEnd"/>
       <w:r>
         <w:rPr>
           <w:lang w:val="ru-RU"/>
@@ -8465,21 +7813,7 @@
         <w:rPr>
           <w:lang w:val="ru-RU"/>
         </w:rPr>
-        <w:t xml:space="preserve"> реализуются как константные множители, причём в случае параболического </w:t>
-      </w:r>
-      <w:proofErr w:type="spellStart"/>
-      <w:r>
-        <w:rPr>
-          <w:lang w:val="ru-RU"/>
-        </w:rPr>
-        <w:t>Фарроу</w:t>
-      </w:r>
-      <w:proofErr w:type="spellEnd"/>
-      <w:r>
-        <w:rPr>
-          <w:lang w:val="ru-RU"/>
-        </w:rPr>
-        <w:t xml:space="preserve"> с </w:t>
+        <w:t xml:space="preserve"> реализуются как константные множители, причём в случае параболического Фарроу с </w:t>
       </w:r>
       <w:r>
         <w:t>α</w:t>
@@ -8510,21 +7844,7 @@
         <w:rPr>
           <w:lang w:val="ru-RU"/>
         </w:rPr>
-        <w:t xml:space="preserve"> поступает в структуру </w:t>
-      </w:r>
-      <w:proofErr w:type="spellStart"/>
-      <w:r>
-        <w:rPr>
-          <w:lang w:val="ru-RU"/>
-        </w:rPr>
-        <w:t>Фарроу</w:t>
-      </w:r>
-      <w:proofErr w:type="spellEnd"/>
-      <w:r>
-        <w:rPr>
-          <w:lang w:val="ru-RU"/>
-        </w:rPr>
-        <w:t xml:space="preserve"> с выхода контроллера интерполяции (</w:t>
+        <w:t xml:space="preserve"> поступает в структуру Фарроу с выхода контроллера интерполяции (</w:t>
       </w:r>
       <w:r>
         <w:t>NCO</w:t>
@@ -8542,14 +7862,7 @@
         <w:rPr>
           <w:lang w:val="ru-RU"/>
         </w:rPr>
-        <w:t xml:space="preserve"> </w:t>
-      </w:r>
-      <w:r>
-        <w:rPr>
-          <w:lang w:val="ru-RU"/>
-        </w:rPr>
-        <w:lastRenderedPageBreak/>
-        <w:t>плавно меняется, эффективно «двигая» момент взятия пробы к центру глазковой диаграммы [1, 463; 7, 338].</w:t>
+        <w:t xml:space="preserve"> плавно меняется, эффективно «двигая» момент взятия пробы к центру глазковой диаграммы [1, 463; 7, 338].</w:t>
       </w:r>
     </w:p>
     <w:p>
@@ -8562,35 +7875,7 @@
         <w:rPr>
           <w:lang w:val="ru-RU"/>
         </w:rPr>
-        <w:t xml:space="preserve">С точки зрения реализации на ПЛИС структура </w:t>
-      </w:r>
-      <w:proofErr w:type="spellStart"/>
-      <w:r>
-        <w:rPr>
-          <w:lang w:val="ru-RU"/>
-        </w:rPr>
-        <w:t>Фарроу</w:t>
-      </w:r>
-      <w:proofErr w:type="spellEnd"/>
-      <w:r>
-        <w:rPr>
-          <w:lang w:val="ru-RU"/>
-        </w:rPr>
-        <w:t xml:space="preserve"> обладает рядом преимуществ. Все </w:t>
-      </w:r>
-      <w:proofErr w:type="spellStart"/>
-      <w:r>
-        <w:rPr>
-          <w:lang w:val="ru-RU"/>
-        </w:rPr>
-        <w:t>субфильтры</w:t>
-      </w:r>
-      <w:proofErr w:type="spellEnd"/>
-      <w:r>
-        <w:rPr>
-          <w:lang w:val="ru-RU"/>
-        </w:rPr>
-        <w:t xml:space="preserve"> </w:t>
+        <w:t xml:space="preserve">С точки зрения реализации на ПЛИС структура Фарроу обладает рядом преимуществ. Все субфильтры </w:t>
       </w:r>
       <w:r>
         <w:t>b</w:t>
@@ -8610,16 +7895,21 @@
         </w:rPr>
         <w:t>(</w:t>
       </w:r>
-      <w:proofErr w:type="spellStart"/>
       <w:r>
         <w:t>i</w:t>
       </w:r>
-      <w:proofErr w:type="spellEnd"/>
-      <w:r>
-        <w:rPr>
-          <w:lang w:val="ru-RU"/>
-        </w:rPr>
-        <w:t xml:space="preserve">) работают параллельно на одной и той же задержке входных данных, что идеально ложится на архитектуру </w:t>
+      <w:r>
+        <w:rPr>
+          <w:lang w:val="ru-RU"/>
+        </w:rPr>
+        <w:t xml:space="preserve">) работают параллельно на одной и той же </w:t>
+      </w:r>
+      <w:r>
+        <w:rPr>
+          <w:lang w:val="ru-RU"/>
+        </w:rPr>
+        <w:lastRenderedPageBreak/>
+        <w:t xml:space="preserve">задержке входных данных, что идеально ложится на архитектуру </w:t>
       </w:r>
       <w:r>
         <w:t>FPGA</w:t>
@@ -8637,49 +7927,7 @@
         <w:rPr>
           <w:lang w:val="ru-RU"/>
         </w:rPr>
-        <w:t xml:space="preserve">-7000, параболический </w:t>
-      </w:r>
-      <w:proofErr w:type="spellStart"/>
-      <w:r>
-        <w:rPr>
-          <w:lang w:val="ru-RU"/>
-        </w:rPr>
-        <w:t>Фарроу</w:t>
-      </w:r>
-      <w:proofErr w:type="spellEnd"/>
-      <w:r>
-        <w:rPr>
-          <w:lang w:val="ru-RU"/>
-        </w:rPr>
-        <w:t xml:space="preserve"> часто рассматривается как стандарт де-факто, поскольку позволяет реализовать </w:t>
-      </w:r>
-      <w:proofErr w:type="spellStart"/>
-      <w:r>
-        <w:rPr>
-          <w:lang w:val="ru-RU"/>
-        </w:rPr>
-        <w:t>субфильтры</w:t>
-      </w:r>
-      <w:proofErr w:type="spellEnd"/>
-      <w:r>
-        <w:rPr>
-          <w:lang w:val="ru-RU"/>
-        </w:rPr>
-        <w:t xml:space="preserve"> на простой </w:t>
-      </w:r>
-      <w:proofErr w:type="spellStart"/>
-      <w:r>
-        <w:rPr>
-          <w:lang w:val="ru-RU"/>
-        </w:rPr>
-        <w:t>сумматорной</w:t>
-      </w:r>
-      <w:proofErr w:type="spellEnd"/>
-      <w:r>
-        <w:rPr>
-          <w:lang w:val="ru-RU"/>
-        </w:rPr>
-        <w:t xml:space="preserve"> логике, оставляя </w:t>
+        <w:t xml:space="preserve">-7000, параболический Фарроу часто рассматривается как стандарт де-факто, поскольку позволяет реализовать субфильтры на простой сумматорной логике, оставляя </w:t>
       </w:r>
       <w:r>
         <w:t>DSP</w:t>
@@ -8701,366 +7949,57 @@
         <w:rPr>
           <w:lang w:val="ru-RU"/>
         </w:rPr>
-        <w:t xml:space="preserve">В рамках данной работы выбран кубический </w:t>
-      </w:r>
-      <w:proofErr w:type="spellStart"/>
-      <w:r>
-        <w:rPr>
-          <w:lang w:val="ru-RU"/>
-        </w:rPr>
-        <w:t>Фарроу</w:t>
-      </w:r>
-      <w:proofErr w:type="spellEnd"/>
-      <w:r>
-        <w:rPr>
-          <w:lang w:val="ru-RU"/>
-        </w:rPr>
-        <w:t xml:space="preserve">-интерполятор: он обеспечивает запас по точности на случай возможного перехода с </w:t>
-      </w:r>
-      <w:r>
-        <w:t>QPSK</w:t>
-      </w:r>
-      <w:r>
-        <w:rPr>
-          <w:lang w:val="ru-RU"/>
-        </w:rPr>
-        <w:t xml:space="preserve"> на </w:t>
-      </w:r>
-      <w:r>
-        <w:t>QAM</w:t>
-      </w:r>
-      <w:r>
-        <w:rPr>
-          <w:lang w:val="ru-RU"/>
-        </w:rPr>
-        <w:t xml:space="preserve">-модуляции более высокого порядка, при этом его аппаратная стоимость на платформе </w:t>
-      </w:r>
-      <w:r>
-        <w:t>Zynq</w:t>
-      </w:r>
-      <w:r>
-        <w:rPr>
-          <w:lang w:val="ru-RU"/>
-        </w:rPr>
-        <w:t xml:space="preserve">-7000 остаётся приемлемой (3 умножителя плюс несколько сумматоров на канал </w:t>
-      </w:r>
-      <w:r>
-        <w:t>I</w:t>
-      </w:r>
-      <w:r>
-        <w:rPr>
-          <w:lang w:val="ru-RU"/>
-        </w:rPr>
-        <w:t>/</w:t>
-      </w:r>
-      <w:r>
-        <w:t>Q</w:t>
-      </w:r>
-      <w:r>
-        <w:rPr>
-          <w:lang w:val="ru-RU"/>
-        </w:rPr>
-        <w:t>).</w:t>
+        <w:t>В рамках данной работы выбран кусочно-параболический Фарроу-интерполятор с коэффициентом α = 0,5. Этот выбор обусловлен сразу несколькими соображениями: для целевой модуляции QPSK и возможного расширения до 8-PSK его точности с большим запасом достаточно, аппаратная стоимость минимальна (2 умножителя плюс сумматоры), а коэффициенты субфильтров вырождаются в простую сдвиговую логику, что освобождает DSP48-блоки для других задач. Кубический Фарроу остаётся резервным вариантом для возможного перехода на QAM-модуляции высокого порядка (QAM-16 и выше), где требования к точности интерполяции существенно жёстче.</w:t>
       </w:r>
     </w:p>
     <w:p>
-      <w:pPr>
-        <w:pStyle w:val="21"/>
-        <w:rPr>
-          <w:rFonts w:ascii="Times New Roman" w:hAnsi="Times New Roman" w:cs="Times New Roman"/>
-        </w:rPr>
-      </w:pPr>
-      <w:r>
-        <w:rPr>
-          <w:rFonts w:ascii="Times New Roman" w:hAnsi="Times New Roman" w:cs="Times New Roman"/>
-        </w:rPr>
-        <w:t xml:space="preserve">1.6 </w:t>
-      </w:r>
-      <w:proofErr w:type="spellStart"/>
-      <w:r>
-        <w:rPr>
-          <w:rFonts w:ascii="Times New Roman" w:hAnsi="Times New Roman" w:cs="Times New Roman"/>
-        </w:rPr>
-        <w:t>Платформа</w:t>
-      </w:r>
-      <w:proofErr w:type="spellEnd"/>
-      <w:r>
-        <w:rPr>
-          <w:rFonts w:ascii="Times New Roman" w:hAnsi="Times New Roman" w:cs="Times New Roman"/>
-        </w:rPr>
-        <w:t xml:space="preserve"> SDR: Xilinx Zynq-7000 и Analog Devices AD9361</w:t>
+      <w:r>
+        <w:rPr>
+          <w:lang w:val="ru-RU"/>
+        </w:rPr>
+        <w:t xml:space="preserve">Структура Фарроу с непрерывным разрешением дробной задержки μ является основным выбором для реализуемой петли. Существует и альтернативный подход — round-period схема без интерполятора, в которой строб берётся как ближайший «настоящий» отсчёт сигнала, а подстройка фазы выполняется округлением расчётного периода стробирования. Эта схема значительно дешевле в реализации (требует только счётчика и сумматора, без единого умножителя), но имеет принципиальное ограничение: разрешение фазы стробирования квантуется с шагом 1/sps, и для попадания в максимум глазковой диаграммы требуется высокая входная передискретизация sps ≥ 16…40 отсчётов на символ. В типовой архитектуре приёмного тракта на Zynq-7000 + AD9361, где после стандартной DDC-цепочки выходной поток имеет sps_rx = 2…4, round-period схема неприменима — необходимы дополнительные интерполяционные ФНЧ перед петлёй, общая стоимость которых превышает экономию от отказа от </w:t>
+      </w:r>
+      <w:r>
+        <w:rPr>
+          <w:lang w:val="ru-RU"/>
+        </w:rPr>
+        <w:lastRenderedPageBreak/>
+        <w:t>интерполятора Фарроу. По этой причине в качестве основной выбрана архитектура «параболический Фарроу + Mod-1 NCO», а round-period упоминается как альтернатива для случаев, когда петля включается до децимации, в прямом потоке высокочастотных отсчётов АЦП.</w:t>
       </w:r>
     </w:p>
     <w:p>
       <w:pPr>
-        <w:pStyle w:val="31"/>
-        <w:rPr>
-          <w:rFonts w:ascii="Times New Roman" w:hAnsi="Times New Roman" w:cs="Times New Roman"/>
-        </w:rPr>
-      </w:pPr>
-      <w:r>
-        <w:rPr>
-          <w:rFonts w:ascii="Times New Roman" w:hAnsi="Times New Roman" w:cs="Times New Roman"/>
-        </w:rPr>
-        <w:t>1.6.1 Архитектура Xilinx Zynq-7000 SoC</w:t>
-      </w:r>
+        <w:rPr>
+          <w:lang w:val="ru-RU"/>
+        </w:rPr>
+      </w:pPr>
     </w:p>
     <w:p>
       <w:pPr>
-        <w:rPr>
-          <w:lang w:val="ru-RU"/>
-        </w:rPr>
-      </w:pPr>
-      <w:r>
-        <w:t xml:space="preserve">Семейство Xilinx Zynq-7000 представляет собой систему на кристалле (System on Chip, SoC), объединяющую в одном корпусе двухъядерный процессор ARM Cortex-A9 и матрицу программируемой логики, архитектурно совместимую с FPGA семейств Xilinx 7-Series (Artix-7 или Kintex-7 в зависимости от варианта). </w:t>
-      </w:r>
-      <w:r>
-        <w:rPr>
-          <w:lang w:val="ru-RU"/>
-        </w:rPr>
-        <w:t xml:space="preserve">Архитектура </w:t>
-      </w:r>
-      <w:r>
-        <w:t>Zynq</w:t>
-      </w:r>
-      <w:r>
-        <w:rPr>
-          <w:lang w:val="ru-RU"/>
-        </w:rPr>
-        <w:t xml:space="preserve"> разделена на две принципиально различные части — </w:t>
-      </w:r>
-      <w:r>
-        <w:t>Processing</w:t>
-      </w:r>
-      <w:r>
-        <w:rPr>
-          <w:lang w:val="ru-RU"/>
-        </w:rPr>
-        <w:t xml:space="preserve"> </w:t>
-      </w:r>
-      <w:r>
-        <w:t>System</w:t>
-      </w:r>
-      <w:r>
-        <w:rPr>
-          <w:lang w:val="ru-RU"/>
-        </w:rPr>
-        <w:t xml:space="preserve"> (</w:t>
-      </w:r>
-      <w:r>
-        <w:t>PS</w:t>
-      </w:r>
-      <w:r>
-        <w:rPr>
-          <w:lang w:val="ru-RU"/>
-        </w:rPr>
-        <w:t xml:space="preserve">) и </w:t>
-      </w:r>
-      <w:r>
-        <w:t>Programmable</w:t>
-      </w:r>
-      <w:r>
-        <w:rPr>
-          <w:lang w:val="ru-RU"/>
-        </w:rPr>
-        <w:t xml:space="preserve"> </w:t>
-      </w:r>
-      <w:r>
-        <w:t>Logic</w:t>
-      </w:r>
-      <w:r>
-        <w:rPr>
-          <w:lang w:val="ru-RU"/>
-        </w:rPr>
-        <w:t xml:space="preserve"> (</w:t>
-      </w:r>
-      <w:r>
-        <w:t>PL</w:t>
-      </w:r>
-      <w:r>
-        <w:rPr>
-          <w:lang w:val="ru-RU"/>
-        </w:rPr>
-        <w:t>) [14].</w:t>
+        <w:pStyle w:val="21"/>
+        <w:rPr>
+          <w:rFonts w:ascii="Times New Roman" w:hAnsi="Times New Roman" w:cs="Times New Roman"/>
+        </w:rPr>
+      </w:pPr>
+      <w:r>
+        <w:rPr>
+          <w:rFonts w:ascii="Times New Roman" w:hAnsi="Times New Roman" w:cs="Times New Roman"/>
+        </w:rPr>
+        <w:t>1.6 Платформа SDR: Xilinx Zynq-7000 и Analog Devices AD9361</w:t>
       </w:r>
     </w:p>
     <w:p>
       <w:pPr>
-        <w:rPr>
-          <w:lang w:val="ru-RU"/>
-        </w:rPr>
-      </w:pPr>
-      <w:r>
-        <w:t>Processing</w:t>
-      </w:r>
-      <w:r>
-        <w:rPr>
-          <w:lang w:val="ru-RU"/>
-        </w:rPr>
-        <w:t xml:space="preserve"> </w:t>
-      </w:r>
-      <w:r>
-        <w:t>System</w:t>
-      </w:r>
-      <w:r>
-        <w:rPr>
-          <w:lang w:val="ru-RU"/>
-        </w:rPr>
-        <w:t xml:space="preserve"> включает в себя ядра </w:t>
-      </w:r>
-      <w:r>
-        <w:t>ARM</w:t>
-      </w:r>
-      <w:r>
-        <w:rPr>
-          <w:lang w:val="ru-RU"/>
-        </w:rPr>
-        <w:t xml:space="preserve"> </w:t>
-      </w:r>
-      <w:r>
-        <w:t>Cortex</w:t>
-      </w:r>
-      <w:r>
-        <w:rPr>
-          <w:lang w:val="ru-RU"/>
-        </w:rPr>
-        <w:t>-</w:t>
-      </w:r>
-      <w:r>
-        <w:t>A</w:t>
-      </w:r>
-      <w:r>
-        <w:rPr>
-          <w:lang w:val="ru-RU"/>
-        </w:rPr>
-        <w:t xml:space="preserve">9 с полным набором периферии: контроллеры памяти </w:t>
-      </w:r>
-      <w:r>
-        <w:t>DDR</w:t>
-      </w:r>
-      <w:r>
-        <w:rPr>
-          <w:lang w:val="ru-RU"/>
-        </w:rPr>
-        <w:t xml:space="preserve">3, интерфейсы </w:t>
-      </w:r>
-      <w:r>
-        <w:t>Ethernet</w:t>
-      </w:r>
-      <w:r>
-        <w:rPr>
-          <w:lang w:val="ru-RU"/>
-        </w:rPr>
-        <w:t xml:space="preserve">, </w:t>
-      </w:r>
-      <w:r>
-        <w:t>USB</w:t>
-      </w:r>
-      <w:r>
-        <w:rPr>
-          <w:lang w:val="ru-RU"/>
-        </w:rPr>
-        <w:t xml:space="preserve">, </w:t>
-      </w:r>
-      <w:r>
-        <w:t>SD</w:t>
-      </w:r>
-      <w:r>
-        <w:rPr>
-          <w:lang w:val="ru-RU"/>
-        </w:rPr>
-        <w:t>/</w:t>
-      </w:r>
-      <w:r>
-        <w:t>eMMC</w:t>
-      </w:r>
-      <w:r>
-        <w:rPr>
-          <w:lang w:val="ru-RU"/>
-        </w:rPr>
-        <w:t xml:space="preserve">, </w:t>
-      </w:r>
-      <w:r>
-        <w:t>UART</w:t>
-      </w:r>
-      <w:r>
-        <w:rPr>
-          <w:lang w:val="ru-RU"/>
-        </w:rPr>
-        <w:t xml:space="preserve">, </w:t>
-      </w:r>
-      <w:r>
-        <w:t>SPI</w:t>
-      </w:r>
-      <w:r>
-        <w:rPr>
-          <w:lang w:val="ru-RU"/>
-        </w:rPr>
-        <w:t xml:space="preserve">, </w:t>
-      </w:r>
-      <w:r>
-        <w:t>I</w:t>
-      </w:r>
-      <w:r>
-        <w:rPr>
-          <w:lang w:val="ru-RU"/>
-        </w:rPr>
-        <w:t>²</w:t>
-      </w:r>
-      <w:r>
-        <w:t>C</w:t>
-      </w:r>
-      <w:r>
-        <w:rPr>
-          <w:lang w:val="ru-RU"/>
-        </w:rPr>
-        <w:t xml:space="preserve">, контроллер прерываний и таймеры. </w:t>
-      </w:r>
-      <w:r>
-        <w:t>PS</w:t>
-      </w:r>
-      <w:r>
-        <w:rPr>
-          <w:lang w:val="ru-RU"/>
-        </w:rPr>
-        <w:t xml:space="preserve"> работает под управлением операционной системы (как правило, </w:t>
-      </w:r>
-      <w:r>
-        <w:t>embedded</w:t>
-      </w:r>
-      <w:r>
-        <w:rPr>
-          <w:lang w:val="ru-RU"/>
-        </w:rPr>
-        <w:t xml:space="preserve"> </w:t>
-      </w:r>
-      <w:r>
-        <w:t>Linux</w:t>
-      </w:r>
-      <w:r>
-        <w:rPr>
-          <w:lang w:val="ru-RU"/>
-        </w:rPr>
-        <w:t xml:space="preserve">) или </w:t>
-      </w:r>
-      <w:r>
-        <w:t>bare</w:t>
-      </w:r>
-      <w:r>
-        <w:rPr>
-          <w:lang w:val="ru-RU"/>
-        </w:rPr>
-        <w:t>-</w:t>
-      </w:r>
-      <w:r>
-        <w:lastRenderedPageBreak/>
-        <w:t>metal</w:t>
-      </w:r>
-      <w:r>
-        <w:rPr>
-          <w:lang w:val="ru-RU"/>
-        </w:rPr>
-        <w:t xml:space="preserve"> приложения и отвечает за высокоуровневое управление, конфигурацию подсистем и взаимодействие с пользователем.</w:t>
+        <w:pStyle w:val="31"/>
+        <w:rPr>
+          <w:rFonts w:ascii="Times New Roman" w:hAnsi="Times New Roman" w:cs="Times New Roman"/>
+        </w:rPr>
+      </w:pPr>
+      <w:r>
+        <w:rPr>
+          <w:rFonts w:ascii="Times New Roman" w:hAnsi="Times New Roman" w:cs="Times New Roman"/>
+        </w:rPr>
+        <w:t>1.6.1 Архитектура Xilinx Zynq-7000 SoC</w:t>
       </w:r>
     </w:p>
     <w:p>
@@ -9070,6 +8009,51 @@
         </w:rPr>
       </w:pPr>
       <w:r>
+        <w:t xml:space="preserve">Семейство Xilinx Zynq-7000 представляет собой систему на кристалле (System on Chip, SoC), объединяющую в одном корпусе двухъядерный процессор ARM Cortex-A9 и матрицу программируемой логики, архитектурно совместимую с FPGA семейств Xilinx 7-Series (Artix-7 или Kintex-7 в зависимости от варианта). </w:t>
+      </w:r>
+      <w:r>
+        <w:rPr>
+          <w:lang w:val="ru-RU"/>
+        </w:rPr>
+        <w:t xml:space="preserve">Архитектура </w:t>
+      </w:r>
+      <w:r>
+        <w:t>Zynq</w:t>
+      </w:r>
+      <w:r>
+        <w:rPr>
+          <w:lang w:val="ru-RU"/>
+        </w:rPr>
+        <w:t xml:space="preserve"> разделена на две принципиально различные части — </w:t>
+      </w:r>
+      <w:r>
+        <w:t>Processing</w:t>
+      </w:r>
+      <w:r>
+        <w:rPr>
+          <w:lang w:val="ru-RU"/>
+        </w:rPr>
+        <w:t xml:space="preserve"> </w:t>
+      </w:r>
+      <w:r>
+        <w:t>System</w:t>
+      </w:r>
+      <w:r>
+        <w:rPr>
+          <w:lang w:val="ru-RU"/>
+        </w:rPr>
+        <w:t xml:space="preserve"> (</w:t>
+      </w:r>
+      <w:r>
+        <w:t>PS</w:t>
+      </w:r>
+      <w:r>
+        <w:rPr>
+          <w:lang w:val="ru-RU"/>
+        </w:rPr>
+        <w:t xml:space="preserve">) и </w:t>
+      </w:r>
+      <w:r>
         <w:t>Programmable</w:t>
       </w:r>
       <w:r>
@@ -9085,16 +8069,7 @@
         <w:rPr>
           <w:lang w:val="ru-RU"/>
         </w:rPr>
-        <w:t xml:space="preserve"> представляет собой собственно </w:t>
-      </w:r>
-      <w:r>
-        <w:t>FPGA</w:t>
-      </w:r>
-      <w:r>
-        <w:rPr>
-          <w:lang w:val="ru-RU"/>
-        </w:rPr>
-        <w:t xml:space="preserve">-часть кристалла и предназначена для реализации параллельных вычислительных трактов цифровой обработки сигнала. В </w:t>
+        <w:t xml:space="preserve"> (</w:t>
       </w:r>
       <w:r>
         <w:t>PL</w:t>
@@ -9103,88 +8078,7 @@
         <w:rPr>
           <w:lang w:val="ru-RU"/>
         </w:rPr>
-        <w:t xml:space="preserve"> находятся стандартные ресурсы 7-</w:t>
-      </w:r>
-      <w:r>
-        <w:t>Series</w:t>
-      </w:r>
-      <w:r>
-        <w:rPr>
-          <w:lang w:val="ru-RU"/>
-        </w:rPr>
-        <w:t xml:space="preserve"> </w:t>
-      </w:r>
-      <w:r>
-        <w:t>FPGA</w:t>
-      </w:r>
-      <w:r>
-        <w:rPr>
-          <w:lang w:val="ru-RU"/>
-        </w:rPr>
-        <w:t>: программируемые логические ячейки (</w:t>
-      </w:r>
-      <w:r>
-        <w:t>LUT</w:t>
-      </w:r>
-      <w:r>
-        <w:rPr>
-          <w:lang w:val="ru-RU"/>
-        </w:rPr>
-        <w:t>), триггеры (</w:t>
-      </w:r>
-      <w:r>
-        <w:t>FF</w:t>
-      </w:r>
-      <w:r>
-        <w:rPr>
-          <w:lang w:val="ru-RU"/>
-        </w:rPr>
-        <w:t xml:space="preserve">), блоки памяти </w:t>
-      </w:r>
-      <w:r>
-        <w:t>BRAM</w:t>
-      </w:r>
-      <w:r>
-        <w:rPr>
-          <w:lang w:val="ru-RU"/>
-        </w:rPr>
-        <w:t xml:space="preserve"> и аппаратные </w:t>
-      </w:r>
-      <w:r>
-        <w:t>DSP</w:t>
-      </w:r>
-      <w:r>
-        <w:rPr>
-          <w:lang w:val="ru-RU"/>
-        </w:rPr>
-        <w:t xml:space="preserve">48-блоки, выполняющие операции «умножение-аккумулирование» с большой разрядностью. Именно в </w:t>
-      </w:r>
-      <w:r>
-        <w:t>PL</w:t>
-      </w:r>
-      <w:r>
-        <w:rPr>
-          <w:lang w:val="ru-RU"/>
-        </w:rPr>
-        <w:t xml:space="preserve"> размещаются ресурсоёмкие блоки </w:t>
-      </w:r>
-      <w:r>
-        <w:t>SDR</w:t>
-      </w:r>
-      <w:r>
-        <w:rPr>
-          <w:lang w:val="ru-RU"/>
-        </w:rPr>
-        <w:t xml:space="preserve">-тракта: </w:t>
-      </w:r>
-      <w:r>
-        <w:t>DDC</w:t>
-      </w:r>
-      <w:r>
-        <w:rPr>
-          <w:lang w:val="ru-RU"/>
-        </w:rPr>
-        <w:t>, согласованный фильтр, и в данной работе — блок символьной синхронизации.</w:t>
+        <w:t>) [14].</w:t>
       </w:r>
     </w:p>
     <w:p>
@@ -9194,10 +8088,130 @@
         </w:rPr>
       </w:pPr>
       <w:r>
-        <w:rPr>
-          <w:lang w:val="ru-RU"/>
-        </w:rPr>
-        <w:t xml:space="preserve">Связь между </w:t>
+        <w:t>Processing</w:t>
+      </w:r>
+      <w:r>
+        <w:rPr>
+          <w:lang w:val="ru-RU"/>
+        </w:rPr>
+        <w:t xml:space="preserve"> </w:t>
+      </w:r>
+      <w:r>
+        <w:t>System</w:t>
+      </w:r>
+      <w:r>
+        <w:rPr>
+          <w:lang w:val="ru-RU"/>
+        </w:rPr>
+        <w:t xml:space="preserve"> включает в себя ядра </w:t>
+      </w:r>
+      <w:r>
+        <w:t>ARM</w:t>
+      </w:r>
+      <w:r>
+        <w:rPr>
+          <w:lang w:val="ru-RU"/>
+        </w:rPr>
+        <w:t xml:space="preserve"> </w:t>
+      </w:r>
+      <w:r>
+        <w:t>Cortex</w:t>
+      </w:r>
+      <w:r>
+        <w:rPr>
+          <w:lang w:val="ru-RU"/>
+        </w:rPr>
+        <w:t>-</w:t>
+      </w:r>
+      <w:r>
+        <w:t>A</w:t>
+      </w:r>
+      <w:r>
+        <w:rPr>
+          <w:lang w:val="ru-RU"/>
+        </w:rPr>
+        <w:t xml:space="preserve">9 с полным набором периферии: контроллеры памяти </w:t>
+      </w:r>
+      <w:r>
+        <w:t>DDR</w:t>
+      </w:r>
+      <w:r>
+        <w:rPr>
+          <w:lang w:val="ru-RU"/>
+        </w:rPr>
+        <w:t xml:space="preserve">3, интерфейсы </w:t>
+      </w:r>
+      <w:r>
+        <w:t>Ethernet</w:t>
+      </w:r>
+      <w:r>
+        <w:rPr>
+          <w:lang w:val="ru-RU"/>
+        </w:rPr>
+        <w:t xml:space="preserve">, </w:t>
+      </w:r>
+      <w:r>
+        <w:t>USB</w:t>
+      </w:r>
+      <w:r>
+        <w:rPr>
+          <w:lang w:val="ru-RU"/>
+        </w:rPr>
+        <w:t xml:space="preserve">, </w:t>
+      </w:r>
+      <w:r>
+        <w:t>SD</w:t>
+      </w:r>
+      <w:r>
+        <w:rPr>
+          <w:lang w:val="ru-RU"/>
+        </w:rPr>
+        <w:t>/</w:t>
+      </w:r>
+      <w:r>
+        <w:t>eMMC</w:t>
+      </w:r>
+      <w:r>
+        <w:rPr>
+          <w:lang w:val="ru-RU"/>
+        </w:rPr>
+        <w:t xml:space="preserve">, </w:t>
+      </w:r>
+      <w:r>
+        <w:t>UART</w:t>
+      </w:r>
+      <w:r>
+        <w:rPr>
+          <w:lang w:val="ru-RU"/>
+        </w:rPr>
+        <w:t xml:space="preserve">, </w:t>
+      </w:r>
+      <w:r>
+        <w:t>SPI</w:t>
+      </w:r>
+      <w:r>
+        <w:rPr>
+          <w:lang w:val="ru-RU"/>
+        </w:rPr>
+        <w:t xml:space="preserve">, </w:t>
+      </w:r>
+      <w:r>
+        <w:t>I</w:t>
+      </w:r>
+      <w:r>
+        <w:rPr>
+          <w:lang w:val="ru-RU"/>
+        </w:rPr>
+        <w:t>²</w:t>
+      </w:r>
+      <w:r>
+        <w:t>C</w:t>
+      </w:r>
+      <w:r>
+        <w:rPr>
+          <w:lang w:val="ru-RU"/>
+        </w:rPr>
+        <w:t xml:space="preserve">, контроллер прерываний и таймеры. </w:t>
       </w:r>
       <w:r>
         <w:t>PS</w:t>
@@ -9206,28 +8220,10 @@
         <w:rPr>
           <w:lang w:val="ru-RU"/>
         </w:rPr>
-        <w:t xml:space="preserve"> и </w:t>
-      </w:r>
-      <w:r>
-        <w:t>PL</w:t>
-      </w:r>
-      <w:r>
-        <w:rPr>
-          <w:lang w:val="ru-RU"/>
-        </w:rPr>
-        <w:t xml:space="preserve"> осуществляется через стандартные интерфейсы </w:t>
-      </w:r>
-      <w:r>
-        <w:t>AXI</w:t>
-      </w:r>
-      <w:r>
-        <w:rPr>
-          <w:lang w:val="ru-RU"/>
-        </w:rPr>
-        <w:t xml:space="preserve"> (</w:t>
-      </w:r>
-      <w:r>
-        <w:t>Advanced</w:t>
+        <w:t xml:space="preserve"> работает под управлением операционной системы (как правило, </w:t>
+      </w:r>
+      <w:r>
+        <w:t>embedded</w:t>
       </w:r>
       <w:r>
         <w:rPr>
@@ -9235,64 +8231,17 @@
         </w:rPr>
         <w:t xml:space="preserve"> </w:t>
       </w:r>
-      <w:proofErr w:type="spellStart"/>
-      <w:r>
-        <w:t>eXtensible</w:t>
-      </w:r>
-      <w:proofErr w:type="spellEnd"/>
-      <w:r>
-        <w:rPr>
-          <w:lang w:val="ru-RU"/>
-        </w:rPr>
-        <w:t xml:space="preserve"> </w:t>
-      </w:r>
-      <w:r>
-        <w:t>Interface</w:t>
-      </w:r>
-      <w:r>
-        <w:rPr>
-          <w:lang w:val="ru-RU"/>
-        </w:rPr>
-        <w:t xml:space="preserve">), являющиеся частью спецификации </w:t>
-      </w:r>
-      <w:r>
-        <w:t>ARM</w:t>
-      </w:r>
-      <w:r>
-        <w:rPr>
-          <w:lang w:val="ru-RU"/>
-        </w:rPr>
-        <w:t xml:space="preserve"> </w:t>
-      </w:r>
-      <w:r>
-        <w:t>AMBA</w:t>
-      </w:r>
-      <w:r>
-        <w:rPr>
-          <w:lang w:val="ru-RU"/>
-        </w:rPr>
-        <w:t xml:space="preserve">. На кристалле </w:t>
-      </w:r>
-      <w:r>
-        <w:t>Zynq</w:t>
-      </w:r>
-      <w:r>
-        <w:rPr>
-          <w:lang w:val="ru-RU"/>
-        </w:rPr>
-        <w:t xml:space="preserve"> реализованы три типа </w:t>
-      </w:r>
-      <w:r>
-        <w:t>AXI</w:t>
-      </w:r>
-      <w:r>
-        <w:rPr>
-          <w:lang w:val="ru-RU"/>
-        </w:rPr>
-        <w:t xml:space="preserve">-интерфейсов: </w:t>
-      </w:r>
-      <w:r>
-        <w:t>AXI</w:t>
+      <w:r>
+        <w:t>Linux</w:t>
+      </w:r>
+      <w:r>
+        <w:rPr>
+          <w:lang w:val="ru-RU"/>
+        </w:rPr>
+        <w:t xml:space="preserve">) или </w:t>
+      </w:r>
+      <w:r>
+        <w:t>bare</w:t>
       </w:r>
       <w:r>
         <w:rPr>
@@ -9301,148 +8250,13 @@
         <w:t>-</w:t>
       </w:r>
       <w:r>
-        <w:t>Lite</w:t>
-      </w:r>
-      <w:r>
-        <w:rPr>
-          <w:lang w:val="ru-RU"/>
-        </w:rPr>
-        <w:t xml:space="preserve"> — упрощённый интерфейс с регистровым доступом для конфигурации </w:t>
-      </w:r>
-      <w:r>
-        <w:t>IP</w:t>
-      </w:r>
-      <w:r>
-        <w:rPr>
-          <w:lang w:val="ru-RU"/>
-        </w:rPr>
-        <w:t xml:space="preserve">-блоков из </w:t>
-      </w:r>
-      <w:r>
-        <w:t>PS</w:t>
-      </w:r>
-      <w:r>
-        <w:rPr>
-          <w:lang w:val="ru-RU"/>
-        </w:rPr>
-        <w:t xml:space="preserve"> (запись параметров петли, чтение статуса); </w:t>
-      </w:r>
-      <w:r>
-        <w:t>AXI</w:t>
-      </w:r>
-      <w:r>
-        <w:rPr>
-          <w:lang w:val="ru-RU"/>
-        </w:rPr>
-        <w:t>-</w:t>
-      </w:r>
-      <w:r>
-        <w:t>Stream</w:t>
-      </w:r>
-      <w:r>
-        <w:rPr>
-          <w:lang w:val="ru-RU"/>
-        </w:rPr>
-        <w:t xml:space="preserve"> — потоковый интерфейс без адресации, оптимальный для передачи отсчётов сигнала между блоками </w:t>
-      </w:r>
-      <w:r>
-        <w:t>DSP</w:t>
-      </w:r>
-      <w:r>
-        <w:rPr>
-          <w:lang w:val="ru-RU"/>
-        </w:rPr>
-        <w:t xml:space="preserve">-тракта в </w:t>
-      </w:r>
-      <w:r>
-        <w:t>PL</w:t>
-      </w:r>
-      <w:r>
-        <w:rPr>
-          <w:lang w:val="ru-RU"/>
-        </w:rPr>
-        <w:t xml:space="preserve"> и между </w:t>
-      </w:r>
-      <w:r>
-        <w:t>PS</w:t>
-      </w:r>
-      <w:r>
-        <w:rPr>
-          <w:lang w:val="ru-RU"/>
-        </w:rPr>
-        <w:t xml:space="preserve"> и </w:t>
-      </w:r>
-      <w:r>
-        <w:t>PL</w:t>
-      </w:r>
-      <w:r>
-        <w:rPr>
-          <w:lang w:val="ru-RU"/>
-        </w:rPr>
-        <w:t xml:space="preserve"> по </w:t>
-      </w:r>
-      <w:r>
-        <w:t>DMA</w:t>
-      </w:r>
-      <w:r>
-        <w:rPr>
-          <w:lang w:val="ru-RU"/>
-        </w:rPr>
-        <w:t xml:space="preserve">; </w:t>
-      </w:r>
-      <w:r>
-        <w:t>AXI</w:t>
-      </w:r>
-      <w:r>
-        <w:rPr>
-          <w:lang w:val="ru-RU"/>
-        </w:rPr>
-        <w:t>-</w:t>
-      </w:r>
-      <w:r>
-        <w:t>Full</w:t>
-      </w:r>
-      <w:r>
-        <w:rPr>
-          <w:lang w:val="ru-RU"/>
-        </w:rPr>
-        <w:t xml:space="preserve"> (</w:t>
-      </w:r>
-      <w:r>
-        <w:t>Memory</w:t>
-      </w:r>
-      <w:r>
-        <w:rPr>
-          <w:lang w:val="ru-RU"/>
-        </w:rPr>
-        <w:t>-</w:t>
-      </w:r>
-      <w:r>
-        <w:t>Mapped</w:t>
-      </w:r>
-      <w:r>
-        <w:rPr>
-          <w:lang w:val="ru-RU"/>
-        </w:rPr>
-        <w:t xml:space="preserve">) — полнофункциональный интерфейс памяти для высокоскоростного доступа </w:t>
-      </w:r>
-      <w:r>
-        <w:t>PL</w:t>
-      </w:r>
-      <w:r>
-        <w:rPr>
-          <w:lang w:val="ru-RU"/>
-        </w:rPr>
-        <w:t xml:space="preserve"> к </w:t>
-      </w:r>
-      <w:r>
-        <w:t>DDR</w:t>
-      </w:r>
-      <w:r>
-        <w:rPr>
-          <w:lang w:val="ru-RU"/>
-        </w:rPr>
-        <w:t>-памяти процессорной системы.</w:t>
+        <w:t>metal</w:t>
+      </w:r>
+      <w:r>
+        <w:rPr>
+          <w:lang w:val="ru-RU"/>
+        </w:rPr>
+        <w:t xml:space="preserve"> приложения и отвечает за высокоуровневое управление, конфигурацию подсистем и взаимодействие с пользователем.</w:t>
       </w:r>
     </w:p>
     <w:p>
@@ -9452,10 +8266,31 @@
         </w:rPr>
       </w:pPr>
       <w:r>
-        <w:rPr>
-          <w:lang w:val="ru-RU"/>
-        </w:rPr>
-        <w:t xml:space="preserve">Подобное разделение функций позволяет вынести в </w:t>
+        <w:t>Programmable</w:t>
+      </w:r>
+      <w:r>
+        <w:rPr>
+          <w:lang w:val="ru-RU"/>
+        </w:rPr>
+        <w:t xml:space="preserve"> </w:t>
+      </w:r>
+      <w:r>
+        <w:t>Logic</w:t>
+      </w:r>
+      <w:r>
+        <w:rPr>
+          <w:lang w:val="ru-RU"/>
+        </w:rPr>
+        <w:t xml:space="preserve"> представляет собой собственно </w:t>
+      </w:r>
+      <w:r>
+        <w:t>FPGA</w:t>
+      </w:r>
+      <w:r>
+        <w:rPr>
+          <w:lang w:val="ru-RU"/>
+        </w:rPr>
+        <w:t xml:space="preserve">-часть кристалла и предназначена для реализации параллельных вычислительных трактов цифровой обработки сигнала. В </w:t>
       </w:r>
       <w:r>
         <w:t>PL</w:t>
@@ -9464,19 +8299,10 @@
         <w:rPr>
           <w:lang w:val="ru-RU"/>
         </w:rPr>
-        <w:t xml:space="preserve"> все вычислительно ёмкие операции, требующие жёсткого реального времени и параллельной обработки, а в </w:t>
-      </w:r>
-      <w:r>
-        <w:t>PS</w:t>
-      </w:r>
-      <w:r>
-        <w:rPr>
-          <w:lang w:val="ru-RU"/>
-        </w:rPr>
-        <w:t xml:space="preserve"> оставить управление, мониторинг и конфигурацию. Применительно к задаче символьной синхронизации это означает, что сам блок </w:t>
-      </w:r>
-      <w:r>
-        <w:t>Timing</w:t>
+        <w:t xml:space="preserve"> находятся стандартные ресурсы 7-</w:t>
+      </w:r>
+      <w:r>
+        <w:t>Series</w:t>
       </w:r>
       <w:r>
         <w:rPr>
@@ -9485,22 +8311,49 @@
         <w:t xml:space="preserve"> </w:t>
       </w:r>
       <w:r>
-        <w:t>Recovery</w:t>
-      </w:r>
-      <w:r>
-        <w:rPr>
-          <w:lang w:val="ru-RU"/>
-        </w:rPr>
-        <w:t xml:space="preserve"> реализуется как пользовательский </w:t>
-      </w:r>
-      <w:r>
-        <w:t>IP</w:t>
-      </w:r>
-      <w:r>
-        <w:rPr>
-          <w:lang w:val="ru-RU"/>
-        </w:rPr>
-        <w:t xml:space="preserve"> в </w:t>
+        <w:t>FPGA</w:t>
+      </w:r>
+      <w:r>
+        <w:rPr>
+          <w:lang w:val="ru-RU"/>
+        </w:rPr>
+        <w:t>: программируемые логические ячейки (</w:t>
+      </w:r>
+      <w:r>
+        <w:t>LUT</w:t>
+      </w:r>
+      <w:r>
+        <w:rPr>
+          <w:lang w:val="ru-RU"/>
+        </w:rPr>
+        <w:t>), триггеры (</w:t>
+      </w:r>
+      <w:r>
+        <w:t>FF</w:t>
+      </w:r>
+      <w:r>
+        <w:rPr>
+          <w:lang w:val="ru-RU"/>
+        </w:rPr>
+        <w:t xml:space="preserve">), блоки памяти </w:t>
+      </w:r>
+      <w:r>
+        <w:t>BRAM</w:t>
+      </w:r>
+      <w:r>
+        <w:rPr>
+          <w:lang w:val="ru-RU"/>
+        </w:rPr>
+        <w:t xml:space="preserve"> и аппаратные </w:t>
+      </w:r>
+      <w:r>
+        <w:t>DSP</w:t>
+      </w:r>
+      <w:r>
+        <w:rPr>
+          <w:lang w:val="ru-RU"/>
+        </w:rPr>
+        <w:t xml:space="preserve">48-блоки, выполняющие операции «умножение-аккумулирование» с большой разрядностью. Именно в </w:t>
       </w:r>
       <w:r>
         <w:t>PL</w:t>
@@ -9509,135 +8362,282 @@
         <w:rPr>
           <w:lang w:val="ru-RU"/>
         </w:rPr>
-        <w:t xml:space="preserve">, а коэффициенты </w:t>
-      </w:r>
-      <w:r>
-        <w:t>PI</w:t>
-      </w:r>
-      <w:r>
-        <w:rPr>
-          <w:lang w:val="ru-RU"/>
-        </w:rPr>
-        <w:t>-фильтра (</w:t>
-      </w:r>
-      <w:r>
-        <w:t>B</w:t>
-      </w:r>
-      <w:r>
-        <w:rPr>
-          <w:lang w:val="ru-RU"/>
-        </w:rPr>
-        <w:t>_</w:t>
-      </w:r>
-      <w:r>
-        <w:t>n</w:t>
-      </w:r>
-      <w:r>
-        <w:rPr>
-          <w:lang w:val="ru-RU"/>
-        </w:rPr>
-        <w:t>·</w:t>
-      </w:r>
-      <w:r>
-        <w:t>T</w:t>
-      </w:r>
-      <w:r>
-        <w:rPr>
-          <w:lang w:val="ru-RU"/>
-        </w:rPr>
-        <w:t xml:space="preserve">, </w:t>
-      </w:r>
-      <w:r>
-        <w:t>ζ</w:t>
-      </w:r>
-      <w:r>
-        <w:rPr>
-          <w:lang w:val="ru-RU"/>
-        </w:rPr>
-        <w:t xml:space="preserve">) и режимы работы задаются с </w:t>
-      </w:r>
-      <w:r>
-        <w:t>PS</w:t>
-      </w:r>
-      <w:r>
-        <w:rPr>
-          <w:lang w:val="ru-RU"/>
-        </w:rPr>
-        <w:t xml:space="preserve"> через регистры </w:t>
-      </w:r>
-      <w:r>
-        <w:t>AXI</w:t>
-      </w:r>
-      <w:r>
-        <w:rPr>
-          <w:lang w:val="ru-RU"/>
-        </w:rPr>
-        <w:t>-</w:t>
-      </w:r>
-      <w:r>
-        <w:t>Lite</w:t>
-      </w:r>
-      <w:r>
-        <w:rPr>
-          <w:lang w:val="ru-RU"/>
-        </w:rPr>
-        <w:t>, что обеспечивает возможность подстройки параметров петли «на лету» без перепрошивки кристалла.</w:t>
+        <w:t xml:space="preserve"> размещаются ресурсоёмкие блоки </w:t>
+      </w:r>
+      <w:r>
+        <w:t>SDR</w:t>
+      </w:r>
+      <w:r>
+        <w:rPr>
+          <w:lang w:val="ru-RU"/>
+        </w:rPr>
+        <w:t xml:space="preserve">-тракта: </w:t>
+      </w:r>
+      <w:r>
+        <w:t>DDC</w:t>
+      </w:r>
+      <w:r>
+        <w:rPr>
+          <w:lang w:val="ru-RU"/>
+        </w:rPr>
+        <w:t>, согласованный фильтр, и в данной работе — блок символьной синхронизации.</w:t>
       </w:r>
     </w:p>
     <w:p>
       <w:pPr>
-        <w:pStyle w:val="31"/>
-        <w:rPr>
-          <w:rFonts w:ascii="Times New Roman" w:hAnsi="Times New Roman" w:cs="Times New Roman"/>
-          <w:lang w:val="ru-RU"/>
-        </w:rPr>
-      </w:pPr>
-      <w:r>
-        <w:rPr>
-          <w:rFonts w:ascii="Times New Roman" w:hAnsi="Times New Roman" w:cs="Times New Roman"/>
+        <w:rPr>
+          <w:lang w:val="ru-RU"/>
+        </w:rPr>
+      </w:pPr>
+      <w:r>
+        <w:rPr>
           <w:lang w:val="ru-RU"/>
         </w:rPr>
         <w:lastRenderedPageBreak/>
-        <w:t xml:space="preserve">1.6.2 Трансивер </w:t>
-      </w:r>
-      <w:r>
-        <w:rPr>
-          <w:rFonts w:ascii="Times New Roman" w:hAnsi="Times New Roman" w:cs="Times New Roman"/>
-        </w:rPr>
-        <w:t>Analog</w:t>
-      </w:r>
-      <w:r>
-        <w:rPr>
-          <w:rFonts w:ascii="Times New Roman" w:hAnsi="Times New Roman" w:cs="Times New Roman"/>
+        <w:t xml:space="preserve">Связь между </w:t>
+      </w:r>
+      <w:r>
+        <w:t>PS</w:t>
+      </w:r>
+      <w:r>
+        <w:rPr>
+          <w:lang w:val="ru-RU"/>
+        </w:rPr>
+        <w:t xml:space="preserve"> и </w:t>
+      </w:r>
+      <w:r>
+        <w:t>PL</w:t>
+      </w:r>
+      <w:r>
+        <w:rPr>
+          <w:lang w:val="ru-RU"/>
+        </w:rPr>
+        <w:t xml:space="preserve"> осуществляется через стандартные интерфейсы </w:t>
+      </w:r>
+      <w:r>
+        <w:t>AXI</w:t>
+      </w:r>
+      <w:r>
+        <w:rPr>
+          <w:lang w:val="ru-RU"/>
+        </w:rPr>
+        <w:t xml:space="preserve"> (</w:t>
+      </w:r>
+      <w:r>
+        <w:t>Advanced</w:t>
+      </w:r>
+      <w:r>
+        <w:rPr>
           <w:lang w:val="ru-RU"/>
         </w:rPr>
         <w:t xml:space="preserve"> </w:t>
       </w:r>
       <w:r>
-        <w:rPr>
-          <w:rFonts w:ascii="Times New Roman" w:hAnsi="Times New Roman" w:cs="Times New Roman"/>
-        </w:rPr>
-        <w:t>Devices</w:t>
-      </w:r>
-      <w:r>
-        <w:rPr>
-          <w:rFonts w:ascii="Times New Roman" w:hAnsi="Times New Roman" w:cs="Times New Roman"/>
+        <w:t>eXtensible</w:t>
+      </w:r>
+      <w:r>
+        <w:rPr>
           <w:lang w:val="ru-RU"/>
         </w:rPr>
         <w:t xml:space="preserve"> </w:t>
       </w:r>
       <w:r>
-        <w:rPr>
-          <w:rFonts w:ascii="Times New Roman" w:hAnsi="Times New Roman" w:cs="Times New Roman"/>
-        </w:rPr>
-        <w:t>AD</w:t>
-      </w:r>
-      <w:r>
-        <w:rPr>
-          <w:rFonts w:ascii="Times New Roman" w:hAnsi="Times New Roman" w:cs="Times New Roman"/>
-          <w:lang w:val="ru-RU"/>
-        </w:rPr>
-        <w:t>9361</w:t>
+        <w:t>Interface</w:t>
+      </w:r>
+      <w:r>
+        <w:rPr>
+          <w:lang w:val="ru-RU"/>
+        </w:rPr>
+        <w:t xml:space="preserve">), являющиеся частью спецификации </w:t>
+      </w:r>
+      <w:r>
+        <w:t>ARM</w:t>
+      </w:r>
+      <w:r>
+        <w:rPr>
+          <w:lang w:val="ru-RU"/>
+        </w:rPr>
+        <w:t xml:space="preserve"> </w:t>
+      </w:r>
+      <w:r>
+        <w:t>AMBA</w:t>
+      </w:r>
+      <w:r>
+        <w:rPr>
+          <w:lang w:val="ru-RU"/>
+        </w:rPr>
+        <w:t xml:space="preserve">. На кристалле </w:t>
+      </w:r>
+      <w:r>
+        <w:t>Zynq</w:t>
+      </w:r>
+      <w:r>
+        <w:rPr>
+          <w:lang w:val="ru-RU"/>
+        </w:rPr>
+        <w:t xml:space="preserve"> реализованы три типа </w:t>
+      </w:r>
+      <w:r>
+        <w:t>AXI</w:t>
+      </w:r>
+      <w:r>
+        <w:rPr>
+          <w:lang w:val="ru-RU"/>
+        </w:rPr>
+        <w:t xml:space="preserve">-интерфейсов: </w:t>
+      </w:r>
+      <w:r>
+        <w:t>AXI</w:t>
+      </w:r>
+      <w:r>
+        <w:rPr>
+          <w:lang w:val="ru-RU"/>
+        </w:rPr>
+        <w:t>-</w:t>
+      </w:r>
+      <w:r>
+        <w:t>Lite</w:t>
+      </w:r>
+      <w:r>
+        <w:rPr>
+          <w:lang w:val="ru-RU"/>
+        </w:rPr>
+        <w:t xml:space="preserve"> — упрощённый интерфейс с регистровым доступом для конфигурации </w:t>
+      </w:r>
+      <w:r>
+        <w:t>IP</w:t>
+      </w:r>
+      <w:r>
+        <w:rPr>
+          <w:lang w:val="ru-RU"/>
+        </w:rPr>
+        <w:t xml:space="preserve">-блоков из </w:t>
+      </w:r>
+      <w:r>
+        <w:t>PS</w:t>
+      </w:r>
+      <w:r>
+        <w:rPr>
+          <w:lang w:val="ru-RU"/>
+        </w:rPr>
+        <w:t xml:space="preserve"> (запись параметров петли, чтение статуса); </w:t>
+      </w:r>
+      <w:r>
+        <w:t>AXI</w:t>
+      </w:r>
+      <w:r>
+        <w:rPr>
+          <w:lang w:val="ru-RU"/>
+        </w:rPr>
+        <w:t>-</w:t>
+      </w:r>
+      <w:r>
+        <w:t>Stream</w:t>
+      </w:r>
+      <w:r>
+        <w:rPr>
+          <w:lang w:val="ru-RU"/>
+        </w:rPr>
+        <w:t xml:space="preserve"> — потоковый интерфейс без адресации, оптимальный для передачи отсчётов сигнала между блоками </w:t>
+      </w:r>
+      <w:r>
+        <w:t>DSP</w:t>
+      </w:r>
+      <w:r>
+        <w:rPr>
+          <w:lang w:val="ru-RU"/>
+        </w:rPr>
+        <w:t xml:space="preserve">-тракта в </w:t>
+      </w:r>
+      <w:r>
+        <w:t>PL</w:t>
+      </w:r>
+      <w:r>
+        <w:rPr>
+          <w:lang w:val="ru-RU"/>
+        </w:rPr>
+        <w:t xml:space="preserve"> и между </w:t>
+      </w:r>
+      <w:r>
+        <w:t>PS</w:t>
+      </w:r>
+      <w:r>
+        <w:rPr>
+          <w:lang w:val="ru-RU"/>
+        </w:rPr>
+        <w:t xml:space="preserve"> и </w:t>
+      </w:r>
+      <w:r>
+        <w:t>PL</w:t>
+      </w:r>
+      <w:r>
+        <w:rPr>
+          <w:lang w:val="ru-RU"/>
+        </w:rPr>
+        <w:t xml:space="preserve"> по </w:t>
+      </w:r>
+      <w:r>
+        <w:t>DMA</w:t>
+      </w:r>
+      <w:r>
+        <w:rPr>
+          <w:lang w:val="ru-RU"/>
+        </w:rPr>
+        <w:t xml:space="preserve">; </w:t>
+      </w:r>
+      <w:r>
+        <w:t>AXI</w:t>
+      </w:r>
+      <w:r>
+        <w:rPr>
+          <w:lang w:val="ru-RU"/>
+        </w:rPr>
+        <w:t>-</w:t>
+      </w:r>
+      <w:r>
+        <w:t>Full</w:t>
+      </w:r>
+      <w:r>
+        <w:rPr>
+          <w:lang w:val="ru-RU"/>
+        </w:rPr>
+        <w:t xml:space="preserve"> (</w:t>
+      </w:r>
+      <w:r>
+        <w:t>Memory</w:t>
+      </w:r>
+      <w:r>
+        <w:rPr>
+          <w:lang w:val="ru-RU"/>
+        </w:rPr>
+        <w:t>-</w:t>
+      </w:r>
+      <w:r>
+        <w:t>Mapped</w:t>
+      </w:r>
+      <w:r>
+        <w:rPr>
+          <w:lang w:val="ru-RU"/>
+        </w:rPr>
+        <w:t xml:space="preserve">) — полнофункциональный интерфейс памяти для высокоскоростного доступа </w:t>
+      </w:r>
+      <w:r>
+        <w:t>PL</w:t>
+      </w:r>
+      <w:r>
+        <w:rPr>
+          <w:lang w:val="ru-RU"/>
+        </w:rPr>
+        <w:t xml:space="preserve"> к </w:t>
+      </w:r>
+      <w:r>
+        <w:t>DDR</w:t>
+      </w:r>
+      <w:r>
+        <w:rPr>
+          <w:lang w:val="ru-RU"/>
+        </w:rPr>
+        <w:t>-памяти процессорной системы.</w:t>
       </w:r>
     </w:p>
     <w:p>
@@ -9650,10 +8650,28 @@
         <w:rPr>
           <w:lang w:val="ru-RU"/>
         </w:rPr>
-        <w:t xml:space="preserve">Микросхема </w:t>
-      </w:r>
-      <w:r>
-        <w:t>Analog</w:t>
+        <w:t xml:space="preserve">Подобное разделение функций позволяет вынести в </w:t>
+      </w:r>
+      <w:r>
+        <w:t>PL</w:t>
+      </w:r>
+      <w:r>
+        <w:rPr>
+          <w:lang w:val="ru-RU"/>
+        </w:rPr>
+        <w:t xml:space="preserve"> все вычислительно ёмкие операции, требующие жёсткого реального времени и параллельной обработки, а в </w:t>
+      </w:r>
+      <w:r>
+        <w:t>PS</w:t>
+      </w:r>
+      <w:r>
+        <w:rPr>
+          <w:lang w:val="ru-RU"/>
+        </w:rPr>
+        <w:t xml:space="preserve"> оставить управление, мониторинг и конфигурацию. Применительно к задаче символьной синхронизации это означает, что сам блок </w:t>
+      </w:r>
+      <w:r>
+        <w:t>Timing</w:t>
       </w:r>
       <w:r>
         <w:rPr>
@@ -9662,130 +8680,158 @@
         <w:t xml:space="preserve"> </w:t>
       </w:r>
       <w:r>
-        <w:t>Devices</w:t>
-      </w:r>
-      <w:r>
-        <w:rPr>
-          <w:lang w:val="ru-RU"/>
-        </w:rPr>
-        <w:t xml:space="preserve"> </w:t>
-      </w:r>
-      <w:r>
-        <w:t>AD</w:t>
-      </w:r>
-      <w:r>
-        <w:rPr>
-          <w:lang w:val="ru-RU"/>
-        </w:rPr>
-        <w:t xml:space="preserve">9361 представляет собой </w:t>
-      </w:r>
-      <w:proofErr w:type="spellStart"/>
-      <w:r>
-        <w:rPr>
-          <w:lang w:val="ru-RU"/>
-        </w:rPr>
-        <w:t>высокоинтегрированный</w:t>
-      </w:r>
-      <w:proofErr w:type="spellEnd"/>
-      <w:r>
-        <w:rPr>
-          <w:lang w:val="ru-RU"/>
-        </w:rPr>
-        <w:t xml:space="preserve"> широкополосный радиочастотный приёмопередатчик (</w:t>
-      </w:r>
-      <w:r>
-        <w:t>RF</w:t>
-      </w:r>
-      <w:r>
-        <w:rPr>
-          <w:lang w:val="ru-RU"/>
-        </w:rPr>
-        <w:t xml:space="preserve"> </w:t>
-      </w:r>
-      <w:r>
-        <w:t>Transceiver</w:t>
-      </w:r>
-      <w:r>
-        <w:rPr>
-          <w:lang w:val="ru-RU"/>
-        </w:rPr>
-        <w:t xml:space="preserve">), специально разработанный для применений в области программно-определяемого радио [15, 16]. </w:t>
-      </w:r>
-      <w:r>
-        <w:t>AD</w:t>
-      </w:r>
-      <w:r>
-        <w:rPr>
-          <w:lang w:val="ru-RU"/>
-        </w:rPr>
-        <w:t xml:space="preserve">9361 содержит на одном кристалле два независимых приёмных канала, два независимых передающих канала, синтезаторы частоты, АЦП, ЦАП, цифровые тракты децимации и интерполяции с программируемыми </w:t>
-      </w:r>
-      <w:r>
-        <w:t>CIC</w:t>
-      </w:r>
-      <w:r>
-        <w:rPr>
-          <w:lang w:val="ru-RU"/>
-        </w:rPr>
-        <w:t xml:space="preserve">- и </w:t>
-      </w:r>
-      <w:r>
-        <w:t>FIR</w:t>
-      </w:r>
-      <w:r>
-        <w:rPr>
-          <w:lang w:val="ru-RU"/>
-        </w:rPr>
-        <w:t xml:space="preserve">-фильтрами, а также интерфейс к </w:t>
-      </w:r>
-      <w:r>
-        <w:t>FPGA</w:t>
-      </w:r>
-      <w:r>
-        <w:rPr>
-          <w:lang w:val="ru-RU"/>
-        </w:rPr>
-        <w:t>.</w:t>
+        <w:t>Recovery</w:t>
+      </w:r>
+      <w:r>
+        <w:rPr>
+          <w:lang w:val="ru-RU"/>
+        </w:rPr>
+        <w:t xml:space="preserve"> реализуется как пользовательский </w:t>
+      </w:r>
+      <w:r>
+        <w:t>IP</w:t>
+      </w:r>
+      <w:r>
+        <w:rPr>
+          <w:lang w:val="ru-RU"/>
+        </w:rPr>
+        <w:t xml:space="preserve"> в </w:t>
+      </w:r>
+      <w:r>
+        <w:t>PL</w:t>
+      </w:r>
+      <w:r>
+        <w:rPr>
+          <w:lang w:val="ru-RU"/>
+        </w:rPr>
+        <w:t xml:space="preserve">, а коэффициенты </w:t>
+      </w:r>
+      <w:r>
+        <w:t>PI</w:t>
+      </w:r>
+      <w:r>
+        <w:rPr>
+          <w:lang w:val="ru-RU"/>
+        </w:rPr>
+        <w:t>-фильтра (</w:t>
+      </w:r>
+      <w:r>
+        <w:t>B</w:t>
+      </w:r>
+      <w:r>
+        <w:rPr>
+          <w:lang w:val="ru-RU"/>
+        </w:rPr>
+        <w:t>_</w:t>
+      </w:r>
+      <w:r>
+        <w:t>n</w:t>
+      </w:r>
+      <w:r>
+        <w:rPr>
+          <w:lang w:val="ru-RU"/>
+        </w:rPr>
+        <w:t>·</w:t>
+      </w:r>
+      <w:r>
+        <w:t>T</w:t>
+      </w:r>
+      <w:r>
+        <w:rPr>
+          <w:lang w:val="ru-RU"/>
+        </w:rPr>
+        <w:t xml:space="preserve">, </w:t>
+      </w:r>
+      <w:r>
+        <w:t>ζ</w:t>
+      </w:r>
+      <w:r>
+        <w:rPr>
+          <w:lang w:val="ru-RU"/>
+        </w:rPr>
+        <w:t xml:space="preserve">) и режимы работы задаются с </w:t>
+      </w:r>
+      <w:r>
+        <w:t>PS</w:t>
+      </w:r>
+      <w:r>
+        <w:rPr>
+          <w:lang w:val="ru-RU"/>
+        </w:rPr>
+        <w:t xml:space="preserve"> через регистры </w:t>
+      </w:r>
+      <w:r>
+        <w:t>AXI</w:t>
+      </w:r>
+      <w:r>
+        <w:rPr>
+          <w:lang w:val="ru-RU"/>
+        </w:rPr>
+        <w:t>-</w:t>
+      </w:r>
+      <w:r>
+        <w:t>Lite</w:t>
+      </w:r>
+      <w:r>
+        <w:rPr>
+          <w:lang w:val="ru-RU"/>
+        </w:rPr>
+        <w:t>, что обеспечивает возможность подстройки параметров петли «на лету» без перепрошивки кристалла.</w:t>
       </w:r>
     </w:p>
     <w:p>
       <w:pPr>
-        <w:rPr>
-          <w:lang w:val="ru-RU"/>
-        </w:rPr>
-      </w:pPr>
-      <w:r>
-        <w:rPr>
-          <w:lang w:val="ru-RU"/>
-        </w:rPr>
-        <w:t xml:space="preserve">Основные характеристики </w:t>
-      </w:r>
-      <w:r>
+        <w:pStyle w:val="31"/>
+        <w:rPr>
+          <w:rFonts w:ascii="Times New Roman" w:hAnsi="Times New Roman" w:cs="Times New Roman"/>
+          <w:lang w:val="ru-RU"/>
+        </w:rPr>
+      </w:pPr>
+      <w:r>
+        <w:rPr>
+          <w:rFonts w:ascii="Times New Roman" w:hAnsi="Times New Roman" w:cs="Times New Roman"/>
+          <w:lang w:val="ru-RU"/>
+        </w:rPr>
+        <w:t xml:space="preserve">1.6.2 Трансивер </w:t>
+      </w:r>
+      <w:r>
+        <w:rPr>
+          <w:rFonts w:ascii="Times New Roman" w:hAnsi="Times New Roman" w:cs="Times New Roman"/>
+        </w:rPr>
+        <w:t>Analog</w:t>
+      </w:r>
+      <w:r>
+        <w:rPr>
+          <w:rFonts w:ascii="Times New Roman" w:hAnsi="Times New Roman" w:cs="Times New Roman"/>
+          <w:lang w:val="ru-RU"/>
+        </w:rPr>
+        <w:t xml:space="preserve"> </w:t>
+      </w:r>
+      <w:r>
+        <w:rPr>
+          <w:rFonts w:ascii="Times New Roman" w:hAnsi="Times New Roman" w:cs="Times New Roman"/>
+        </w:rPr>
+        <w:t>Devices</w:t>
+      </w:r>
+      <w:r>
+        <w:rPr>
+          <w:rFonts w:ascii="Times New Roman" w:hAnsi="Times New Roman" w:cs="Times New Roman"/>
+          <w:lang w:val="ru-RU"/>
+        </w:rPr>
+        <w:t xml:space="preserve"> </w:t>
+      </w:r>
+      <w:r>
+        <w:rPr>
+          <w:rFonts w:ascii="Times New Roman" w:hAnsi="Times New Roman" w:cs="Times New Roman"/>
+        </w:rPr>
         <w:t>AD</w:t>
       </w:r>
       <w:r>
         <w:rPr>
-          <w:lang w:val="ru-RU"/>
-        </w:rPr>
-        <w:t xml:space="preserve">9361 включают перестраиваемый рабочий диапазон 70 МГц … 6 ГГц, мгновенную полосу обработки от 200 кГц до 56 МГц, разрядность АЦП и ЦАП по 12 бит, максимальную частоту дискретизации до 61,44 </w:t>
-      </w:r>
-      <w:r>
-        <w:t>MSPS</w:t>
-      </w:r>
-      <w:r>
-        <w:rPr>
-          <w:lang w:val="ru-RU"/>
-        </w:rPr>
-        <w:t xml:space="preserve"> на канал и возможность одновременной работы двух независимых каналов приёма/передачи (2×2 </w:t>
-      </w:r>
-      <w:r>
-        <w:t>MIMO</w:t>
-      </w:r>
-      <w:r>
-        <w:rPr>
-          <w:lang w:val="ru-RU"/>
-        </w:rPr>
-        <w:t>).</w:t>
+          <w:rFonts w:ascii="Times New Roman" w:hAnsi="Times New Roman" w:cs="Times New Roman"/>
+          <w:lang w:val="ru-RU"/>
+        </w:rPr>
+        <w:t>9361</w:t>
       </w:r>
     </w:p>
     <w:p>
@@ -9798,7 +8844,25 @@
         <w:rPr>
           <w:lang w:val="ru-RU"/>
         </w:rPr>
-        <w:t xml:space="preserve">Конфигурирование </w:t>
+        <w:t xml:space="preserve">Микросхема </w:t>
+      </w:r>
+      <w:r>
+        <w:t>Analog</w:t>
+      </w:r>
+      <w:r>
+        <w:rPr>
+          <w:lang w:val="ru-RU"/>
+        </w:rPr>
+        <w:t xml:space="preserve"> </w:t>
+      </w:r>
+      <w:r>
+        <w:t>Devices</w:t>
+      </w:r>
+      <w:r>
+        <w:rPr>
+          <w:lang w:val="ru-RU"/>
+        </w:rPr>
+        <w:t xml:space="preserve"> </w:t>
       </w:r>
       <w:r>
         <w:t>AD</w:t>
@@ -9807,46 +8871,10 @@
         <w:rPr>
           <w:lang w:val="ru-RU"/>
         </w:rPr>
-        <w:t xml:space="preserve">9361 (выбор центральной частоты, ширины полосы, коэффициентов усиления, режимов АРУ, параметров цифровых фильтров) выполняется через последовательный интерфейс </w:t>
-      </w:r>
-      <w:r>
-        <w:t>SPI</w:t>
-      </w:r>
-      <w:r>
-        <w:rPr>
-          <w:lang w:val="ru-RU"/>
-        </w:rPr>
-        <w:t xml:space="preserve">. На стороне процессорной системы </w:t>
-      </w:r>
-      <w:r>
-        <w:t>Zynq</w:t>
-      </w:r>
-      <w:r>
-        <w:rPr>
-          <w:lang w:val="ru-RU"/>
-        </w:rPr>
-        <w:t xml:space="preserve"> используется либо бесплатная </w:t>
-      </w:r>
-      <w:r>
-        <w:t>no</w:t>
-      </w:r>
-      <w:r>
-        <w:rPr>
-          <w:lang w:val="ru-RU"/>
-        </w:rPr>
-        <w:t>-</w:t>
-      </w:r>
-      <w:r>
-        <w:t>OS</w:t>
-      </w:r>
-      <w:r>
-        <w:rPr>
-          <w:lang w:val="ru-RU"/>
-        </w:rPr>
-        <w:t xml:space="preserve"> драйверная библиотека от </w:t>
-      </w:r>
-      <w:r>
-        <w:t>Analog</w:t>
+        <w:t>9361 представляет собой высокоинтегрированный широкополосный радиочастотный приёмопередатчик (</w:t>
+      </w:r>
+      <w:r>
+        <w:t>RF</w:t>
       </w:r>
       <w:r>
         <w:rPr>
@@ -9855,58 +8883,49 @@
         <w:t xml:space="preserve"> </w:t>
       </w:r>
       <w:r>
-        <w:t>Devices</w:t>
-      </w:r>
-      <w:r>
-        <w:rPr>
-          <w:lang w:val="ru-RU"/>
-        </w:rPr>
-        <w:t xml:space="preserve">, либо стандартный </w:t>
-      </w:r>
-      <w:r>
-        <w:t>Linux</w:t>
-      </w:r>
-      <w:r>
-        <w:rPr>
-          <w:lang w:val="ru-RU"/>
-        </w:rPr>
-        <w:t xml:space="preserve">-драйвер на базе подсистемы </w:t>
-      </w:r>
-      <w:r>
-        <w:t>Industrial</w:t>
-      </w:r>
-      <w:r>
-        <w:rPr>
-          <w:lang w:val="ru-RU"/>
-        </w:rPr>
-        <w:t xml:space="preserve"> </w:t>
-      </w:r>
-      <w:r>
-        <w:t>I</w:t>
-      </w:r>
-      <w:r>
-        <w:rPr>
-          <w:lang w:val="ru-RU"/>
-        </w:rPr>
-        <w:t>/</w:t>
-      </w:r>
-      <w:r>
-        <w:t>O</w:t>
-      </w:r>
-      <w:r>
-        <w:rPr>
-          <w:lang w:val="ru-RU"/>
-        </w:rPr>
-        <w:t xml:space="preserve"> (</w:t>
-      </w:r>
-      <w:r>
-        <w:t>IIO</w:t>
-      </w:r>
-      <w:r>
-        <w:rPr>
-          <w:lang w:val="ru-RU"/>
-        </w:rPr>
-        <w:t>), что позволяет управлять трансивером из приложений пользовательского пространства.</w:t>
+        <w:t>Transceiver</w:t>
+      </w:r>
+      <w:r>
+        <w:rPr>
+          <w:lang w:val="ru-RU"/>
+        </w:rPr>
+        <w:t xml:space="preserve">), специально разработанный для применений в области программно-определяемого радио [15, 16]. </w:t>
+      </w:r>
+      <w:r>
+        <w:t>AD</w:t>
+      </w:r>
+      <w:r>
+        <w:rPr>
+          <w:lang w:val="ru-RU"/>
+        </w:rPr>
+        <w:t xml:space="preserve">9361 содержит на одном кристалле два независимых приёмных канала, два независимых передающих канала, синтезаторы частоты, АЦП, ЦАП, цифровые тракты децимации и интерполяции с программируемыми </w:t>
+      </w:r>
+      <w:r>
+        <w:t>CIC</w:t>
+      </w:r>
+      <w:r>
+        <w:rPr>
+          <w:lang w:val="ru-RU"/>
+        </w:rPr>
+        <w:t xml:space="preserve">- и </w:t>
+      </w:r>
+      <w:r>
+        <w:t>FIR</w:t>
+      </w:r>
+      <w:r>
+        <w:rPr>
+          <w:lang w:val="ru-RU"/>
+        </w:rPr>
+        <w:t xml:space="preserve">-фильтрами, а также интерфейс к </w:t>
+      </w:r>
+      <w:r>
+        <w:t>FPGA</w:t>
+      </w:r>
+      <w:r>
+        <w:rPr>
+          <w:lang w:val="ru-RU"/>
+        </w:rPr>
+        <w:t>.</w:t>
       </w:r>
     </w:p>
     <w:p>
@@ -9919,7 +8938,7 @@
         <w:rPr>
           <w:lang w:val="ru-RU"/>
         </w:rPr>
-        <w:t xml:space="preserve">Передача отсчётов между </w:t>
+        <w:t xml:space="preserve">Основные характеристики </w:t>
       </w:r>
       <w:r>
         <w:t>AD</w:t>
@@ -9928,142 +8947,32 @@
         <w:rPr>
           <w:lang w:val="ru-RU"/>
         </w:rPr>
-        <w:t xml:space="preserve">9361 и </w:t>
-      </w:r>
-      <w:r>
-        <w:t>Zynq</w:t>
-      </w:r>
-      <w:r>
-        <w:rPr>
-          <w:lang w:val="ru-RU"/>
-        </w:rPr>
-        <w:t xml:space="preserve"> осуществляется через высокоскоростной параллельный интерфейс данных, который может быть сконфигурирован в режиме </w:t>
-      </w:r>
-      <w:r>
-        <w:t>LVDS</w:t>
-      </w:r>
-      <w:r>
-        <w:rPr>
-          <w:lang w:val="ru-RU"/>
-        </w:rPr>
-        <w:t xml:space="preserve"> (</w:t>
-      </w:r>
-      <w:r>
-        <w:t>Low</w:t>
-      </w:r>
-      <w:r>
-        <w:rPr>
-          <w:lang w:val="ru-RU"/>
-        </w:rPr>
-        <w:t>-</w:t>
-      </w:r>
-      <w:r>
-        <w:t>Voltage</w:t>
-      </w:r>
-      <w:r>
-        <w:rPr>
-          <w:lang w:val="ru-RU"/>
-        </w:rPr>
-        <w:t xml:space="preserve"> </w:t>
-      </w:r>
-      <w:r>
-        <w:t>Differential</w:t>
-      </w:r>
-      <w:r>
-        <w:rPr>
-          <w:lang w:val="ru-RU"/>
-        </w:rPr>
-        <w:t xml:space="preserve"> </w:t>
-      </w:r>
-      <w:r>
-        <w:t>Signaling</w:t>
-      </w:r>
-      <w:r>
-        <w:rPr>
-          <w:lang w:val="ru-RU"/>
-        </w:rPr>
-        <w:t xml:space="preserve">) для максимальной полосы или в режиме </w:t>
-      </w:r>
-      <w:r>
-        <w:t>single</w:t>
-      </w:r>
-      <w:r>
-        <w:rPr>
-          <w:lang w:val="ru-RU"/>
-        </w:rPr>
-        <w:t>-</w:t>
-      </w:r>
-      <w:r>
-        <w:t>ended</w:t>
-      </w:r>
-      <w:r>
-        <w:rPr>
-          <w:lang w:val="ru-RU"/>
-        </w:rPr>
-        <w:t xml:space="preserve"> </w:t>
-      </w:r>
-      <w:r>
-        <w:t>CMOS</w:t>
-      </w:r>
-      <w:r>
-        <w:rPr>
-          <w:lang w:val="ru-RU"/>
-        </w:rPr>
-        <w:t xml:space="preserve"> для упрощённой разводки печатной платы. Интерфейс работает в режиме </w:t>
-      </w:r>
-      <w:r>
-        <w:t>DDR</w:t>
-      </w:r>
-      <w:r>
-        <w:rPr>
-          <w:lang w:val="ru-RU"/>
-        </w:rPr>
-        <w:t xml:space="preserve"> (</w:t>
-      </w:r>
-      <w:r>
-        <w:t>Double</w:t>
-      </w:r>
-      <w:r>
-        <w:rPr>
-          <w:lang w:val="ru-RU"/>
-        </w:rPr>
-        <w:t xml:space="preserve"> </w:t>
-      </w:r>
-      <w:r>
-        <w:t>Data</w:t>
-      </w:r>
-      <w:r>
-        <w:rPr>
-          <w:lang w:val="ru-RU"/>
-        </w:rPr>
-        <w:t xml:space="preserve"> </w:t>
-      </w:r>
-      <w:r>
-        <w:t>Rate</w:t>
-      </w:r>
-      <w:r>
-        <w:rPr>
-          <w:lang w:val="ru-RU"/>
-        </w:rPr>
-        <w:t xml:space="preserve">) и передаёт отсчёты </w:t>
-      </w:r>
-      <w:r>
-        <w:t>I</w:t>
-      </w:r>
-      <w:r>
-        <w:rPr>
-          <w:lang w:val="ru-RU"/>
-        </w:rPr>
-        <w:t>/</w:t>
-      </w:r>
-      <w:r>
-        <w:t>Q</w:t>
-      </w:r>
-      <w:r>
-        <w:rPr>
-          <w:lang w:val="ru-RU"/>
-        </w:rPr>
-        <w:t xml:space="preserve"> со всех активных каналов в формате временного мультиплексирования.</w:t>
+        <w:t xml:space="preserve">9361 включают перестраиваемый рабочий диапазон 70 МГц … 6 ГГц, мгновенную полосу обработки от 200 кГц до 56 МГц, </w:t>
+      </w:r>
+      <w:r>
+        <w:rPr>
+          <w:lang w:val="ru-RU"/>
+        </w:rPr>
+        <w:lastRenderedPageBreak/>
+        <w:t xml:space="preserve">разрядность АЦП и ЦАП по 12 бит, максимальную частоту дискретизации до 61,44 </w:t>
+      </w:r>
+      <w:r>
+        <w:t>MSPS</w:t>
+      </w:r>
+      <w:r>
+        <w:rPr>
+          <w:lang w:val="ru-RU"/>
+        </w:rPr>
+        <w:t xml:space="preserve"> на канал и возможность одновременной работы двух независимых каналов приёма/передачи (2×2 </w:t>
+      </w:r>
+      <w:r>
+        <w:t>MIMO</w:t>
+      </w:r>
+      <w:r>
+        <w:rPr>
+          <w:lang w:val="ru-RU"/>
+        </w:rPr>
+        <w:t>).</w:t>
       </w:r>
     </w:p>
     <w:p>
@@ -10076,8 +8985,7 @@
         <w:rPr>
           <w:lang w:val="ru-RU"/>
         </w:rPr>
-        <w:lastRenderedPageBreak/>
-        <w:t xml:space="preserve">В типовой архитектуре приёмника на базе </w:t>
+        <w:t xml:space="preserve">Конфигурирование </w:t>
       </w:r>
       <w:r>
         <w:t>AD</w:t>
@@ -10086,10 +8994,28 @@
         <w:rPr>
           <w:lang w:val="ru-RU"/>
         </w:rPr>
-        <w:t>9361 микросхема выполняет аналоговый перенос сигнала с радиочастоты на нулевую промежуточную частоту (</w:t>
-      </w:r>
-      <w:r>
-        <w:t>zero</w:t>
+        <w:t xml:space="preserve">9361 (выбор центральной частоты, ширины полосы, коэффициентов усиления, режимов АРУ, параметров цифровых фильтров) выполняется через последовательный интерфейс </w:t>
+      </w:r>
+      <w:r>
+        <w:t>SPI</w:t>
+      </w:r>
+      <w:r>
+        <w:rPr>
+          <w:lang w:val="ru-RU"/>
+        </w:rPr>
+        <w:t xml:space="preserve">. На стороне процессорной системы </w:t>
+      </w:r>
+      <w:r>
+        <w:t>Zynq</w:t>
+      </w:r>
+      <w:r>
+        <w:rPr>
+          <w:lang w:val="ru-RU"/>
+        </w:rPr>
+        <w:t xml:space="preserve"> используется либо бесплатная </w:t>
+      </w:r>
+      <w:r>
+        <w:t>no</w:t>
       </w:r>
       <w:r>
         <w:rPr>
@@ -10098,45 +9024,49 @@
         <w:t>-</w:t>
       </w:r>
       <w:r>
-        <w:t>IF</w:t>
-      </w:r>
-      <w:r>
-        <w:rPr>
-          <w:lang w:val="ru-RU"/>
-        </w:rPr>
-        <w:t xml:space="preserve">), оцифровку, цифровую фильтрацию и децимацию до требуемой символьной скорости. На выход </w:t>
-      </w:r>
-      <w:r>
-        <w:t>AD</w:t>
-      </w:r>
-      <w:r>
-        <w:rPr>
-          <w:lang w:val="ru-RU"/>
-        </w:rPr>
-        <w:t xml:space="preserve">9361 в </w:t>
-      </w:r>
-      <w:r>
-        <w:t>Zynq</w:t>
-      </w:r>
-      <w:r>
-        <w:rPr>
-          <w:lang w:val="ru-RU"/>
-        </w:rPr>
-        <w:t xml:space="preserve"> поступает уже </w:t>
-      </w:r>
-      <w:proofErr w:type="spellStart"/>
-      <w:r>
-        <w:rPr>
-          <w:lang w:val="ru-RU"/>
-        </w:rPr>
-        <w:t>базовополосный</w:t>
-      </w:r>
-      <w:proofErr w:type="spellEnd"/>
-      <w:r>
-        <w:rPr>
-          <w:lang w:val="ru-RU"/>
-        </w:rPr>
-        <w:t xml:space="preserve"> поток </w:t>
+        <w:t>OS</w:t>
+      </w:r>
+      <w:r>
+        <w:rPr>
+          <w:lang w:val="ru-RU"/>
+        </w:rPr>
+        <w:t xml:space="preserve"> драйверная библиотека от </w:t>
+      </w:r>
+      <w:r>
+        <w:t>Analog</w:t>
+      </w:r>
+      <w:r>
+        <w:rPr>
+          <w:lang w:val="ru-RU"/>
+        </w:rPr>
+        <w:t xml:space="preserve"> </w:t>
+      </w:r>
+      <w:r>
+        <w:t>Devices</w:t>
+      </w:r>
+      <w:r>
+        <w:rPr>
+          <w:lang w:val="ru-RU"/>
+        </w:rPr>
+        <w:t xml:space="preserve">, либо стандартный </w:t>
+      </w:r>
+      <w:r>
+        <w:t>Linux</w:t>
+      </w:r>
+      <w:r>
+        <w:rPr>
+          <w:lang w:val="ru-RU"/>
+        </w:rPr>
+        <w:t xml:space="preserve">-драйвер на базе подсистемы </w:t>
+      </w:r>
+      <w:r>
+        <w:t>Industrial</w:t>
+      </w:r>
+      <w:r>
+        <w:rPr>
+          <w:lang w:val="ru-RU"/>
+        </w:rPr>
+        <w:t xml:space="preserve"> </w:t>
       </w:r>
       <w:r>
         <w:t>I</w:t>
@@ -10148,101 +9078,179 @@
         <w:t>/</w:t>
       </w:r>
       <w:r>
-        <w:t>Q</w:t>
-      </w:r>
-      <w:r>
-        <w:rPr>
-          <w:lang w:val="ru-RU"/>
-        </w:rPr>
-        <w:t xml:space="preserve">-отсчётов, дискретизированный в моменты времени, определяемые внутренним тактовым генератором </w:t>
-      </w:r>
-      <w:r>
-        <w:t>AD</w:t>
-      </w:r>
-      <w:r>
-        <w:rPr>
-          <w:lang w:val="ru-RU"/>
-        </w:rPr>
-        <w:t xml:space="preserve">9361 — и не синхронизированные с символьной сеткой передатчика. Именно поэтому в </w:t>
-      </w:r>
-      <w:r>
-        <w:t>PL</w:t>
-      </w:r>
-      <w:r>
-        <w:rPr>
-          <w:lang w:val="ru-RU"/>
-        </w:rPr>
-        <w:t xml:space="preserve"> </w:t>
-      </w:r>
-      <w:r>
-        <w:t>Zynq</w:t>
-      </w:r>
-      <w:r>
-        <w:rPr>
-          <w:lang w:val="ru-RU"/>
-        </w:rPr>
-        <w:t>, после стадии согласованной фильтрации, обязательно требуется блок символьной синхронизации, выполняющий программную (цифровую) подстройку моментов дискретизации к границам символов.</w:t>
+        <w:t>O</w:t>
+      </w:r>
+      <w:r>
+        <w:rPr>
+          <w:lang w:val="ru-RU"/>
+        </w:rPr>
+        <w:t xml:space="preserve"> (</w:t>
+      </w:r>
+      <w:r>
+        <w:t>IIO</w:t>
+      </w:r>
+      <w:r>
+        <w:rPr>
+          <w:lang w:val="ru-RU"/>
+        </w:rPr>
+        <w:t>), что позволяет управлять трансивером из приложений пользовательского пространства.</w:t>
       </w:r>
     </w:p>
     <w:p>
       <w:pPr>
-        <w:pStyle w:val="31"/>
-        <w:rPr>
-          <w:rFonts w:ascii="Times New Roman" w:hAnsi="Times New Roman" w:cs="Times New Roman"/>
-          <w:lang w:val="ru-RU"/>
-        </w:rPr>
-      </w:pPr>
-      <w:r>
-        <w:rPr>
-          <w:rFonts w:ascii="Times New Roman" w:hAnsi="Times New Roman" w:cs="Times New Roman"/>
-          <w:lang w:val="ru-RU"/>
-        </w:rPr>
-        <w:t xml:space="preserve">1.6.3 </w:t>
-      </w:r>
-      <w:r>
-        <w:rPr>
-          <w:rFonts w:ascii="Times New Roman" w:hAnsi="Times New Roman" w:cs="Times New Roman"/>
-        </w:rPr>
-        <w:t>Reference</w:t>
-      </w:r>
-      <w:r>
-        <w:rPr>
-          <w:rFonts w:ascii="Times New Roman" w:hAnsi="Times New Roman" w:cs="Times New Roman"/>
+        <w:rPr>
+          <w:lang w:val="ru-RU"/>
+        </w:rPr>
+      </w:pPr>
+      <w:r>
+        <w:rPr>
+          <w:lang w:val="ru-RU"/>
+        </w:rPr>
+        <w:t xml:space="preserve">Передача отсчётов между </w:t>
+      </w:r>
+      <w:r>
+        <w:t>AD</w:t>
+      </w:r>
+      <w:r>
+        <w:rPr>
+          <w:lang w:val="ru-RU"/>
+        </w:rPr>
+        <w:t xml:space="preserve">9361 и </w:t>
+      </w:r>
+      <w:r>
+        <w:t>Zynq</w:t>
+      </w:r>
+      <w:r>
+        <w:rPr>
+          <w:lang w:val="ru-RU"/>
+        </w:rPr>
+        <w:t xml:space="preserve"> осуществляется через высокоскоростной параллельный интерфейс данных, который может быть сконфигурирован в режиме </w:t>
+      </w:r>
+      <w:r>
+        <w:t>LVDS</w:t>
+      </w:r>
+      <w:r>
+        <w:rPr>
+          <w:lang w:val="ru-RU"/>
+        </w:rPr>
+        <w:t xml:space="preserve"> (</w:t>
+      </w:r>
+      <w:r>
+        <w:t>Low</w:t>
+      </w:r>
+      <w:r>
+        <w:rPr>
+          <w:lang w:val="ru-RU"/>
+        </w:rPr>
+        <w:t>-</w:t>
+      </w:r>
+      <w:r>
+        <w:t>Voltage</w:t>
+      </w:r>
+      <w:r>
+        <w:rPr>
           <w:lang w:val="ru-RU"/>
         </w:rPr>
         <w:t xml:space="preserve"> </w:t>
       </w:r>
       <w:r>
-        <w:rPr>
-          <w:rFonts w:ascii="Times New Roman" w:hAnsi="Times New Roman" w:cs="Times New Roman"/>
-        </w:rPr>
-        <w:t>design</w:t>
-      </w:r>
-      <w:r>
-        <w:rPr>
-          <w:rFonts w:ascii="Times New Roman" w:hAnsi="Times New Roman" w:cs="Times New Roman"/>
+        <w:t>Differential</w:t>
+      </w:r>
+      <w:r>
+        <w:rPr>
           <w:lang w:val="ru-RU"/>
         </w:rPr>
         <w:t xml:space="preserve"> </w:t>
       </w:r>
       <w:r>
-        <w:rPr>
-          <w:rFonts w:ascii="Times New Roman" w:hAnsi="Times New Roman" w:cs="Times New Roman"/>
-        </w:rPr>
-        <w:t>ADI</w:t>
-      </w:r>
-      <w:r>
-        <w:rPr>
-          <w:rFonts w:ascii="Times New Roman" w:hAnsi="Times New Roman" w:cs="Times New Roman"/>
-          <w:lang w:val="ru-RU"/>
-        </w:rPr>
-        <w:t xml:space="preserve"> и место пользовательского </w:t>
-      </w:r>
-      <w:r>
-        <w:rPr>
-          <w:rFonts w:ascii="Times New Roman" w:hAnsi="Times New Roman" w:cs="Times New Roman"/>
-        </w:rPr>
-        <w:t>IP</w:t>
+        <w:t>Signaling</w:t>
+      </w:r>
+      <w:r>
+        <w:rPr>
+          <w:lang w:val="ru-RU"/>
+        </w:rPr>
+        <w:t xml:space="preserve">) для максимальной полосы или в режиме </w:t>
+      </w:r>
+      <w:r>
+        <w:t>single</w:t>
+      </w:r>
+      <w:r>
+        <w:rPr>
+          <w:lang w:val="ru-RU"/>
+        </w:rPr>
+        <w:t>-</w:t>
+      </w:r>
+      <w:r>
+        <w:t>ended</w:t>
+      </w:r>
+      <w:r>
+        <w:rPr>
+          <w:lang w:val="ru-RU"/>
+        </w:rPr>
+        <w:t xml:space="preserve"> </w:t>
+      </w:r>
+      <w:r>
+        <w:t>CMOS</w:t>
+      </w:r>
+      <w:r>
+        <w:rPr>
+          <w:lang w:val="ru-RU"/>
+        </w:rPr>
+        <w:t xml:space="preserve"> для упрощённой разводки печатной платы. Интерфейс работает в режиме </w:t>
+      </w:r>
+      <w:r>
+        <w:t>DDR</w:t>
+      </w:r>
+      <w:r>
+        <w:rPr>
+          <w:lang w:val="ru-RU"/>
+        </w:rPr>
+        <w:t xml:space="preserve"> (</w:t>
+      </w:r>
+      <w:r>
+        <w:t>Double</w:t>
+      </w:r>
+      <w:r>
+        <w:rPr>
+          <w:lang w:val="ru-RU"/>
+        </w:rPr>
+        <w:t xml:space="preserve"> </w:t>
+      </w:r>
+      <w:r>
+        <w:t>Data</w:t>
+      </w:r>
+      <w:r>
+        <w:rPr>
+          <w:lang w:val="ru-RU"/>
+        </w:rPr>
+        <w:t xml:space="preserve"> </w:t>
+      </w:r>
+      <w:r>
+        <w:t>Rate</w:t>
+      </w:r>
+      <w:r>
+        <w:rPr>
+          <w:lang w:val="ru-RU"/>
+        </w:rPr>
+        <w:t xml:space="preserve">) и передаёт отсчёты </w:t>
+      </w:r>
+      <w:r>
+        <w:t>I</w:t>
+      </w:r>
+      <w:r>
+        <w:rPr>
+          <w:lang w:val="ru-RU"/>
+        </w:rPr>
+        <w:t>/</w:t>
+      </w:r>
+      <w:r>
+        <w:t>Q</w:t>
+      </w:r>
+      <w:r>
+        <w:rPr>
+          <w:lang w:val="ru-RU"/>
+        </w:rPr>
+        <w:t xml:space="preserve"> со всех активных каналов в формате временного мультиплексирования.</w:t>
       </w:r>
     </w:p>
     <w:p>
@@ -10255,10 +9263,82 @@
         <w:rPr>
           <w:lang w:val="ru-RU"/>
         </w:rPr>
-        <w:t xml:space="preserve">Компания </w:t>
-      </w:r>
-      <w:r>
-        <w:t>Analog</w:t>
+        <w:t xml:space="preserve">В типовой архитектуре приёмника на базе </w:t>
+      </w:r>
+      <w:r>
+        <w:t>AD</w:t>
+      </w:r>
+      <w:r>
+        <w:rPr>
+          <w:lang w:val="ru-RU"/>
+        </w:rPr>
+        <w:t>9361 микросхема выполняет аналоговый перенос сигнала с радиочастоты на нулевую промежуточную частоту (</w:t>
+      </w:r>
+      <w:r>
+        <w:t>zero</w:t>
+      </w:r>
+      <w:r>
+        <w:rPr>
+          <w:lang w:val="ru-RU"/>
+        </w:rPr>
+        <w:t>-</w:t>
+      </w:r>
+      <w:r>
+        <w:t>IF</w:t>
+      </w:r>
+      <w:r>
+        <w:rPr>
+          <w:lang w:val="ru-RU"/>
+        </w:rPr>
+        <w:t xml:space="preserve">), оцифровку, цифровую фильтрацию и децимацию до требуемой символьной скорости. На выход </w:t>
+      </w:r>
+      <w:r>
+        <w:t>AD</w:t>
+      </w:r>
+      <w:r>
+        <w:rPr>
+          <w:lang w:val="ru-RU"/>
+        </w:rPr>
+        <w:t xml:space="preserve">9361 в </w:t>
+      </w:r>
+      <w:r>
+        <w:t>Zynq</w:t>
+      </w:r>
+      <w:r>
+        <w:rPr>
+          <w:lang w:val="ru-RU"/>
+        </w:rPr>
+        <w:t xml:space="preserve"> поступает уже базовополосный поток </w:t>
+      </w:r>
+      <w:r>
+        <w:t>I</w:t>
+      </w:r>
+      <w:r>
+        <w:rPr>
+          <w:lang w:val="ru-RU"/>
+        </w:rPr>
+        <w:t>/</w:t>
+      </w:r>
+      <w:r>
+        <w:t>Q</w:t>
+      </w:r>
+      <w:r>
+        <w:rPr>
+          <w:lang w:val="ru-RU"/>
+        </w:rPr>
+        <w:t xml:space="preserve">-отсчётов, дискретизированный в моменты времени, определяемые внутренним тактовым генератором </w:t>
+      </w:r>
+      <w:r>
+        <w:t>AD</w:t>
+      </w:r>
+      <w:r>
+        <w:rPr>
+          <w:lang w:val="ru-RU"/>
+        </w:rPr>
+        <w:t xml:space="preserve">9361 — и не синхронизированные с символьной сеткой передатчика. Именно поэтому в </w:t>
+      </w:r>
+      <w:r>
+        <w:t>PL</w:t>
       </w:r>
       <w:r>
         <w:rPr>
@@ -10267,458 +9347,75 @@
         <w:t xml:space="preserve"> </w:t>
       </w:r>
       <w:r>
-        <w:t>Devices</w:t>
-      </w:r>
-      <w:r>
-        <w:rPr>
-          <w:lang w:val="ru-RU"/>
-        </w:rPr>
-        <w:t xml:space="preserve"> сопровождает </w:t>
-      </w:r>
-      <w:r>
-        <w:t>AD</w:t>
-      </w:r>
-      <w:r>
-        <w:rPr>
-          <w:lang w:val="ru-RU"/>
-        </w:rPr>
-        <w:t xml:space="preserve">9361 открытым </w:t>
-      </w:r>
-      <w:r>
-        <w:t>HDL</w:t>
-      </w:r>
-      <w:r>
-        <w:rPr>
-          <w:lang w:val="ru-RU"/>
-        </w:rPr>
-        <w:t xml:space="preserve"> </w:t>
-      </w:r>
-      <w:r>
-        <w:t>Reference</w:t>
-      </w:r>
-      <w:r>
-        <w:rPr>
-          <w:lang w:val="ru-RU"/>
-        </w:rPr>
-        <w:t xml:space="preserve"> </w:t>
-      </w:r>
-      <w:r>
-        <w:t>Design</w:t>
-      </w:r>
-      <w:r>
-        <w:rPr>
-          <w:lang w:val="ru-RU"/>
-        </w:rPr>
-        <w:t xml:space="preserve"> [17] — готовым проектом для среды </w:t>
-      </w:r>
-      <w:proofErr w:type="spellStart"/>
-      <w:r>
-        <w:t>Vivado</w:t>
-      </w:r>
-      <w:proofErr w:type="spellEnd"/>
-      <w:r>
-        <w:rPr>
-          <w:lang w:val="ru-RU"/>
-        </w:rPr>
-        <w:t xml:space="preserve">, предоставляющим базовую инфраструктуру связки </w:t>
-      </w:r>
-      <w:r>
         <w:t>Zynq</w:t>
       </w:r>
       <w:r>
         <w:rPr>
           <w:lang w:val="ru-RU"/>
         </w:rPr>
-        <w:t xml:space="preserve"> + </w:t>
-      </w:r>
-      <w:r>
-        <w:t>AD</w:t>
-      </w:r>
-      <w:r>
-        <w:rPr>
-          <w:lang w:val="ru-RU"/>
-        </w:rPr>
-        <w:t xml:space="preserve">9361. </w:t>
-      </w:r>
-      <w:r>
-        <w:t>Reference</w:t>
-      </w:r>
-      <w:r>
-        <w:rPr>
-          <w:lang w:val="ru-RU"/>
-        </w:rPr>
-        <w:t xml:space="preserve"> </w:t>
-      </w:r>
-      <w:r>
-        <w:t>design</w:t>
-      </w:r>
-      <w:r>
-        <w:rPr>
-          <w:lang w:val="ru-RU"/>
-        </w:rPr>
-        <w:t xml:space="preserve"> включает интерфейсный блок к </w:t>
-      </w:r>
-      <w:r>
-        <w:t>AD</w:t>
-      </w:r>
-      <w:r>
-        <w:rPr>
-          <w:lang w:val="ru-RU"/>
-        </w:rPr>
-        <w:t>9361 (</w:t>
-      </w:r>
-      <w:proofErr w:type="spellStart"/>
-      <w:r>
-        <w:t>axi</w:t>
-      </w:r>
-      <w:proofErr w:type="spellEnd"/>
-      <w:r>
-        <w:rPr>
-          <w:lang w:val="ru-RU"/>
-        </w:rPr>
-        <w:t>_</w:t>
-      </w:r>
-      <w:r>
-        <w:t>ad</w:t>
-      </w:r>
-      <w:r>
-        <w:rPr>
-          <w:lang w:val="ru-RU"/>
-        </w:rPr>
-        <w:t xml:space="preserve">9361 </w:t>
-      </w:r>
-      <w:r>
-        <w:t>IP</w:t>
-      </w:r>
-      <w:r>
-        <w:rPr>
-          <w:lang w:val="ru-RU"/>
-        </w:rPr>
-        <w:t xml:space="preserve">), </w:t>
-      </w:r>
-      <w:r>
-        <w:t>DMA</w:t>
-      </w:r>
-      <w:r>
-        <w:rPr>
-          <w:lang w:val="ru-RU"/>
-        </w:rPr>
-        <w:t xml:space="preserve">-контроллеры для передачи данных между </w:t>
-      </w:r>
-      <w:r>
-        <w:t>PL</w:t>
-      </w:r>
-      <w:r>
-        <w:rPr>
-          <w:lang w:val="ru-RU"/>
-        </w:rPr>
-        <w:t xml:space="preserve"> и </w:t>
-      </w:r>
-      <w:r>
-        <w:t>DDR</w:t>
-      </w:r>
-      <w:r>
-        <w:rPr>
-          <w:lang w:val="ru-RU"/>
-        </w:rPr>
-        <w:t xml:space="preserve">-памятью </w:t>
-      </w:r>
-      <w:r>
-        <w:t>PS</w:t>
-      </w:r>
-      <w:r>
-        <w:rPr>
-          <w:lang w:val="ru-RU"/>
-        </w:rPr>
-        <w:t xml:space="preserve">, базовую цепочку из </w:t>
-      </w:r>
-      <w:r>
-        <w:t>CIC</w:t>
-      </w:r>
-      <w:r>
-        <w:rPr>
-          <w:lang w:val="ru-RU"/>
-        </w:rPr>
-        <w:t xml:space="preserve">- и </w:t>
-      </w:r>
-      <w:r>
-        <w:t>FIR</w:t>
-      </w:r>
-      <w:r>
-        <w:rPr>
-          <w:lang w:val="ru-RU"/>
-        </w:rPr>
-        <w:t xml:space="preserve">-фильтров децимации, а также примеры </w:t>
-      </w:r>
-      <w:r>
-        <w:t>Block</w:t>
-      </w:r>
-      <w:r>
-        <w:rPr>
-          <w:lang w:val="ru-RU"/>
-        </w:rPr>
-        <w:t xml:space="preserve"> </w:t>
-      </w:r>
-      <w:r>
-        <w:t>Design</w:t>
-      </w:r>
-      <w:r>
-        <w:rPr>
-          <w:lang w:val="ru-RU"/>
-        </w:rPr>
-        <w:t xml:space="preserve"> для популярных платформ (</w:t>
-      </w:r>
-      <w:proofErr w:type="spellStart"/>
-      <w:r>
-        <w:t>ZedBoard</w:t>
-      </w:r>
-      <w:proofErr w:type="spellEnd"/>
-      <w:r>
-        <w:rPr>
-          <w:lang w:val="ru-RU"/>
-        </w:rPr>
-        <w:t xml:space="preserve">, </w:t>
-      </w:r>
-      <w:r>
-        <w:t>ZC</w:t>
-      </w:r>
-      <w:r>
-        <w:rPr>
-          <w:lang w:val="ru-RU"/>
-        </w:rPr>
-        <w:t xml:space="preserve">706, </w:t>
-      </w:r>
-      <w:r>
-        <w:t>ADRV</w:t>
-      </w:r>
-      <w:r>
-        <w:rPr>
-          <w:lang w:val="ru-RU"/>
-        </w:rPr>
-        <w:t>9361-</w:t>
-      </w:r>
-      <w:r>
-        <w:t>Z</w:t>
-      </w:r>
-      <w:r>
-        <w:rPr>
-          <w:lang w:val="ru-RU"/>
-        </w:rPr>
-        <w:t>7035 и других).</w:t>
+        <w:t>, после стадии согласованной фильтрации, обязательно требуется блок символьной синхронизации, выполняющий программную (цифровую) подстройку моментов дискретизации к границам символов.</w:t>
       </w:r>
     </w:p>
     <w:p>
       <w:pPr>
-        <w:rPr>
-          <w:lang w:val="ru-RU"/>
-        </w:rPr>
-      </w:pPr>
-      <w:r>
-        <w:rPr>
-          <w:lang w:val="ru-RU"/>
-        </w:rPr>
-        <w:t xml:space="preserve">Структура </w:t>
-      </w:r>
-      <w:r>
-        <w:t>HDL</w:t>
-      </w:r>
-      <w:r>
-        <w:rPr>
+        <w:pStyle w:val="31"/>
+        <w:rPr>
+          <w:rFonts w:ascii="Times New Roman" w:hAnsi="Times New Roman" w:cs="Times New Roman"/>
+          <w:lang w:val="ru-RU"/>
+        </w:rPr>
+      </w:pPr>
+      <w:r>
+        <w:rPr>
+          <w:rFonts w:ascii="Times New Roman" w:hAnsi="Times New Roman" w:cs="Times New Roman"/>
+          <w:lang w:val="ru-RU"/>
+        </w:rPr>
+        <w:lastRenderedPageBreak/>
+        <w:t xml:space="preserve">1.6.3 </w:t>
+      </w:r>
+      <w:r>
+        <w:rPr>
+          <w:rFonts w:ascii="Times New Roman" w:hAnsi="Times New Roman" w:cs="Times New Roman"/>
+        </w:rPr>
+        <w:t>Reference</w:t>
+      </w:r>
+      <w:r>
+        <w:rPr>
+          <w:rFonts w:ascii="Times New Roman" w:hAnsi="Times New Roman" w:cs="Times New Roman"/>
           <w:lang w:val="ru-RU"/>
         </w:rPr>
         <w:t xml:space="preserve"> </w:t>
       </w:r>
       <w:r>
-        <w:t>reference</w:t>
-      </w:r>
-      <w:r>
-        <w:rPr>
+        <w:rPr>
+          <w:rFonts w:ascii="Times New Roman" w:hAnsi="Times New Roman" w:cs="Times New Roman"/>
+        </w:rPr>
+        <w:t>design</w:t>
+      </w:r>
+      <w:r>
+        <w:rPr>
+          <w:rFonts w:ascii="Times New Roman" w:hAnsi="Times New Roman" w:cs="Times New Roman"/>
           <w:lang w:val="ru-RU"/>
         </w:rPr>
         <w:t xml:space="preserve"> </w:t>
       </w:r>
       <w:r>
-        <w:t>design</w:t>
-      </w:r>
-      <w:r>
-        <w:rPr>
-          <w:lang w:val="ru-RU"/>
-        </w:rPr>
-        <w:t xml:space="preserve"> </w:t>
-      </w:r>
-      <w:r>
+        <w:rPr>
+          <w:rFonts w:ascii="Times New Roman" w:hAnsi="Times New Roman" w:cs="Times New Roman"/>
+        </w:rPr>
         <w:t>ADI</w:t>
       </w:r>
       <w:r>
         <w:rPr>
-          <w:lang w:val="ru-RU"/>
-        </w:rPr>
-        <w:t xml:space="preserve"> подразумевает, что пользовательские блоки цифровой обработки сигнала вставляются в тракт между </w:t>
-      </w:r>
-      <w:r>
-        <w:t>ADC</w:t>
-      </w:r>
-      <w:r>
-        <w:rPr>
-          <w:lang w:val="ru-RU"/>
-        </w:rPr>
-        <w:t xml:space="preserve">-интерфейсом и </w:t>
-      </w:r>
-      <w:r>
-        <w:t>DMA</w:t>
-      </w:r>
-      <w:r>
-        <w:rPr>
-          <w:lang w:val="ru-RU"/>
-        </w:rPr>
-        <w:t xml:space="preserve">-контроллером для приёма, и симметрично между </w:t>
-      </w:r>
-      <w:r>
-        <w:t>DMA</w:t>
-      </w:r>
-      <w:r>
-        <w:rPr>
-          <w:lang w:val="ru-RU"/>
-        </w:rPr>
-        <w:t xml:space="preserve"> и </w:t>
-      </w:r>
-      <w:r>
-        <w:t>DAC</w:t>
-      </w:r>
-      <w:r>
-        <w:rPr>
-          <w:lang w:val="ru-RU"/>
-        </w:rPr>
-        <w:t xml:space="preserve">-интерфейсом для передачи. Применительно к данной работе это означает, что разрабатываемый </w:t>
-      </w:r>
-      <w:r>
+          <w:rFonts w:ascii="Times New Roman" w:hAnsi="Times New Roman" w:cs="Times New Roman"/>
+          <w:lang w:val="ru-RU"/>
+        </w:rPr>
+        <w:t xml:space="preserve"> и место пользовательского </w:t>
+      </w:r>
+      <w:r>
+        <w:rPr>
+          <w:rFonts w:ascii="Times New Roman" w:hAnsi="Times New Roman" w:cs="Times New Roman"/>
+        </w:rPr>
         <w:t>IP</w:t>
-      </w:r>
-      <w:r>
-        <w:rPr>
-          <w:lang w:val="ru-RU"/>
-        </w:rPr>
-        <w:t xml:space="preserve">-блок символьной синхронизации интегрируется в тракт приёма сразу после стадии согласованной фильтрации и перед </w:t>
-      </w:r>
-      <w:r>
-        <w:t>DMA</w:t>
-      </w:r>
-      <w:r>
-        <w:rPr>
-          <w:lang w:val="ru-RU"/>
-        </w:rPr>
-        <w:t xml:space="preserve">-контроллером, передающим </w:t>
-      </w:r>
-      <w:proofErr w:type="spellStart"/>
-      <w:r>
-        <w:rPr>
-          <w:lang w:val="ru-RU"/>
-        </w:rPr>
-        <w:t>демодулированные</w:t>
-      </w:r>
-      <w:proofErr w:type="spellEnd"/>
-      <w:r>
-        <w:rPr>
-          <w:lang w:val="ru-RU"/>
-        </w:rPr>
-        <w:t xml:space="preserve"> символы в </w:t>
-      </w:r>
-      <w:r>
-        <w:t>PS</w:t>
-      </w:r>
-      <w:r>
-        <w:rPr>
-          <w:lang w:val="ru-RU"/>
-        </w:rPr>
-        <w:t xml:space="preserve"> для дальнейшей обработки. Параметры петли (</w:t>
-      </w:r>
-      <w:r>
-        <w:t>B</w:t>
-      </w:r>
-      <w:r>
-        <w:rPr>
-          <w:lang w:val="ru-RU"/>
-        </w:rPr>
-        <w:t>_</w:t>
-      </w:r>
-      <w:r>
-        <w:t>n</w:t>
-      </w:r>
-      <w:r>
-        <w:rPr>
-          <w:lang w:val="ru-RU"/>
-        </w:rPr>
-        <w:t>·</w:t>
-      </w:r>
-      <w:r>
-        <w:t>T</w:t>
-      </w:r>
-      <w:r>
-        <w:rPr>
-          <w:lang w:val="ru-RU"/>
-        </w:rPr>
-        <w:t xml:space="preserve">, </w:t>
-      </w:r>
-      <w:r>
-        <w:t>ζ</w:t>
-      </w:r>
-      <w:r>
-        <w:rPr>
-          <w:lang w:val="ru-RU"/>
-        </w:rPr>
-        <w:t xml:space="preserve">, режим включения, начальное значение </w:t>
-      </w:r>
-      <w:r>
-        <w:t>μ</w:t>
-      </w:r>
-      <w:r>
-        <w:rPr>
-          <w:lang w:val="ru-RU"/>
-        </w:rPr>
-        <w:t xml:space="preserve">) программируются из </w:t>
-      </w:r>
-      <w:r>
-        <w:t>PS</w:t>
-      </w:r>
-      <w:r>
-        <w:rPr>
-          <w:lang w:val="ru-RU"/>
-        </w:rPr>
-        <w:t xml:space="preserve"> через интерфейс </w:t>
-      </w:r>
-      <w:r>
-        <w:t>AXI</w:t>
-      </w:r>
-      <w:r>
-        <w:rPr>
-          <w:lang w:val="ru-RU"/>
-        </w:rPr>
-        <w:t>-</w:t>
-      </w:r>
-      <w:r>
-        <w:t>Lite</w:t>
-      </w:r>
-      <w:r>
-        <w:rPr>
-          <w:lang w:val="ru-RU"/>
-        </w:rPr>
-        <w:t xml:space="preserve">, что позволяет </w:t>
-      </w:r>
-      <w:r>
-        <w:rPr>
-          <w:lang w:val="ru-RU"/>
-        </w:rPr>
-        <w:lastRenderedPageBreak/>
-        <w:t xml:space="preserve">производить отладку и подстройку петли в режиме реального времени без перекомпиляции </w:t>
-      </w:r>
-      <w:r>
-        <w:t>HDL</w:t>
-      </w:r>
-      <w:r>
-        <w:rPr>
-          <w:lang w:val="ru-RU"/>
-        </w:rPr>
-        <w:t>-проекта.</w:t>
       </w:r>
     </w:p>
     <w:p>
@@ -10731,7 +9428,25 @@
         <w:rPr>
           <w:lang w:val="ru-RU"/>
         </w:rPr>
-        <w:t xml:space="preserve">Такая архитектура обеспечивает чёткое разграничение функций: </w:t>
+        <w:t xml:space="preserve">Компания </w:t>
+      </w:r>
+      <w:r>
+        <w:t>Analog</w:t>
+      </w:r>
+      <w:r>
+        <w:rPr>
+          <w:lang w:val="ru-RU"/>
+        </w:rPr>
+        <w:t xml:space="preserve"> </w:t>
+      </w:r>
+      <w:r>
+        <w:t>Devices</w:t>
+      </w:r>
+      <w:r>
+        <w:rPr>
+          <w:lang w:val="ru-RU"/>
+        </w:rPr>
+        <w:t xml:space="preserve"> сопровождает </w:t>
       </w:r>
       <w:r>
         <w:t>AD</w:t>
@@ -10740,19 +9455,10 @@
         <w:rPr>
           <w:lang w:val="ru-RU"/>
         </w:rPr>
-        <w:t>9361 реализует аналоговый и низкоуровневый цифровой тракт (</w:t>
-      </w:r>
-      <w:r>
-        <w:t>RF</w:t>
-      </w:r>
-      <w:r>
-        <w:rPr>
-          <w:lang w:val="ru-RU"/>
-        </w:rPr>
-        <w:t xml:space="preserve">, АЦП, грубая децимация), </w:t>
-      </w:r>
-      <w:r>
-        <w:t>reference</w:t>
+        <w:t xml:space="preserve">9361 открытым </w:t>
+      </w:r>
+      <w:r>
+        <w:t>HDL</w:t>
       </w:r>
       <w:r>
         <w:rPr>
@@ -10761,74 +9467,404 @@
         <w:t xml:space="preserve"> </w:t>
       </w:r>
       <w:r>
+        <w:t>Reference</w:t>
+      </w:r>
+      <w:r>
+        <w:rPr>
+          <w:lang w:val="ru-RU"/>
+        </w:rPr>
+        <w:t xml:space="preserve"> </w:t>
+      </w:r>
+      <w:r>
+        <w:t>Design</w:t>
+      </w:r>
+      <w:r>
+        <w:rPr>
+          <w:lang w:val="ru-RU"/>
+        </w:rPr>
+        <w:t xml:space="preserve"> [17] — готовым проектом для среды </w:t>
+      </w:r>
+      <w:r>
+        <w:t>Vivado</w:t>
+      </w:r>
+      <w:r>
+        <w:rPr>
+          <w:lang w:val="ru-RU"/>
+        </w:rPr>
+        <w:t xml:space="preserve">, предоставляющим базовую инфраструктуру связки </w:t>
+      </w:r>
+      <w:r>
+        <w:t>Zynq</w:t>
+      </w:r>
+      <w:r>
+        <w:rPr>
+          <w:lang w:val="ru-RU"/>
+        </w:rPr>
+        <w:t xml:space="preserve"> + </w:t>
+      </w:r>
+      <w:r>
+        <w:t>AD</w:t>
+      </w:r>
+      <w:r>
+        <w:rPr>
+          <w:lang w:val="ru-RU"/>
+        </w:rPr>
+        <w:t xml:space="preserve">9361. </w:t>
+      </w:r>
+      <w:r>
+        <w:t>Reference</w:t>
+      </w:r>
+      <w:r>
+        <w:rPr>
+          <w:lang w:val="ru-RU"/>
+        </w:rPr>
+        <w:t xml:space="preserve"> </w:t>
+      </w:r>
+      <w:r>
         <w:t>design</w:t>
       </w:r>
       <w:r>
         <w:rPr>
           <w:lang w:val="ru-RU"/>
         </w:rPr>
+        <w:t xml:space="preserve"> включает интерфейсный блок к </w:t>
+      </w:r>
+      <w:r>
+        <w:t>AD</w:t>
+      </w:r>
+      <w:r>
+        <w:rPr>
+          <w:lang w:val="ru-RU"/>
+        </w:rPr>
+        <w:t>9361 (</w:t>
+      </w:r>
+      <w:r>
+        <w:t>axi</w:t>
+      </w:r>
+      <w:r>
+        <w:rPr>
+          <w:lang w:val="ru-RU"/>
+        </w:rPr>
+        <w:t>_</w:t>
+      </w:r>
+      <w:r>
+        <w:t>ad</w:t>
+      </w:r>
+      <w:r>
+        <w:rPr>
+          <w:lang w:val="ru-RU"/>
+        </w:rPr>
+        <w:t xml:space="preserve">9361 </w:t>
+      </w:r>
+      <w:r>
+        <w:t>IP</w:t>
+      </w:r>
+      <w:r>
+        <w:rPr>
+          <w:lang w:val="ru-RU"/>
+        </w:rPr>
+        <w:t xml:space="preserve">), </w:t>
+      </w:r>
+      <w:r>
+        <w:t>DMA</w:t>
+      </w:r>
+      <w:r>
+        <w:rPr>
+          <w:lang w:val="ru-RU"/>
+        </w:rPr>
+        <w:t xml:space="preserve">-контроллеры для передачи данных между </w:t>
+      </w:r>
+      <w:r>
+        <w:t>PL</w:t>
+      </w:r>
+      <w:r>
+        <w:rPr>
+          <w:lang w:val="ru-RU"/>
+        </w:rPr>
+        <w:t xml:space="preserve"> и </w:t>
+      </w:r>
+      <w:r>
+        <w:t>DDR</w:t>
+      </w:r>
+      <w:r>
+        <w:rPr>
+          <w:lang w:val="ru-RU"/>
+        </w:rPr>
+        <w:t xml:space="preserve">-памятью </w:t>
+      </w:r>
+      <w:r>
+        <w:t>PS</w:t>
+      </w:r>
+      <w:r>
+        <w:rPr>
+          <w:lang w:val="ru-RU"/>
+        </w:rPr>
+        <w:t xml:space="preserve">, базовую цепочку из </w:t>
+      </w:r>
+      <w:r>
+        <w:t>CIC</w:t>
+      </w:r>
+      <w:r>
+        <w:rPr>
+          <w:lang w:val="ru-RU"/>
+        </w:rPr>
+        <w:t xml:space="preserve">- и </w:t>
+      </w:r>
+      <w:r>
+        <w:t>FIR</w:t>
+      </w:r>
+      <w:r>
+        <w:rPr>
+          <w:lang w:val="ru-RU"/>
+        </w:rPr>
+        <w:t xml:space="preserve">-фильтров децимации, а также примеры </w:t>
+      </w:r>
+      <w:r>
+        <w:t>Block</w:t>
+      </w:r>
+      <w:r>
+        <w:rPr>
+          <w:lang w:val="ru-RU"/>
+        </w:rPr>
         <w:t xml:space="preserve"> </w:t>
       </w:r>
       <w:r>
-        <w:t>ADI</w:t>
-      </w:r>
-      <w:r>
-        <w:rPr>
-          <w:lang w:val="ru-RU"/>
-        </w:rPr>
-        <w:t xml:space="preserve"> берёт на себя «склейку» с </w:t>
-      </w:r>
-      <w:r>
-        <w:t>PS</w:t>
-      </w:r>
-      <w:r>
-        <w:rPr>
-          <w:lang w:val="ru-RU"/>
-        </w:rPr>
-        <w:t xml:space="preserve"> и </w:t>
-      </w:r>
-      <w:r>
-        <w:t>DMA</w:t>
-      </w:r>
-      <w:r>
-        <w:rPr>
-          <w:lang w:val="ru-RU"/>
-        </w:rPr>
-        <w:t xml:space="preserve">, а пользовательский </w:t>
-      </w:r>
-      <w:r>
-        <w:t>IP</w:t>
-      </w:r>
-      <w:r>
-        <w:rPr>
-          <w:lang w:val="ru-RU"/>
-        </w:rPr>
-        <w:t xml:space="preserve"> реализует исключительно алгоритм символьной синхронизации, что соответствует современной практике модульного проектирования </w:t>
-      </w:r>
-      <w:r>
-        <w:t>SDR</w:t>
-      </w:r>
-      <w:r>
-        <w:rPr>
-          <w:lang w:val="ru-RU"/>
-        </w:rPr>
-        <w:t>-систем.</w:t>
+        <w:t>Design</w:t>
+      </w:r>
+      <w:r>
+        <w:rPr>
+          <w:lang w:val="ru-RU"/>
+        </w:rPr>
+        <w:t xml:space="preserve"> для популярных платформ (</w:t>
+      </w:r>
+      <w:r>
+        <w:t>ZedBoard</w:t>
+      </w:r>
+      <w:r>
+        <w:rPr>
+          <w:lang w:val="ru-RU"/>
+        </w:rPr>
+        <w:t xml:space="preserve">, </w:t>
+      </w:r>
+      <w:r>
+        <w:t>ZC</w:t>
+      </w:r>
+      <w:r>
+        <w:rPr>
+          <w:lang w:val="ru-RU"/>
+        </w:rPr>
+        <w:t xml:space="preserve">706, </w:t>
+      </w:r>
+      <w:r>
+        <w:t>ADRV</w:t>
+      </w:r>
+      <w:r>
+        <w:rPr>
+          <w:lang w:val="ru-RU"/>
+        </w:rPr>
+        <w:t>9361-</w:t>
+      </w:r>
+      <w:r>
+        <w:t>Z</w:t>
+      </w:r>
+      <w:r>
+        <w:rPr>
+          <w:lang w:val="ru-RU"/>
+        </w:rPr>
+        <w:t>7035 и других).</w:t>
       </w:r>
     </w:p>
     <w:p>
       <w:pPr>
-        <w:pStyle w:val="21"/>
-        <w:rPr>
-          <w:rFonts w:ascii="Times New Roman" w:hAnsi="Times New Roman" w:cs="Times New Roman"/>
-          <w:lang w:val="ru-RU"/>
-        </w:rPr>
-      </w:pPr>
-      <w:r>
-        <w:rPr>
-          <w:rFonts w:ascii="Times New Roman" w:hAnsi="Times New Roman" w:cs="Times New Roman"/>
-          <w:lang w:val="ru-RU"/>
-        </w:rPr>
-        <w:t>1.7 Анализ существующих решений</w:t>
+        <w:rPr>
+          <w:lang w:val="ru-RU"/>
+        </w:rPr>
+      </w:pPr>
+      <w:r>
+        <w:rPr>
+          <w:lang w:val="ru-RU"/>
+        </w:rPr>
+        <w:t xml:space="preserve">Структура </w:t>
+      </w:r>
+      <w:r>
+        <w:t>HDL</w:t>
+      </w:r>
+      <w:r>
+        <w:rPr>
+          <w:lang w:val="ru-RU"/>
+        </w:rPr>
+        <w:t xml:space="preserve"> </w:t>
+      </w:r>
+      <w:r>
+        <w:t>reference</w:t>
+      </w:r>
+      <w:r>
+        <w:rPr>
+          <w:lang w:val="ru-RU"/>
+        </w:rPr>
+        <w:t xml:space="preserve"> </w:t>
+      </w:r>
+      <w:r>
+        <w:t>design</w:t>
+      </w:r>
+      <w:r>
+        <w:rPr>
+          <w:lang w:val="ru-RU"/>
+        </w:rPr>
+        <w:t xml:space="preserve"> </w:t>
+      </w:r>
+      <w:r>
+        <w:t>ADI</w:t>
+      </w:r>
+      <w:r>
+        <w:rPr>
+          <w:lang w:val="ru-RU"/>
+        </w:rPr>
+        <w:t xml:space="preserve"> подразумевает, что пользовательские блоки цифровой обработки сигнала вставляются в тракт между </w:t>
+      </w:r>
+      <w:r>
+        <w:t>ADC</w:t>
+      </w:r>
+      <w:r>
+        <w:rPr>
+          <w:lang w:val="ru-RU"/>
+        </w:rPr>
+        <w:t xml:space="preserve">-интерфейсом и </w:t>
+      </w:r>
+      <w:r>
+        <w:t>DMA</w:t>
+      </w:r>
+      <w:r>
+        <w:rPr>
+          <w:lang w:val="ru-RU"/>
+        </w:rPr>
+        <w:t xml:space="preserve">-контроллером для приёма, и симметрично между </w:t>
+      </w:r>
+      <w:r>
+        <w:t>DMA</w:t>
+      </w:r>
+      <w:r>
+        <w:rPr>
+          <w:lang w:val="ru-RU"/>
+        </w:rPr>
+        <w:t xml:space="preserve"> и </w:t>
+      </w:r>
+      <w:r>
+        <w:t>DAC</w:t>
+      </w:r>
+      <w:r>
+        <w:rPr>
+          <w:lang w:val="ru-RU"/>
+        </w:rPr>
+        <w:t xml:space="preserve">-интерфейсом для передачи. Применительно к данной работе это означает, что разрабатываемый </w:t>
+      </w:r>
+      <w:r>
+        <w:t>IP</w:t>
+      </w:r>
+      <w:r>
+        <w:rPr>
+          <w:lang w:val="ru-RU"/>
+        </w:rPr>
+        <w:t xml:space="preserve">-блок символьной синхронизации интегрируется в тракт приёма сразу после стадии согласованной фильтрации и перед </w:t>
+      </w:r>
+      <w:r>
+        <w:t>DMA</w:t>
+      </w:r>
+      <w:r>
+        <w:rPr>
+          <w:lang w:val="ru-RU"/>
+        </w:rPr>
+        <w:t xml:space="preserve">-контроллером, передающим демодулированные символы в </w:t>
+      </w:r>
+      <w:r>
+        <w:t>PS</w:t>
+      </w:r>
+      <w:r>
+        <w:rPr>
+          <w:lang w:val="ru-RU"/>
+        </w:rPr>
+        <w:t xml:space="preserve"> для дальнейшей обработки. Параметры петли (</w:t>
+      </w:r>
+      <w:r>
+        <w:t>B</w:t>
+      </w:r>
+      <w:r>
+        <w:rPr>
+          <w:lang w:val="ru-RU"/>
+        </w:rPr>
+        <w:t>_</w:t>
+      </w:r>
+      <w:r>
+        <w:t>n</w:t>
+      </w:r>
+      <w:r>
+        <w:rPr>
+          <w:lang w:val="ru-RU"/>
+        </w:rPr>
+        <w:t>·</w:t>
+      </w:r>
+      <w:r>
+        <w:t>T</w:t>
+      </w:r>
+      <w:r>
+        <w:rPr>
+          <w:lang w:val="ru-RU"/>
+        </w:rPr>
+        <w:t xml:space="preserve">, </w:t>
+      </w:r>
+      <w:r>
+        <w:t>ζ</w:t>
+      </w:r>
+      <w:r>
+        <w:rPr>
+          <w:lang w:val="ru-RU"/>
+        </w:rPr>
+        <w:t xml:space="preserve">, режим включения, начальное значение </w:t>
+      </w:r>
+      <w:r>
+        <w:t>μ</w:t>
+      </w:r>
+      <w:r>
+        <w:rPr>
+          <w:lang w:val="ru-RU"/>
+        </w:rPr>
+        <w:t xml:space="preserve">) программируются из </w:t>
+      </w:r>
+      <w:r>
+        <w:t>PS</w:t>
+      </w:r>
+      <w:r>
+        <w:rPr>
+          <w:lang w:val="ru-RU"/>
+        </w:rPr>
+        <w:t xml:space="preserve"> через интерфейс </w:t>
+      </w:r>
+      <w:r>
+        <w:t>AXI</w:t>
+      </w:r>
+      <w:r>
+        <w:rPr>
+          <w:lang w:val="ru-RU"/>
+        </w:rPr>
+        <w:t>-</w:t>
+      </w:r>
+      <w:r>
+        <w:t>Lite</w:t>
+      </w:r>
+      <w:r>
+        <w:rPr>
+          <w:lang w:val="ru-RU"/>
+        </w:rPr>
+        <w:t xml:space="preserve">, что позволяет производить отладку и подстройку петли в режиме реального времени без перекомпиляции </w:t>
+      </w:r>
+      <w:r>
+        <w:t>HDL</w:t>
+      </w:r>
+      <w:r>
+        <w:rPr>
+          <w:lang w:val="ru-RU"/>
+        </w:rPr>
+        <w:t>-проекта.</w:t>
       </w:r>
     </w:p>
     <w:p>
@@ -10841,226 +9877,105 @@
         <w:rPr>
           <w:lang w:val="ru-RU"/>
         </w:rPr>
-        <w:t xml:space="preserve">В научной литературе и в коммерческих инструментах разработки представлен широкий спектр готовых реализаций блоков символьной синхронизации, ориентированных как на программную обработку, так и на </w:t>
-      </w:r>
-      <w:r>
-        <w:t>FPGA</w:t>
-      </w:r>
-      <w:r>
-        <w:rPr>
-          <w:lang w:val="ru-RU"/>
-        </w:rPr>
-        <w:t>. Анализ этих решений позволяет оценить сложившиеся подходы и обосновать выбор архитектуры для собственной разработки.</w:t>
+        <w:t xml:space="preserve">Такая архитектура обеспечивает чёткое разграничение функций: </w:t>
+      </w:r>
+      <w:r>
+        <w:t>AD</w:t>
+      </w:r>
+      <w:r>
+        <w:rPr>
+          <w:lang w:val="ru-RU"/>
+        </w:rPr>
+        <w:t>9361 реализует аналоговый и низкоуровневый цифровой тракт (</w:t>
+      </w:r>
+      <w:r>
+        <w:t>RF</w:t>
+      </w:r>
+      <w:r>
+        <w:rPr>
+          <w:lang w:val="ru-RU"/>
+        </w:rPr>
+        <w:t xml:space="preserve">, АЦП, грубая децимация), </w:t>
+      </w:r>
+      <w:r>
+        <w:t>reference</w:t>
+      </w:r>
+      <w:r>
+        <w:rPr>
+          <w:lang w:val="ru-RU"/>
+        </w:rPr>
+        <w:t xml:space="preserve"> </w:t>
+      </w:r>
+      <w:r>
+        <w:t>design</w:t>
+      </w:r>
+      <w:r>
+        <w:rPr>
+          <w:lang w:val="ru-RU"/>
+        </w:rPr>
+        <w:t xml:space="preserve"> </w:t>
+      </w:r>
+      <w:r>
+        <w:t>ADI</w:t>
+      </w:r>
+      <w:r>
+        <w:rPr>
+          <w:lang w:val="ru-RU"/>
+        </w:rPr>
+        <w:t xml:space="preserve"> берёт на себя «склейку» с </w:t>
+      </w:r>
+      <w:r>
+        <w:t>PS</w:t>
+      </w:r>
+      <w:r>
+        <w:rPr>
+          <w:lang w:val="ru-RU"/>
+        </w:rPr>
+        <w:t xml:space="preserve"> и </w:t>
+      </w:r>
+      <w:r>
+        <w:t>DMA</w:t>
+      </w:r>
+      <w:r>
+        <w:rPr>
+          <w:lang w:val="ru-RU"/>
+        </w:rPr>
+        <w:t xml:space="preserve">, а пользовательский </w:t>
+      </w:r>
+      <w:r>
+        <w:t>IP</w:t>
+      </w:r>
+      <w:r>
+        <w:rPr>
+          <w:lang w:val="ru-RU"/>
+        </w:rPr>
+        <w:t xml:space="preserve"> реализует исключительно алгоритм символьной синхронизации, что соответствует современной практике модульного проектирования </w:t>
+      </w:r>
+      <w:r>
+        <w:t>SDR</w:t>
+      </w:r>
+      <w:r>
+        <w:rPr>
+          <w:lang w:val="ru-RU"/>
+        </w:rPr>
+        <w:t>-систем.</w:t>
       </w:r>
     </w:p>
     <w:p>
       <w:pPr>
-        <w:rPr>
-          <w:lang w:val="ru-RU"/>
-        </w:rPr>
-      </w:pPr>
-      <w:r>
-        <w:rPr>
-          <w:lang w:val="ru-RU"/>
-        </w:rPr>
-        <w:t xml:space="preserve">В работе </w:t>
-      </w:r>
-      <w:proofErr w:type="spellStart"/>
-      <w:r>
-        <w:rPr>
-          <w:lang w:val="ru-RU"/>
-        </w:rPr>
-        <w:t>Малавики</w:t>
-      </w:r>
-      <w:proofErr w:type="spellEnd"/>
-      <w:r>
-        <w:rPr>
-          <w:lang w:val="ru-RU"/>
-        </w:rPr>
-        <w:t xml:space="preserve"> и </w:t>
-      </w:r>
-      <w:proofErr w:type="spellStart"/>
-      <w:r>
-        <w:rPr>
-          <w:lang w:val="ru-RU"/>
-        </w:rPr>
-        <w:t>Кишора</w:t>
-      </w:r>
-      <w:proofErr w:type="spellEnd"/>
-      <w:r>
-        <w:rPr>
-          <w:lang w:val="ru-RU"/>
-        </w:rPr>
-        <w:t xml:space="preserve"> [8] описана реализация символьного синхронизатора для </w:t>
-      </w:r>
-      <w:r>
-        <w:t>SDR</w:t>
-      </w:r>
-      <w:r>
-        <w:rPr>
-          <w:lang w:val="ru-RU"/>
-        </w:rPr>
-        <w:t xml:space="preserve"> на платформе </w:t>
-      </w:r>
-      <w:r>
-        <w:t>Xilinx</w:t>
-      </w:r>
-      <w:r>
-        <w:rPr>
-          <w:lang w:val="ru-RU"/>
-        </w:rPr>
-        <w:t xml:space="preserve"> </w:t>
-      </w:r>
-      <w:r>
-        <w:t>Zynq</w:t>
-      </w:r>
-      <w:r>
-        <w:rPr>
-          <w:lang w:val="ru-RU"/>
-        </w:rPr>
-        <w:t xml:space="preserve"> </w:t>
-      </w:r>
-      <w:r>
-        <w:t>SoC</w:t>
-      </w:r>
-      <w:r>
-        <w:rPr>
-          <w:lang w:val="ru-RU"/>
-        </w:rPr>
-        <w:t xml:space="preserve">. Авторы используют детектор Гарднера в сочетании с интерполятором </w:t>
-      </w:r>
-      <w:proofErr w:type="spellStart"/>
-      <w:r>
-        <w:rPr>
-          <w:lang w:val="ru-RU"/>
-        </w:rPr>
-        <w:t>Фарроу</w:t>
-      </w:r>
-      <w:proofErr w:type="spellEnd"/>
-      <w:r>
-        <w:rPr>
-          <w:lang w:val="ru-RU"/>
-        </w:rPr>
-        <w:t xml:space="preserve"> и </w:t>
-      </w:r>
-      <w:r>
-        <w:t>PI</w:t>
-      </w:r>
-      <w:r>
-        <w:rPr>
-          <w:lang w:val="ru-RU"/>
-        </w:rPr>
-        <w:t xml:space="preserve">-фильтром, реализуют блок средствами </w:t>
-      </w:r>
-      <w:r>
-        <w:t>HDL</w:t>
-      </w:r>
-      <w:r>
-        <w:rPr>
-          <w:lang w:val="ru-RU"/>
-        </w:rPr>
-        <w:t xml:space="preserve"> </w:t>
-      </w:r>
-      <w:r>
-        <w:t>Coder</w:t>
-      </w:r>
-      <w:r>
-        <w:rPr>
-          <w:lang w:val="ru-RU"/>
-        </w:rPr>
-        <w:t xml:space="preserve"> в среде </w:t>
-      </w:r>
-      <w:r>
-        <w:t>MATLAB</w:t>
-      </w:r>
-      <w:r>
-        <w:rPr>
-          <w:lang w:val="ru-RU"/>
-        </w:rPr>
-        <w:t>/</w:t>
-      </w:r>
-      <w:r>
-        <w:t>Simulink</w:t>
-      </w:r>
-      <w:r>
-        <w:rPr>
-          <w:lang w:val="ru-RU"/>
-        </w:rPr>
-        <w:t xml:space="preserve"> и интегрируют его в проект </w:t>
-      </w:r>
-      <w:proofErr w:type="spellStart"/>
-      <w:r>
-        <w:t>Vivado</w:t>
-      </w:r>
-      <w:proofErr w:type="spellEnd"/>
-      <w:r>
-        <w:rPr>
-          <w:lang w:val="ru-RU"/>
-        </w:rPr>
-        <w:t xml:space="preserve">. Полученный </w:t>
-      </w:r>
-      <w:r>
-        <w:t>IP</w:t>
-      </w:r>
-      <w:r>
-        <w:rPr>
-          <w:lang w:val="ru-RU"/>
-        </w:rPr>
-        <w:t xml:space="preserve">-блок успешно работает в составе тракта </w:t>
-      </w:r>
-      <w:r>
-        <w:t>QPSK</w:t>
-      </w:r>
-      <w:r>
-        <w:rPr>
-          <w:lang w:val="ru-RU"/>
-        </w:rPr>
-        <w:t xml:space="preserve">-приёмника с символьной скоростью порядка нескольких </w:t>
-      </w:r>
-      <w:r>
-        <w:t>MSPS</w:t>
-      </w:r>
-      <w:r>
-        <w:rPr>
-          <w:lang w:val="ru-RU"/>
-        </w:rPr>
-        <w:t>. Эта работа фактически подтверждает работоспособность связки «</w:t>
-      </w:r>
-      <w:r>
-        <w:t>Gardner</w:t>
-      </w:r>
-      <w:r>
-        <w:rPr>
-          <w:lang w:val="ru-RU"/>
-        </w:rPr>
-        <w:t xml:space="preserve"> + </w:t>
-      </w:r>
-      <w:r>
-        <w:t>Farrow</w:t>
-      </w:r>
-      <w:r>
-        <w:rPr>
-          <w:lang w:val="ru-RU"/>
-        </w:rPr>
-        <w:t xml:space="preserve"> + </w:t>
-      </w:r>
-      <w:r>
-        <w:t>PI</w:t>
-      </w:r>
-      <w:r>
-        <w:rPr>
-          <w:lang w:val="ru-RU"/>
-        </w:rPr>
-        <w:t xml:space="preserve">» именно на платформе </w:t>
-      </w:r>
-      <w:r>
-        <w:t>Zynq</w:t>
-      </w:r>
-      <w:r>
-        <w:rPr>
-          <w:lang w:val="ru-RU"/>
-        </w:rPr>
-        <w:t xml:space="preserve"> и служит важным методическим ориентиром для настоящей диссертации.</w:t>
+        <w:pStyle w:val="21"/>
+        <w:rPr>
+          <w:rFonts w:ascii="Times New Roman" w:hAnsi="Times New Roman" w:cs="Times New Roman"/>
+          <w:lang w:val="ru-RU"/>
+        </w:rPr>
+      </w:pPr>
+      <w:r>
+        <w:rPr>
+          <w:rFonts w:ascii="Times New Roman" w:hAnsi="Times New Roman" w:cs="Times New Roman"/>
+          <w:lang w:val="ru-RU"/>
+        </w:rPr>
+        <w:lastRenderedPageBreak/>
+        <w:t>1.7 Анализ существующих решений</w:t>
       </w:r>
     </w:p>
     <w:p>
@@ -11073,157 +9988,7 @@
         <w:rPr>
           <w:lang w:val="ru-RU"/>
         </w:rPr>
-        <w:t xml:space="preserve">В работе Пятина и Бойко [7] подробно рассматривается моделирование блока символьной синхронизации в </w:t>
-      </w:r>
-      <w:r>
-        <w:t>Simulink</w:t>
-      </w:r>
-      <w:r>
-        <w:rPr>
-          <w:lang w:val="ru-RU"/>
-        </w:rPr>
-        <w:t xml:space="preserve"> с использованием стандартного блока </w:t>
-      </w:r>
-      <w:r>
-        <w:t>Symbol</w:t>
-      </w:r>
-      <w:r>
-        <w:rPr>
-          <w:lang w:val="ru-RU"/>
-        </w:rPr>
-        <w:t xml:space="preserve"> </w:t>
-      </w:r>
-      <w:r>
-        <w:t>Synchronizer</w:t>
-      </w:r>
-      <w:r>
-        <w:rPr>
-          <w:lang w:val="ru-RU"/>
-        </w:rPr>
-        <w:t xml:space="preserve"> из библиотеки </w:t>
-      </w:r>
-      <w:r>
-        <w:t>Communications</w:t>
-      </w:r>
-      <w:r>
-        <w:rPr>
-          <w:lang w:val="ru-RU"/>
-        </w:rPr>
-        <w:t xml:space="preserve"> </w:t>
-      </w:r>
-      <w:r>
-        <w:t>Toolbox</w:t>
-      </w:r>
-      <w:r>
-        <w:rPr>
-          <w:lang w:val="ru-RU"/>
-        </w:rPr>
-        <w:t xml:space="preserve">. Блок поддерживает все четыре основных алгоритма </w:t>
-      </w:r>
-      <w:r>
-        <w:t>TED</w:t>
-      </w:r>
-      <w:r>
-        <w:rPr>
-          <w:lang w:val="ru-RU"/>
-        </w:rPr>
-        <w:t xml:space="preserve"> (</w:t>
-      </w:r>
-      <w:r>
-        <w:t>Gardner</w:t>
-      </w:r>
-      <w:r>
-        <w:rPr>
-          <w:lang w:val="ru-RU"/>
-        </w:rPr>
-        <w:t xml:space="preserve">, </w:t>
-      </w:r>
-      <w:r>
-        <w:t>Mueller</w:t>
-      </w:r>
-      <w:r>
-        <w:rPr>
-          <w:lang w:val="ru-RU"/>
-        </w:rPr>
-        <w:t>-</w:t>
-      </w:r>
-      <w:r>
-        <w:t>Muller</w:t>
-      </w:r>
-      <w:r>
-        <w:rPr>
-          <w:lang w:val="ru-RU"/>
-        </w:rPr>
-        <w:t xml:space="preserve">, </w:t>
-      </w:r>
-      <w:r>
-        <w:lastRenderedPageBreak/>
-        <w:t>Early</w:t>
-      </w:r>
-      <w:r>
-        <w:rPr>
-          <w:lang w:val="ru-RU"/>
-        </w:rPr>
-        <w:t>-</w:t>
-      </w:r>
-      <w:r>
-        <w:t>Late</w:t>
-      </w:r>
-      <w:r>
-        <w:rPr>
-          <w:lang w:val="ru-RU"/>
-        </w:rPr>
-        <w:t xml:space="preserve">, </w:t>
-      </w:r>
-      <w:r>
-        <w:t>Zero</w:t>
-      </w:r>
-      <w:r>
-        <w:rPr>
-          <w:lang w:val="ru-RU"/>
-        </w:rPr>
-        <w:t>-</w:t>
-      </w:r>
-      <w:r>
-        <w:t>Crossing</w:t>
-      </w:r>
-      <w:r>
-        <w:rPr>
-          <w:lang w:val="ru-RU"/>
-        </w:rPr>
-        <w:t xml:space="preserve">) и </w:t>
-      </w:r>
-      <w:proofErr w:type="spellStart"/>
-      <w:r>
-        <w:rPr>
-          <w:lang w:val="ru-RU"/>
-        </w:rPr>
-        <w:t>параметризуется</w:t>
-      </w:r>
-      <w:proofErr w:type="spellEnd"/>
-      <w:r>
-        <w:rPr>
-          <w:lang w:val="ru-RU"/>
-        </w:rPr>
-        <w:t xml:space="preserve"> через нормированную шумовую полосу и коэффициент затухания, что соответствует методике </w:t>
-      </w:r>
-      <w:r>
-        <w:t>Rice</w:t>
-      </w:r>
-      <w:r>
-        <w:rPr>
-          <w:lang w:val="ru-RU"/>
-        </w:rPr>
-        <w:t xml:space="preserve"> [1]. Авторы демонстрируют, что </w:t>
-      </w:r>
-      <w:r>
-        <w:t>Simulink</w:t>
-      </w:r>
-      <w:r>
-        <w:rPr>
-          <w:lang w:val="ru-RU"/>
-        </w:rPr>
-        <w:t xml:space="preserve">-модель может быть использована как эталонная при последующей реализации блока на </w:t>
+        <w:t xml:space="preserve">В научной литературе и в коммерческих инструментах разработки представлен широкий спектр готовых реализаций блоков символьной синхронизации, ориентированных как на программную обработку, так и на </w:t>
       </w:r>
       <w:r>
         <w:t>FPGA</w:t>
@@ -11232,34 +9997,7 @@
         <w:rPr>
           <w:lang w:val="ru-RU"/>
         </w:rPr>
-        <w:t xml:space="preserve">, в том числе с применением </w:t>
-      </w:r>
-      <w:r>
-        <w:t>HDL</w:t>
-      </w:r>
-      <w:r>
-        <w:rPr>
-          <w:lang w:val="ru-RU"/>
-        </w:rPr>
-        <w:t xml:space="preserve"> </w:t>
-      </w:r>
-      <w:r>
-        <w:t>Coder</w:t>
-      </w:r>
-      <w:r>
-        <w:rPr>
-          <w:lang w:val="ru-RU"/>
-        </w:rPr>
-        <w:t xml:space="preserve"> для автоматической генерации синтезируемого </w:t>
-      </w:r>
-      <w:r>
-        <w:t>RTL</w:t>
-      </w:r>
-      <w:r>
-        <w:rPr>
-          <w:lang w:val="ru-RU"/>
-        </w:rPr>
-        <w:t>.</w:t>
+        <w:t>. Анализ этих решений позволяет оценить сложившиеся подходы и обосновать выбор архитектуры для собственной разработки.</w:t>
       </w:r>
     </w:p>
     <w:p>
@@ -11272,24 +10010,10 @@
         <w:rPr>
           <w:lang w:val="ru-RU"/>
         </w:rPr>
-        <w:t xml:space="preserve">Работа </w:t>
-      </w:r>
-      <w:proofErr w:type="spellStart"/>
-      <w:r>
-        <w:rPr>
-          <w:lang w:val="ru-RU"/>
-        </w:rPr>
-        <w:t>Калачикова</w:t>
-      </w:r>
-      <w:proofErr w:type="spellEnd"/>
-      <w:r>
-        <w:rPr>
-          <w:lang w:val="ru-RU"/>
-        </w:rPr>
-        <w:t xml:space="preserve"> и др. [10] посвящена экспериментальной реализации алгоритмов синхронизации для систем </w:t>
-      </w:r>
-      <w:r>
-        <w:t>OFDM</w:t>
+        <w:t xml:space="preserve">В работе Малавики и Кишора [8] описана реализация символьного синхронизатора для </w:t>
+      </w:r>
+      <w:r>
+        <w:t>SDR</w:t>
       </w:r>
       <w:r>
         <w:rPr>
@@ -11298,7 +10022,7 @@
         <w:t xml:space="preserve"> на платформе </w:t>
       </w:r>
       <w:r>
-        <w:t>SDR</w:t>
+        <w:t>Xilinx</w:t>
       </w:r>
       <w:r>
         <w:rPr>
@@ -11306,19 +10030,86 @@
         </w:rPr>
         <w:t xml:space="preserve"> </w:t>
       </w:r>
-      <w:proofErr w:type="gramStart"/>
-      <w:r>
-        <w:rPr>
-          <w:lang w:val="ru-RU"/>
-        </w:rPr>
-        <w:t>и</w:t>
-      </w:r>
-      <w:proofErr w:type="gramEnd"/>
-      <w:r>
-        <w:rPr>
-          <w:lang w:val="ru-RU"/>
-        </w:rPr>
-        <w:t xml:space="preserve"> хотя выходит за рамки задач данной диссертации (в которой рассматривается одночастотная модуляция </w:t>
+      <w:r>
+        <w:t>Zynq</w:t>
+      </w:r>
+      <w:r>
+        <w:rPr>
+          <w:lang w:val="ru-RU"/>
+        </w:rPr>
+        <w:t xml:space="preserve"> </w:t>
+      </w:r>
+      <w:r>
+        <w:t>SoC</w:t>
+      </w:r>
+      <w:r>
+        <w:rPr>
+          <w:lang w:val="ru-RU"/>
+        </w:rPr>
+        <w:t xml:space="preserve">. Авторы используют детектор Гарднера в сочетании с интерполятором Фарроу и </w:t>
+      </w:r>
+      <w:r>
+        <w:t>PI</w:t>
+      </w:r>
+      <w:r>
+        <w:rPr>
+          <w:lang w:val="ru-RU"/>
+        </w:rPr>
+        <w:t xml:space="preserve">-фильтром, реализуют блок средствами </w:t>
+      </w:r>
+      <w:r>
+        <w:t>HDL</w:t>
+      </w:r>
+      <w:r>
+        <w:rPr>
+          <w:lang w:val="ru-RU"/>
+        </w:rPr>
+        <w:t xml:space="preserve"> </w:t>
+      </w:r>
+      <w:r>
+        <w:t>Coder</w:t>
+      </w:r>
+      <w:r>
+        <w:rPr>
+          <w:lang w:val="ru-RU"/>
+        </w:rPr>
+        <w:t xml:space="preserve"> в среде </w:t>
+      </w:r>
+      <w:r>
+        <w:t>MATLAB</w:t>
+      </w:r>
+      <w:r>
+        <w:rPr>
+          <w:lang w:val="ru-RU"/>
+        </w:rPr>
+        <w:t>/</w:t>
+      </w:r>
+      <w:r>
+        <w:t>Simulink</w:t>
+      </w:r>
+      <w:r>
+        <w:rPr>
+          <w:lang w:val="ru-RU"/>
+        </w:rPr>
+        <w:t xml:space="preserve"> и интегрируют его в проект </w:t>
+      </w:r>
+      <w:r>
+        <w:t>Vivado</w:t>
+      </w:r>
+      <w:r>
+        <w:rPr>
+          <w:lang w:val="ru-RU"/>
+        </w:rPr>
+        <w:t xml:space="preserve">. Полученный </w:t>
+      </w:r>
+      <w:r>
+        <w:t>IP</w:t>
+      </w:r>
+      <w:r>
+        <w:rPr>
+          <w:lang w:val="ru-RU"/>
+        </w:rPr>
+        <w:t xml:space="preserve">-блок успешно работает в составе тракта </w:t>
       </w:r>
       <w:r>
         <w:t>QPSK</w:t>
@@ -11327,16 +10118,52 @@
         <w:rPr>
           <w:lang w:val="ru-RU"/>
         </w:rPr>
-        <w:t xml:space="preserve">), содержит ценные сведения о практических аспектах работы с реальными радиоканалами и о количественных оценках влияния ошибок синхронизации на </w:t>
-      </w:r>
-      <w:r>
-        <w:t>BER</w:t>
-      </w:r>
-      <w:r>
-        <w:rPr>
-          <w:lang w:val="ru-RU"/>
-        </w:rPr>
-        <w:t>.</w:t>
+        <w:t xml:space="preserve">-приёмника с символьной скоростью порядка нескольких </w:t>
+      </w:r>
+      <w:r>
+        <w:t>MSPS</w:t>
+      </w:r>
+      <w:r>
+        <w:rPr>
+          <w:lang w:val="ru-RU"/>
+        </w:rPr>
+        <w:t>. Эта работа фактически подтверждает работоспособность связки «</w:t>
+      </w:r>
+      <w:r>
+        <w:t>Gardner</w:t>
+      </w:r>
+      <w:r>
+        <w:rPr>
+          <w:lang w:val="ru-RU"/>
+        </w:rPr>
+        <w:t xml:space="preserve"> + </w:t>
+      </w:r>
+      <w:r>
+        <w:t>Farrow</w:t>
+      </w:r>
+      <w:r>
+        <w:rPr>
+          <w:lang w:val="ru-RU"/>
+        </w:rPr>
+        <w:t xml:space="preserve"> + </w:t>
+      </w:r>
+      <w:r>
+        <w:t>PI</w:t>
+      </w:r>
+      <w:r>
+        <w:rPr>
+          <w:lang w:val="ru-RU"/>
+        </w:rPr>
+        <w:t xml:space="preserve">» именно на платформе </w:t>
+      </w:r>
+      <w:r>
+        <w:t>Zynq</w:t>
+      </w:r>
+      <w:r>
+        <w:rPr>
+          <w:lang w:val="ru-RU"/>
+        </w:rPr>
+        <w:t xml:space="preserve"> и служит важным методическим ориентиром для настоящей диссертации.</w:t>
       </w:r>
     </w:p>
     <w:p>
@@ -11349,16 +10176,178 @@
         <w:rPr>
           <w:lang w:val="ru-RU"/>
         </w:rPr>
-        <w:t xml:space="preserve">В работе Филимонова и др. [9] проведено сравнительное исследование классических алгоритмов символьной синхронизации применительно к спутниковым каналам связи; в работе Горбунова и др. [11] — особенности построения тестовой платформы для оптимальных сигналов на основе </w:t>
-      </w:r>
-      <w:r>
-        <w:t>SDR</w:t>
-      </w:r>
-      <w:r>
-        <w:rPr>
-          <w:lang w:val="ru-RU"/>
-        </w:rPr>
-        <w:t>. Эти источники подтверждают универсальность алгоритма Гарднера и его пригодность для широкого класса систем.</w:t>
+        <w:t xml:space="preserve">В работе Пятина и Бойко [7] подробно рассматривается моделирование блока символьной синхронизации в </w:t>
+      </w:r>
+      <w:r>
+        <w:t>Simulink</w:t>
+      </w:r>
+      <w:r>
+        <w:rPr>
+          <w:lang w:val="ru-RU"/>
+        </w:rPr>
+        <w:t xml:space="preserve"> с использованием стандартного блока </w:t>
+      </w:r>
+      <w:r>
+        <w:t>Symbol</w:t>
+      </w:r>
+      <w:r>
+        <w:rPr>
+          <w:lang w:val="ru-RU"/>
+        </w:rPr>
+        <w:t xml:space="preserve"> </w:t>
+      </w:r>
+      <w:r>
+        <w:t>Synchronizer</w:t>
+      </w:r>
+      <w:r>
+        <w:rPr>
+          <w:lang w:val="ru-RU"/>
+        </w:rPr>
+        <w:t xml:space="preserve"> из библиотеки </w:t>
+      </w:r>
+      <w:r>
+        <w:t>Communications</w:t>
+      </w:r>
+      <w:r>
+        <w:rPr>
+          <w:lang w:val="ru-RU"/>
+        </w:rPr>
+        <w:t xml:space="preserve"> </w:t>
+      </w:r>
+      <w:r>
+        <w:t>Toolbox</w:t>
+      </w:r>
+      <w:r>
+        <w:rPr>
+          <w:lang w:val="ru-RU"/>
+        </w:rPr>
+        <w:t xml:space="preserve">. Блок поддерживает все четыре основных алгоритма </w:t>
+      </w:r>
+      <w:r>
+        <w:t>TED</w:t>
+      </w:r>
+      <w:r>
+        <w:rPr>
+          <w:lang w:val="ru-RU"/>
+        </w:rPr>
+        <w:t xml:space="preserve"> (</w:t>
+      </w:r>
+      <w:r>
+        <w:t>Gardner</w:t>
+      </w:r>
+      <w:r>
+        <w:rPr>
+          <w:lang w:val="ru-RU"/>
+        </w:rPr>
+        <w:t xml:space="preserve">, </w:t>
+      </w:r>
+      <w:r>
+        <w:t>Mueller</w:t>
+      </w:r>
+      <w:r>
+        <w:rPr>
+          <w:lang w:val="ru-RU"/>
+        </w:rPr>
+        <w:t>-</w:t>
+      </w:r>
+      <w:r>
+        <w:t>Muller</w:t>
+      </w:r>
+      <w:r>
+        <w:rPr>
+          <w:lang w:val="ru-RU"/>
+        </w:rPr>
+        <w:t xml:space="preserve">, </w:t>
+      </w:r>
+      <w:r>
+        <w:t>Early</w:t>
+      </w:r>
+      <w:r>
+        <w:rPr>
+          <w:lang w:val="ru-RU"/>
+        </w:rPr>
+        <w:t>-</w:t>
+      </w:r>
+      <w:r>
+        <w:t>Late</w:t>
+      </w:r>
+      <w:r>
+        <w:rPr>
+          <w:lang w:val="ru-RU"/>
+        </w:rPr>
+        <w:t xml:space="preserve">, </w:t>
+      </w:r>
+      <w:r>
+        <w:t>Zero</w:t>
+      </w:r>
+      <w:r>
+        <w:rPr>
+          <w:lang w:val="ru-RU"/>
+        </w:rPr>
+        <w:t>-</w:t>
+      </w:r>
+      <w:r>
+        <w:t>Crossing</w:t>
+      </w:r>
+      <w:r>
+        <w:rPr>
+          <w:lang w:val="ru-RU"/>
+        </w:rPr>
+        <w:t xml:space="preserve">) и параметризуется через нормированную шумовую полосу и коэффициент затухания, что соответствует методике </w:t>
+      </w:r>
+      <w:r>
+        <w:t>Rice</w:t>
+      </w:r>
+      <w:r>
+        <w:rPr>
+          <w:lang w:val="ru-RU"/>
+        </w:rPr>
+        <w:t xml:space="preserve"> [1]. Авторы демонстрируют, что </w:t>
+      </w:r>
+      <w:r>
+        <w:t>Simulink</w:t>
+      </w:r>
+      <w:r>
+        <w:rPr>
+          <w:lang w:val="ru-RU"/>
+        </w:rPr>
+        <w:t xml:space="preserve">-модель может быть использована как эталонная при последующей реализации блока на </w:t>
+      </w:r>
+      <w:r>
+        <w:t>FPGA</w:t>
+      </w:r>
+      <w:r>
+        <w:rPr>
+          <w:lang w:val="ru-RU"/>
+        </w:rPr>
+        <w:t xml:space="preserve">, в том числе с применением </w:t>
+      </w:r>
+      <w:r>
+        <w:t>HDL</w:t>
+      </w:r>
+      <w:r>
+        <w:rPr>
+          <w:lang w:val="ru-RU"/>
+        </w:rPr>
+        <w:t xml:space="preserve"> </w:t>
+      </w:r>
+      <w:r>
+        <w:t>Coder</w:t>
+      </w:r>
+      <w:r>
+        <w:rPr>
+          <w:lang w:val="ru-RU"/>
+        </w:rPr>
+        <w:t xml:space="preserve"> для автоматической генерации синтезируемого </w:t>
+      </w:r>
+      <w:r>
+        <w:t>RTL</w:t>
+      </w:r>
+      <w:r>
+        <w:rPr>
+          <w:lang w:val="ru-RU"/>
+        </w:rPr>
+        <w:t>.</w:t>
       </w:r>
     </w:p>
     <w:p>
@@ -11371,187 +10360,50 @@
         <w:rPr>
           <w:lang w:val="ru-RU"/>
         </w:rPr>
-        <w:t xml:space="preserve">С точки зрения коммерческих инструментов разработки, библиотека </w:t>
-      </w:r>
-      <w:r>
-        <w:t>MATLAB</w:t>
-      </w:r>
-      <w:r>
-        <w:rPr>
-          <w:lang w:val="ru-RU"/>
-        </w:rPr>
-        <w:t xml:space="preserve"> </w:t>
-      </w:r>
-      <w:r>
-        <w:t>Communications</w:t>
-      </w:r>
-      <w:r>
-        <w:rPr>
-          <w:lang w:val="ru-RU"/>
-        </w:rPr>
-        <w:t xml:space="preserve"> </w:t>
-      </w:r>
-      <w:r>
-        <w:t>Toolbox</w:t>
-      </w:r>
-      <w:r>
-        <w:rPr>
-          <w:lang w:val="ru-RU"/>
-        </w:rPr>
-        <w:t xml:space="preserve"> [18] предоставляет готовый блок </w:t>
-      </w:r>
-      <w:r>
-        <w:t>Symbol</w:t>
-      </w:r>
-      <w:r>
-        <w:rPr>
-          <w:lang w:val="ru-RU"/>
-        </w:rPr>
-        <w:t xml:space="preserve"> </w:t>
-      </w:r>
-      <w:r>
-        <w:t>Synchronizer</w:t>
-      </w:r>
-      <w:r>
-        <w:rPr>
-          <w:lang w:val="ru-RU"/>
-        </w:rPr>
-        <w:t xml:space="preserve">, реализующий все рассмотренные в данной главе алгоритмы </w:t>
-      </w:r>
-      <w:r>
-        <w:t>TED</w:t>
-      </w:r>
-      <w:r>
-        <w:rPr>
-          <w:lang w:val="ru-RU"/>
-        </w:rPr>
-        <w:t xml:space="preserve"> и поддерживающий генерацию </w:t>
-      </w:r>
-      <w:r>
-        <w:t>HDL</w:t>
-      </w:r>
-      <w:r>
-        <w:rPr>
-          <w:lang w:val="ru-RU"/>
-        </w:rPr>
-        <w:t xml:space="preserve">-кода через </w:t>
-      </w:r>
-      <w:r>
-        <w:t>HDL</w:t>
-      </w:r>
-      <w:r>
-        <w:rPr>
-          <w:lang w:val="ru-RU"/>
-        </w:rPr>
-        <w:t xml:space="preserve"> </w:t>
-      </w:r>
-      <w:r>
-        <w:t>Coder</w:t>
-      </w:r>
-      <w:r>
-        <w:rPr>
-          <w:lang w:val="ru-RU"/>
-        </w:rPr>
-        <w:t xml:space="preserve">. Это означает, что в принципе существует путь полной автоматической генерации синтезируемого блока символьной синхронизации из </w:t>
-      </w:r>
-      <w:r>
-        <w:t>Simulink</w:t>
-      </w:r>
-      <w:r>
-        <w:rPr>
-          <w:lang w:val="ru-RU"/>
-        </w:rPr>
-        <w:t xml:space="preserve">-модели — без ручного написания </w:t>
-      </w:r>
-      <w:r>
-        <w:t>RTL</w:t>
-      </w:r>
-      <w:r>
-        <w:rPr>
-          <w:lang w:val="ru-RU"/>
-        </w:rPr>
-        <w:t xml:space="preserve">. Аналогичная функциональность присутствует в </w:t>
-      </w:r>
-      <w:r>
-        <w:t>open</w:t>
-      </w:r>
-      <w:r>
-        <w:rPr>
-          <w:lang w:val="ru-RU"/>
-        </w:rPr>
-        <w:t>-</w:t>
-      </w:r>
-      <w:r>
-        <w:t>source</w:t>
-      </w:r>
-      <w:r>
-        <w:rPr>
-          <w:lang w:val="ru-RU"/>
-        </w:rPr>
-        <w:t xml:space="preserve"> проекте </w:t>
-      </w:r>
-      <w:r>
-        <w:t>GNU</w:t>
-      </w:r>
-      <w:r>
-        <w:rPr>
-          <w:lang w:val="ru-RU"/>
-        </w:rPr>
-        <w:t xml:space="preserve"> </w:t>
-      </w:r>
-      <w:r>
-        <w:t>Radio</w:t>
-      </w:r>
-      <w:r>
-        <w:rPr>
-          <w:lang w:val="ru-RU"/>
-        </w:rPr>
-        <w:t xml:space="preserve"> в виде блоков `</w:t>
-      </w:r>
-      <w:r>
-        <w:t>Symbol</w:t>
-      </w:r>
-      <w:r>
-        <w:rPr>
-          <w:lang w:val="ru-RU"/>
-        </w:rPr>
-        <w:t xml:space="preserve"> </w:t>
-      </w:r>
-      <w:r>
-        <w:t>Sync</w:t>
-      </w:r>
-      <w:r>
-        <w:rPr>
-          <w:lang w:val="ru-RU"/>
-        </w:rPr>
-        <w:t>` и `</w:t>
-      </w:r>
-      <w:r>
-        <w:t>Polyphase</w:t>
-      </w:r>
-      <w:r>
-        <w:rPr>
-          <w:lang w:val="ru-RU"/>
-        </w:rPr>
-        <w:t xml:space="preserve"> </w:t>
-      </w:r>
-      <w:r>
-        <w:t>Clock</w:t>
-      </w:r>
-      <w:r>
-        <w:rPr>
-          <w:lang w:val="ru-RU"/>
-        </w:rPr>
-        <w:t xml:space="preserve"> </w:t>
-      </w:r>
-      <w:r>
-        <w:t>Sync</w:t>
-      </w:r>
-      <w:r>
-        <w:rPr>
-          <w:lang w:val="ru-RU"/>
-        </w:rPr>
-        <w:t>`, ориентированных на программную обработку на универсальном процессоре. Эти решения служат хорошей референсной базой для верификации собственной реализации.</w:t>
+        <w:t xml:space="preserve">Работа Калачикова и др. [10] посвящена экспериментальной реализации алгоритмов синхронизации для систем </w:t>
+      </w:r>
+      <w:r>
+        <w:t>OFDM</w:t>
+      </w:r>
+      <w:r>
+        <w:rPr>
+          <w:lang w:val="ru-RU"/>
+        </w:rPr>
+        <w:t xml:space="preserve"> на платформе </w:t>
+      </w:r>
+      <w:r>
+        <w:t>SDR</w:t>
+      </w:r>
+      <w:r>
+        <w:rPr>
+          <w:lang w:val="ru-RU"/>
+        </w:rPr>
+        <w:t xml:space="preserve"> и хотя выходит за рамки задач данной диссертации (в которой рассматривается одночастотная модуляция </w:t>
+      </w:r>
+      <w:r>
+        <w:t>QPSK</w:t>
+      </w:r>
+      <w:r>
+        <w:rPr>
+          <w:lang w:val="ru-RU"/>
+        </w:rPr>
+        <w:t xml:space="preserve">), содержит ценные сведения о практических аспектах работы с </w:t>
+      </w:r>
+      <w:r>
+        <w:rPr>
+          <w:lang w:val="ru-RU"/>
+        </w:rPr>
+        <w:lastRenderedPageBreak/>
+        <w:t xml:space="preserve">реальными радиоканалами и о количественных оценках влияния ошибок синхронизации на </w:t>
+      </w:r>
+      <w:r>
+        <w:t>BER</w:t>
+      </w:r>
+      <w:r>
+        <w:rPr>
+          <w:lang w:val="ru-RU"/>
+        </w:rPr>
+        <w:t>.</w:t>
       </w:r>
     </w:p>
     <w:p>
@@ -11564,169 +10416,209 @@
         <w:rPr>
           <w:lang w:val="ru-RU"/>
         </w:rPr>
-        <w:lastRenderedPageBreak/>
-        <w:t xml:space="preserve">Сводный анализ существующих решений показывает, что в подавляющем большинстве случаев в </w:t>
-      </w:r>
-      <w:r>
-        <w:t>FPGA</w:t>
-      </w:r>
-      <w:r>
-        <w:rPr>
-          <w:lang w:val="ru-RU"/>
-        </w:rPr>
-        <w:t>-реализациях используется именно связка «</w:t>
-      </w:r>
-      <w:r>
-        <w:t>Gardner</w:t>
-      </w:r>
-      <w:r>
-        <w:rPr>
-          <w:lang w:val="ru-RU"/>
-        </w:rPr>
-        <w:t xml:space="preserve"> </w:t>
-      </w:r>
-      <w:r>
-        <w:t>TED</w:t>
-      </w:r>
-      <w:r>
-        <w:rPr>
-          <w:lang w:val="ru-RU"/>
-        </w:rPr>
-        <w:t xml:space="preserve"> + </w:t>
-      </w:r>
-      <w:proofErr w:type="spellStart"/>
-      <w:r>
-        <w:rPr>
-          <w:lang w:val="ru-RU"/>
-        </w:rPr>
-        <w:t>Фарроу</w:t>
-      </w:r>
-      <w:proofErr w:type="spellEnd"/>
-      <w:r>
-        <w:rPr>
-          <w:lang w:val="ru-RU"/>
-        </w:rPr>
-        <w:t xml:space="preserve">-интерполятор + </w:t>
-      </w:r>
-      <w:r>
-        <w:t>PI</w:t>
-      </w:r>
-      <w:r>
-        <w:rPr>
-          <w:lang w:val="ru-RU"/>
-        </w:rPr>
-        <w:t xml:space="preserve"> </w:t>
-      </w:r>
-      <w:r>
-        <w:t>loop</w:t>
-      </w:r>
-      <w:r>
-        <w:rPr>
-          <w:lang w:val="ru-RU"/>
-        </w:rPr>
-        <w:t xml:space="preserve"> </w:t>
-      </w:r>
-      <w:r>
-        <w:t>filter</w:t>
-      </w:r>
-      <w:r>
-        <w:rPr>
-          <w:lang w:val="ru-RU"/>
-        </w:rPr>
-        <w:t xml:space="preserve">», варьируются лишь степень полинома </w:t>
-      </w:r>
-      <w:proofErr w:type="spellStart"/>
-      <w:r>
-        <w:rPr>
-          <w:lang w:val="ru-RU"/>
-        </w:rPr>
-        <w:t>Фарроу</w:t>
-      </w:r>
-      <w:proofErr w:type="spellEnd"/>
-      <w:r>
-        <w:rPr>
-          <w:lang w:val="ru-RU"/>
-        </w:rPr>
-        <w:t xml:space="preserve"> (параболический или кубический), параметры петли (</w:t>
-      </w:r>
-      <w:r>
-        <w:t>B</w:t>
-      </w:r>
-      <w:r>
-        <w:rPr>
-          <w:lang w:val="ru-RU"/>
-        </w:rPr>
-        <w:t>_</w:t>
-      </w:r>
-      <w:r>
-        <w:t>n</w:t>
-      </w:r>
-      <w:r>
-        <w:rPr>
-          <w:lang w:val="ru-RU"/>
-        </w:rPr>
-        <w:t>·</w:t>
-      </w:r>
-      <w:r>
-        <w:t>T</w:t>
-      </w:r>
-      <w:r>
-        <w:rPr>
-          <w:lang w:val="ru-RU"/>
-        </w:rPr>
-        <w:t xml:space="preserve">, </w:t>
-      </w:r>
-      <w:r>
-        <w:t>ζ</w:t>
-      </w:r>
-      <w:r>
-        <w:rPr>
-          <w:lang w:val="ru-RU"/>
-        </w:rPr>
-        <w:t xml:space="preserve">) и способ реализации (ручной </w:t>
-      </w:r>
-      <w:r>
-        <w:t>HDL</w:t>
-      </w:r>
-      <w:r>
-        <w:rPr>
-          <w:lang w:val="ru-RU"/>
-        </w:rPr>
-        <w:t xml:space="preserve"> или </w:t>
-      </w:r>
-      <w:r>
-        <w:t>HDL</w:t>
-      </w:r>
-      <w:r>
-        <w:rPr>
-          <w:lang w:val="ru-RU"/>
-        </w:rPr>
-        <w:t xml:space="preserve"> </w:t>
-      </w:r>
-      <w:r>
-        <w:t>Coder</w:t>
-      </w:r>
-      <w:r>
-        <w:rPr>
-          <w:lang w:val="ru-RU"/>
-        </w:rPr>
-        <w:t>). Это полностью соответствует выбору, сделанному в данной работе, и подтверждает его обоснованность.</w:t>
+        <w:t xml:space="preserve">В работе Филимонова и др. [9] проведено сравнительное исследование классических алгоритмов символьной синхронизации применительно к спутниковым каналам связи; в работе Горбунова и др. [11] — особенности построения тестовой платформы для оптимальных сигналов на основе </w:t>
+      </w:r>
+      <w:r>
+        <w:t>SDR</w:t>
+      </w:r>
+      <w:r>
+        <w:rPr>
+          <w:lang w:val="ru-RU"/>
+        </w:rPr>
+        <w:t>. Эти источники подтверждают универсальность алгоритма Гарднера и его пригодность для широкого класса систем.</w:t>
       </w:r>
     </w:p>
     <w:p>
       <w:pPr>
-        <w:pStyle w:val="21"/>
-        <w:rPr>
-          <w:rFonts w:ascii="Times New Roman" w:hAnsi="Times New Roman" w:cs="Times New Roman"/>
-          <w:lang w:val="ru-RU"/>
-        </w:rPr>
-      </w:pPr>
-      <w:r>
-        <w:rPr>
-          <w:rFonts w:ascii="Times New Roman" w:hAnsi="Times New Roman" w:cs="Times New Roman"/>
-          <w:lang w:val="ru-RU"/>
-        </w:rPr>
-        <w:t>1.8 Обоснование выбранного подхода</w:t>
+        <w:rPr>
+          <w:lang w:val="ru-RU"/>
+        </w:rPr>
+      </w:pPr>
+      <w:r>
+        <w:rPr>
+          <w:lang w:val="ru-RU"/>
+        </w:rPr>
+        <w:t xml:space="preserve">С точки зрения коммерческих инструментов разработки, библиотека </w:t>
+      </w:r>
+      <w:r>
+        <w:t>MATLAB</w:t>
+      </w:r>
+      <w:r>
+        <w:rPr>
+          <w:lang w:val="ru-RU"/>
+        </w:rPr>
+        <w:t xml:space="preserve"> </w:t>
+      </w:r>
+      <w:r>
+        <w:t>Communications</w:t>
+      </w:r>
+      <w:r>
+        <w:rPr>
+          <w:lang w:val="ru-RU"/>
+        </w:rPr>
+        <w:t xml:space="preserve"> </w:t>
+      </w:r>
+      <w:r>
+        <w:t>Toolbox</w:t>
+      </w:r>
+      <w:r>
+        <w:rPr>
+          <w:lang w:val="ru-RU"/>
+        </w:rPr>
+        <w:t xml:space="preserve"> [18] предоставляет готовый блок </w:t>
+      </w:r>
+      <w:r>
+        <w:t>Symbol</w:t>
+      </w:r>
+      <w:r>
+        <w:rPr>
+          <w:lang w:val="ru-RU"/>
+        </w:rPr>
+        <w:t xml:space="preserve"> </w:t>
+      </w:r>
+      <w:r>
+        <w:t>Synchronizer</w:t>
+      </w:r>
+      <w:r>
+        <w:rPr>
+          <w:lang w:val="ru-RU"/>
+        </w:rPr>
+        <w:t xml:space="preserve">, реализующий все рассмотренные в данной главе алгоритмы </w:t>
+      </w:r>
+      <w:r>
+        <w:t>TED</w:t>
+      </w:r>
+      <w:r>
+        <w:rPr>
+          <w:lang w:val="ru-RU"/>
+        </w:rPr>
+        <w:t xml:space="preserve"> и поддерживающий генерацию </w:t>
+      </w:r>
+      <w:r>
+        <w:t>HDL</w:t>
+      </w:r>
+      <w:r>
+        <w:rPr>
+          <w:lang w:val="ru-RU"/>
+        </w:rPr>
+        <w:t xml:space="preserve">-кода через </w:t>
+      </w:r>
+      <w:r>
+        <w:t>HDL</w:t>
+      </w:r>
+      <w:r>
+        <w:rPr>
+          <w:lang w:val="ru-RU"/>
+        </w:rPr>
+        <w:t xml:space="preserve"> </w:t>
+      </w:r>
+      <w:r>
+        <w:t>Coder</w:t>
+      </w:r>
+      <w:r>
+        <w:rPr>
+          <w:lang w:val="ru-RU"/>
+        </w:rPr>
+        <w:t xml:space="preserve">. Это означает, что в принципе существует путь полной автоматической генерации синтезируемого блока символьной синхронизации из </w:t>
+      </w:r>
+      <w:r>
+        <w:t>Simulink</w:t>
+      </w:r>
+      <w:r>
+        <w:rPr>
+          <w:lang w:val="ru-RU"/>
+        </w:rPr>
+        <w:t xml:space="preserve">-модели — без ручного написания </w:t>
+      </w:r>
+      <w:r>
+        <w:t>RTL</w:t>
+      </w:r>
+      <w:r>
+        <w:rPr>
+          <w:lang w:val="ru-RU"/>
+        </w:rPr>
+        <w:t xml:space="preserve">. Аналогичная функциональность присутствует в </w:t>
+      </w:r>
+      <w:r>
+        <w:t>open</w:t>
+      </w:r>
+      <w:r>
+        <w:rPr>
+          <w:lang w:val="ru-RU"/>
+        </w:rPr>
+        <w:t>-</w:t>
+      </w:r>
+      <w:r>
+        <w:t>source</w:t>
+      </w:r>
+      <w:r>
+        <w:rPr>
+          <w:lang w:val="ru-RU"/>
+        </w:rPr>
+        <w:t xml:space="preserve"> проекте </w:t>
+      </w:r>
+      <w:r>
+        <w:t>GNU</w:t>
+      </w:r>
+      <w:r>
+        <w:rPr>
+          <w:lang w:val="ru-RU"/>
+        </w:rPr>
+        <w:t xml:space="preserve"> </w:t>
+      </w:r>
+      <w:r>
+        <w:t>Radio</w:t>
+      </w:r>
+      <w:r>
+        <w:rPr>
+          <w:lang w:val="ru-RU"/>
+        </w:rPr>
+        <w:t xml:space="preserve"> в виде блоков `</w:t>
+      </w:r>
+      <w:r>
+        <w:t>Symbol</w:t>
+      </w:r>
+      <w:r>
+        <w:rPr>
+          <w:lang w:val="ru-RU"/>
+        </w:rPr>
+        <w:t xml:space="preserve"> </w:t>
+      </w:r>
+      <w:r>
+        <w:t>Sync</w:t>
+      </w:r>
+      <w:r>
+        <w:rPr>
+          <w:lang w:val="ru-RU"/>
+        </w:rPr>
+        <w:t>` и `</w:t>
+      </w:r>
+      <w:r>
+        <w:t>Polyphase</w:t>
+      </w:r>
+      <w:r>
+        <w:rPr>
+          <w:lang w:val="ru-RU"/>
+        </w:rPr>
+        <w:t xml:space="preserve"> </w:t>
+      </w:r>
+      <w:r>
+        <w:t>Clock</w:t>
+      </w:r>
+      <w:r>
+        <w:rPr>
+          <w:lang w:val="ru-RU"/>
+        </w:rPr>
+        <w:t xml:space="preserve"> </w:t>
+      </w:r>
+      <w:r>
+        <w:t>Sync</w:t>
+      </w:r>
+      <w:r>
+        <w:rPr>
+          <w:lang w:val="ru-RU"/>
+        </w:rPr>
+        <w:t>`, ориентированных на программную обработку на универсальном процессоре. Эти решения служат хорошей референсной базой для верификации собственной реализации.</w:t>
       </w:r>
     </w:p>
     <w:p>
@@ -11739,10 +10631,19 @@
         <w:rPr>
           <w:lang w:val="ru-RU"/>
         </w:rPr>
-        <w:t xml:space="preserve">На основании проведённого в настоящей главе обзора алгоритмов символьной синхронизации, методов интерполяции и анализа существующих решений для платформы </w:t>
-      </w:r>
-      <w:r>
-        <w:t>Xilinx</w:t>
+        <w:t xml:space="preserve">Сводный анализ существующих решений показывает, что в подавляющем большинстве случаев в </w:t>
+      </w:r>
+      <w:r>
+        <w:t>FPGA</w:t>
+      </w:r>
+      <w:r>
+        <w:rPr>
+          <w:lang w:val="ru-RU"/>
+        </w:rPr>
+        <w:t>-реализациях используется именно связка «</w:t>
+      </w:r>
+      <w:r>
+        <w:t>Gardner</w:t>
       </w:r>
       <w:r>
         <w:rPr>
@@ -11751,16 +10652,16 @@
         <w:t xml:space="preserve"> </w:t>
       </w:r>
       <w:r>
-        <w:t>Zynq</w:t>
-      </w:r>
-      <w:r>
-        <w:rPr>
-          <w:lang w:val="ru-RU"/>
-        </w:rPr>
-        <w:t xml:space="preserve">-7000 + </w:t>
-      </w:r>
-      <w:r>
-        <w:t>Analog</w:t>
+        <w:t>TED</w:t>
+      </w:r>
+      <w:r>
+        <w:rPr>
+          <w:lang w:val="ru-RU"/>
+        </w:rPr>
+        <w:t xml:space="preserve"> + Фарроу-интерполятор + </w:t>
+      </w:r>
+      <w:r>
+        <w:t>PI</w:t>
       </w:r>
       <w:r>
         <w:rPr>
@@ -11769,7 +10670,7 @@
         <w:t xml:space="preserve"> </w:t>
       </w:r>
       <w:r>
-        <w:t>Devices</w:t>
+        <w:t>loop</w:t>
       </w:r>
       <w:r>
         <w:rPr>
@@ -11778,17 +10679,161 @@
         <w:t xml:space="preserve"> </w:t>
       </w:r>
       <w:r>
-        <w:t>AD</w:t>
-      </w:r>
-      <w:r>
-        <w:rPr>
-          <w:lang w:val="ru-RU"/>
-        </w:rPr>
-        <w:t>9361, в данной работе выбран следующий комплекс решений:</w:t>
+        <w:t>filter</w:t>
+      </w:r>
+      <w:r>
+        <w:rPr>
+          <w:lang w:val="ru-RU"/>
+        </w:rPr>
+        <w:t>», варьируются лишь степень полинома Фарроу (параболический или кубический), параметры петли (</w:t>
+      </w:r>
+      <w:r>
+        <w:t>B</w:t>
+      </w:r>
+      <w:r>
+        <w:rPr>
+          <w:lang w:val="ru-RU"/>
+        </w:rPr>
+        <w:t>_</w:t>
+      </w:r>
+      <w:r>
+        <w:t>n</w:t>
+      </w:r>
+      <w:r>
+        <w:rPr>
+          <w:lang w:val="ru-RU"/>
+        </w:rPr>
+        <w:t>·</w:t>
+      </w:r>
+      <w:r>
+        <w:t>T</w:t>
+      </w:r>
+      <w:r>
+        <w:rPr>
+          <w:lang w:val="ru-RU"/>
+        </w:rPr>
+        <w:t xml:space="preserve">, </w:t>
+      </w:r>
+      <w:r>
+        <w:t>ζ</w:t>
+      </w:r>
+      <w:r>
+        <w:rPr>
+          <w:lang w:val="ru-RU"/>
+        </w:rPr>
+        <w:t xml:space="preserve">) и способ реализации (ручной </w:t>
+      </w:r>
+      <w:r>
+        <w:t>HDL</w:t>
+      </w:r>
+      <w:r>
+        <w:rPr>
+          <w:lang w:val="ru-RU"/>
+        </w:rPr>
+        <w:t xml:space="preserve"> или </w:t>
+      </w:r>
+      <w:r>
+        <w:t>HDL</w:t>
+      </w:r>
+      <w:r>
+        <w:rPr>
+          <w:lang w:val="ru-RU"/>
+        </w:rPr>
+        <w:t xml:space="preserve"> </w:t>
+      </w:r>
+      <w:r>
+        <w:t>Coder</w:t>
+      </w:r>
+      <w:r>
+        <w:rPr>
+          <w:lang w:val="ru-RU"/>
+        </w:rPr>
+        <w:t>). Это полностью соответствует выбору, сделанному в данной работе, и подтверждает его обоснованность.</w:t>
       </w:r>
     </w:p>
     <w:p>
       <w:pPr>
+        <w:pStyle w:val="21"/>
+        <w:rPr>
+          <w:rFonts w:ascii="Times New Roman" w:hAnsi="Times New Roman" w:cs="Times New Roman"/>
+          <w:lang w:val="ru-RU"/>
+        </w:rPr>
+      </w:pPr>
+      <w:r>
+        <w:rPr>
+          <w:rFonts w:ascii="Times New Roman" w:hAnsi="Times New Roman" w:cs="Times New Roman"/>
+          <w:lang w:val="ru-RU"/>
+        </w:rPr>
+        <w:t>1.8 Обоснование выбранного подхода</w:t>
+      </w:r>
+    </w:p>
+    <w:p>
+      <w:pPr>
+        <w:rPr>
+          <w:lang w:val="ru-RU"/>
+        </w:rPr>
+      </w:pPr>
+      <w:r>
+        <w:rPr>
+          <w:lang w:val="ru-RU"/>
+        </w:rPr>
+        <w:t xml:space="preserve">На основании проведённого в настоящей главе обзора алгоритмов символьной синхронизации, методов интерполяции и анализа существующих </w:t>
+      </w:r>
+      <w:r>
+        <w:rPr>
+          <w:lang w:val="ru-RU"/>
+        </w:rPr>
+        <w:lastRenderedPageBreak/>
+        <w:t xml:space="preserve">решений для платформы </w:t>
+      </w:r>
+      <w:r>
+        <w:t>Xilinx</w:t>
+      </w:r>
+      <w:r>
+        <w:rPr>
+          <w:lang w:val="ru-RU"/>
+        </w:rPr>
+        <w:t xml:space="preserve"> </w:t>
+      </w:r>
+      <w:r>
+        <w:t>Zynq</w:t>
+      </w:r>
+      <w:r>
+        <w:rPr>
+          <w:lang w:val="ru-RU"/>
+        </w:rPr>
+        <w:t xml:space="preserve">-7000 + </w:t>
+      </w:r>
+      <w:r>
+        <w:t>Analog</w:t>
+      </w:r>
+      <w:r>
+        <w:rPr>
+          <w:lang w:val="ru-RU"/>
+        </w:rPr>
+        <w:t xml:space="preserve"> </w:t>
+      </w:r>
+      <w:r>
+        <w:t>Devices</w:t>
+      </w:r>
+      <w:r>
+        <w:rPr>
+          <w:lang w:val="ru-RU"/>
+        </w:rPr>
+        <w:t xml:space="preserve"> </w:t>
+      </w:r>
+      <w:r>
+        <w:t>AD</w:t>
+      </w:r>
+      <w:r>
+        <w:rPr>
+          <w:lang w:val="ru-RU"/>
+        </w:rPr>
+        <w:t>9361, в данной работе выбран следующий комплекс решений:</w:t>
+      </w:r>
+    </w:p>
+    <w:p>
+      <w:pPr>
         <w:pStyle w:val="a0"/>
         <w:ind w:left="709" w:firstLine="0"/>
         <w:rPr>
@@ -11817,21 +10862,7 @@
         <w:rPr>
           <w:lang w:val="ru-RU"/>
         </w:rPr>
-        <w:t xml:space="preserve">. Обоснование: алгоритм является </w:t>
-      </w:r>
-      <w:proofErr w:type="spellStart"/>
-      <w:r>
-        <w:rPr>
-          <w:lang w:val="ru-RU"/>
-        </w:rPr>
-        <w:t>недирективным</w:t>
-      </w:r>
-      <w:proofErr w:type="spellEnd"/>
-      <w:r>
-        <w:rPr>
-          <w:lang w:val="ru-RU"/>
-        </w:rPr>
-        <w:t xml:space="preserve"> (</w:t>
+        <w:t>. Обоснование: алгоритм является недирективным (</w:t>
       </w:r>
       <w:r>
         <w:t>NDA</w:t>
@@ -11882,24 +10913,10 @@
         <w:rPr>
           <w:lang w:val="ru-RU"/>
         </w:rPr>
-        <w:t xml:space="preserve">Тип интерполятора — кубический фильтр </w:t>
-      </w:r>
-      <w:proofErr w:type="spellStart"/>
-      <w:r>
-        <w:rPr>
-          <w:lang w:val="ru-RU"/>
-        </w:rPr>
-        <w:t>Фарроу</w:t>
-      </w:r>
-      <w:proofErr w:type="spellEnd"/>
-      <w:r>
-        <w:rPr>
-          <w:lang w:val="ru-RU"/>
-        </w:rPr>
-        <w:t xml:space="preserve"> (</w:t>
-      </w:r>
-      <w:r>
-        <w:t>Cubic</w:t>
+        <w:t>Тип интерполятора — кусочно-параболический фильтр Фарроу (</w:t>
+      </w:r>
+      <w:r>
+        <w:t>Piecewise</w:t>
       </w:r>
       <w:r>
         <w:rPr>
@@ -11908,33 +10925,22 @@
         <w:t xml:space="preserve"> </w:t>
       </w:r>
       <w:r>
-        <w:t>Lagrange</w:t>
-      </w:r>
-      <w:r>
-        <w:rPr>
-          <w:lang w:val="ru-RU"/>
-        </w:rPr>
-        <w:t xml:space="preserve"> </w:t>
-      </w:r>
-      <w:r>
-        <w:t>Farrow</w:t>
-      </w:r>
-      <w:r>
-        <w:rPr>
-          <w:lang w:val="ru-RU"/>
-        </w:rPr>
-        <w:t xml:space="preserve">). Обоснование: обеспечивает высокую точность аппроксимации идеального </w:t>
-      </w:r>
-      <w:proofErr w:type="spellStart"/>
-      <w:r>
-        <w:t>sinc</w:t>
-      </w:r>
-      <w:proofErr w:type="spellEnd"/>
-      <w:r>
-        <w:rPr>
-          <w:lang w:val="ru-RU"/>
-        </w:rPr>
-        <w:t xml:space="preserve">-интерполятора, достаточную не только для </w:t>
+        <w:t>Parabolic</w:t>
+      </w:r>
+      <w:r>
+        <w:rPr>
+          <w:lang w:val="ru-RU"/>
+        </w:rPr>
+        <w:t xml:space="preserve">) с коэффициентом </w:t>
+      </w:r>
+      <w:r>
+        <w:t>α</w:t>
+      </w:r>
+      <w:r>
+        <w:rPr>
+          <w:lang w:val="ru-RU"/>
+        </w:rPr>
+        <w:t xml:space="preserve"> = 0,5. Обоснование: точности параболической схемы с большим запасом достаточно для целевой модуляции </w:t>
       </w:r>
       <w:r>
         <w:t>QPSK</w:t>
@@ -11943,7 +10949,70 @@
         <w:rPr>
           <w:lang w:val="ru-RU"/>
         </w:rPr>
-        <w:t xml:space="preserve">, но и для перехода на </w:t>
+        <w:t xml:space="preserve"> и возможного расширения до 8-</w:t>
+      </w:r>
+      <w:r>
+        <w:t>PSK</w:t>
+      </w:r>
+      <w:r>
+        <w:rPr>
+          <w:lang w:val="ru-RU"/>
+        </w:rPr>
+        <w:t xml:space="preserve">; аппаратная стоимость минимальна — 2 умножителя на схеме Горнера на канал </w:t>
+      </w:r>
+      <w:r>
+        <w:t>I</w:t>
+      </w:r>
+      <w:r>
+        <w:rPr>
+          <w:lang w:val="ru-RU"/>
+        </w:rPr>
+        <w:t>/</w:t>
+      </w:r>
+      <w:r>
+        <w:t>Q</w:t>
+      </w:r>
+      <w:r>
+        <w:rPr>
+          <w:lang w:val="ru-RU"/>
+        </w:rPr>
+        <w:t xml:space="preserve">, причём сами субфильтры реализуются на сдвиговой логике без участия </w:t>
+      </w:r>
+      <w:r>
+        <w:t>DSP</w:t>
+      </w:r>
+      <w:r>
+        <w:rPr>
+          <w:lang w:val="ru-RU"/>
+        </w:rPr>
+        <w:t xml:space="preserve">48-блоков; коэффициенты субфильтров фиксированы, параметр дробной задержки </w:t>
+      </w:r>
+      <w:r>
+        <w:t>μ</w:t>
+      </w:r>
+      <w:r>
+        <w:rPr>
+          <w:lang w:val="ru-RU"/>
+        </w:rPr>
+        <w:t xml:space="preserve"> поступает напрямую от </w:t>
+      </w:r>
+      <w:r>
+        <w:t>NCO</w:t>
+      </w:r>
+      <w:r>
+        <w:rPr>
+          <w:lang w:val="ru-RU"/>
+        </w:rPr>
+        <w:t xml:space="preserve"> и не требует пересчёта; структура одинаково эффективно работает при любой целевой передискретизации, начиная от минимальной </w:t>
+      </w:r>
+      <w:r>
+        <w:t>sps</w:t>
+      </w:r>
+      <w:r>
+        <w:rPr>
+          <w:lang w:val="ru-RU"/>
+        </w:rPr>
+        <w:t xml:space="preserve"> = 2. Кубический Фарроу остаётся резервным вариантом на случай перехода к модуляциям высокого порядка (</w:t>
       </w:r>
       <w:r>
         <w:t>QAM</w:t>
@@ -11952,82 +11021,7 @@
         <w:rPr>
           <w:lang w:val="ru-RU"/>
         </w:rPr>
-        <w:t xml:space="preserve">-модуляции более высокого порядка; имеет фиксированные коэффициенты </w:t>
-      </w:r>
-      <w:proofErr w:type="spellStart"/>
-      <w:r>
-        <w:rPr>
-          <w:lang w:val="ru-RU"/>
-        </w:rPr>
-        <w:t>субфильтров</w:t>
-      </w:r>
-      <w:proofErr w:type="spellEnd"/>
-      <w:r>
-        <w:rPr>
-          <w:lang w:val="ru-RU"/>
-        </w:rPr>
-        <w:t xml:space="preserve">, что позволяет эффективно реализовать его на </w:t>
-      </w:r>
-      <w:r>
-        <w:t>FPGA</w:t>
-      </w:r>
-      <w:r>
-        <w:rPr>
-          <w:lang w:val="ru-RU"/>
-        </w:rPr>
-        <w:t xml:space="preserve"> с использованием небольшого числа </w:t>
-      </w:r>
-      <w:r>
-        <w:t>DSP</w:t>
-      </w:r>
-      <w:r>
-        <w:rPr>
-          <w:lang w:val="ru-RU"/>
-        </w:rPr>
-        <w:t>48-</w:t>
-      </w:r>
-      <w:r>
-        <w:rPr>
-          <w:lang w:val="ru-RU"/>
-        </w:rPr>
-        <w:lastRenderedPageBreak/>
-        <w:t xml:space="preserve">блоков (3 умножителя на схеме Горнера на канал </w:t>
-      </w:r>
-      <w:r>
-        <w:t>I</w:t>
-      </w:r>
-      <w:r>
-        <w:rPr>
-          <w:lang w:val="ru-RU"/>
-        </w:rPr>
-        <w:t>/</w:t>
-      </w:r>
-      <w:r>
-        <w:t>Q</w:t>
-      </w:r>
-      <w:r>
-        <w:rPr>
-          <w:lang w:val="ru-RU"/>
-        </w:rPr>
-        <w:t xml:space="preserve">); параметр дробной задержки </w:t>
-      </w:r>
-      <w:r>
-        <w:t>μ</w:t>
-      </w:r>
-      <w:r>
-        <w:rPr>
-          <w:lang w:val="ru-RU"/>
-        </w:rPr>
-        <w:t xml:space="preserve"> поступает напрямую от </w:t>
-      </w:r>
-      <w:r>
-        <w:t>NCO</w:t>
-      </w:r>
-      <w:r>
-        <w:rPr>
-          <w:lang w:val="ru-RU"/>
-        </w:rPr>
-        <w:t xml:space="preserve"> и не требует пересчёта коэффициентов.</w:t>
+        <w:t>-16 и выше), где требования к точности интерполяции выше.</w:t>
       </w:r>
     </w:p>
     <w:p>
@@ -12087,7 +11081,14 @@
         <w:rPr>
           <w:lang w:val="ru-RU"/>
         </w:rPr>
-        <w:t xml:space="preserve"> через нормированную шумовую полосу </w:t>
+        <w:t xml:space="preserve"> через </w:t>
+      </w:r>
+      <w:r>
+        <w:rPr>
+          <w:lang w:val="ru-RU"/>
+        </w:rPr>
+        <w:lastRenderedPageBreak/>
+        <w:t xml:space="preserve">нормированную шумовую полосу </w:t>
       </w:r>
       <w:r>
         <w:t>B</w:t>
@@ -12287,11 +11288,9 @@
         </w:rPr>
         <w:t xml:space="preserve">-7000 в составе </w:t>
       </w:r>
-      <w:proofErr w:type="spellStart"/>
       <w:r>
         <w:t>SoM</w:t>
       </w:r>
-      <w:proofErr w:type="spellEnd"/>
       <w:r>
         <w:rPr>
           <w:lang w:val="ru-RU"/>
@@ -12423,14 +11422,7 @@
         <w:rPr>
           <w:lang w:val="ru-RU"/>
         </w:rPr>
-        <w:t xml:space="preserve">-блоков символьной синхронизации [7, 8] и обеспечивает </w:t>
-      </w:r>
-      <w:r>
-        <w:rPr>
-          <w:lang w:val="ru-RU"/>
-        </w:rPr>
-        <w:lastRenderedPageBreak/>
-        <w:t xml:space="preserve">баланс между сложностью реализации, точностью работы и универсальностью получаемого решения. Следующая глава посвящена моделированию выбранной архитектуры в среде </w:t>
+        <w:t xml:space="preserve">-блоков символьной синхронизации [7, 8] и обеспечивает баланс между сложностью реализации, точностью работы и универсальностью получаемого решения. Следующая глава посвящена моделированию выбранной архитектуры в среде </w:t>
       </w:r>
       <w:r>
         <w:t>MATLAB</w:t>
@@ -12458,19 +11450,11 @@
           <w:rFonts w:ascii="Times New Roman" w:hAnsi="Times New Roman" w:cs="Times New Roman"/>
         </w:rPr>
       </w:pPr>
-      <w:proofErr w:type="spellStart"/>
       <w:r>
         <w:rPr>
           <w:rFonts w:ascii="Times New Roman" w:hAnsi="Times New Roman" w:cs="Times New Roman"/>
         </w:rPr>
-        <w:t>Список</w:t>
-      </w:r>
-      <w:proofErr w:type="spellEnd"/>
-      <w:r>
-        <w:rPr>
-          <w:rFonts w:ascii="Times New Roman" w:hAnsi="Times New Roman" w:cs="Times New Roman"/>
-        </w:rPr>
-        <w:t xml:space="preserve"> </w:t>
+        <w:t xml:space="preserve">Список </w:t>
       </w:r>
       <w:r>
         <w:rPr>
@@ -12493,6 +11477,7 @@
     </w:p>
     <w:p>
       <w:r>
+        <w:lastRenderedPageBreak/>
         <w:t>[2] Gardner F.M. A BPSK/QPSK Timing-Error Detector for Sampled Receivers // IEEE Transactions on Communications. — 1986. — Vol. 34, № 5. — P. 423–429.</w:t>
       </w:r>
     </w:p>
@@ -12575,7 +11560,6 @@
         <w:rPr>
           <w:lang w:val="ru-RU"/>
         </w:rPr>
-        <w:lastRenderedPageBreak/>
         <w:t xml:space="preserve">[11] Горбунов И.Н. и др. Особенности построения платформы для тестирования оптимальных сигналов на основе </w:t>
       </w:r>
       <w:r>
@@ -12640,6 +11624,7 @@
     </w:p>
     <w:p>
       <w:r>
+        <w:lastRenderedPageBreak/>
         <w:t>[17] HDL Reference Designs. — Analog Devices Wiki. — URL: https://wiki.analog.com/resources/fpga/docs/hdl</w:t>
       </w:r>
     </w:p>
@@ -13479,7 +12464,6 @@
   <w:style w:type="character" w:default="1" w:styleId="a2">
     <w:name w:val="Default Paragraph Font"/>
     <w:uiPriority w:val="1"/>
-    <w:semiHidden/>
     <w:unhideWhenUsed/>
   </w:style>
   <w:style w:type="table" w:default="1" w:styleId="a3">
